--- a/Week01/Week01_BaoCaoNhom (2).docx
+++ b/Week01/Week01_BaoCaoNhom (2).docx
@@ -1,6 +1,6 @@
 
 <file path=word/document.xml><?xml version="1.0" encoding="utf-8"?>
-<w:document xmlns:wpc="http://schemas.microsoft.com/office/word/2010/wordprocessingCanvas" xmlns:mc="http://schemas.openxmlformats.org/markup-compatibility/2006" xmlns:o="urn:schemas-microsoft-com:office:office" xmlns:r="http://schemas.openxmlformats.org/officeDocument/2006/relationships" xmlns:m="http://schemas.openxmlformats.org/officeDocument/2006/math" xmlns:v="urn:schemas-microsoft-com:vml" xmlns:wp14="http://schemas.microsoft.com/office/word/2010/wordprocessingDrawing" xmlns:wp="http://schemas.openxmlformats.org/drawingml/2006/wordprocessingDrawing" xmlns:w10="urn:schemas-microsoft-com:office:word" xmlns:w="http://schemas.openxmlformats.org/wordprocessingml/2006/main" xmlns:w14="http://schemas.microsoft.com/office/word/2010/wordml" xmlns:w15="http://schemas.microsoft.com/office/word/2012/wordml" xmlns:wpg="http://schemas.microsoft.com/office/word/2010/wordprocessingGroup" xmlns:wpi="http://schemas.microsoft.com/office/word/2010/wordprocessingInk" xmlns:wne="http://schemas.microsoft.com/office/word/2006/wordml" xmlns:wps="http://schemas.microsoft.com/office/word/2010/wordprocessingShape" xmlns:cx="http://schemas.microsoft.com/office/drawing/2014/chartex" xmlns:cx1="http://schemas.microsoft.com/office/drawing/2015/9/8/chartex" xmlns:cx2="http://schemas.microsoft.com/office/drawing/2015/10/21/chartex" xmlns:cx3="http://schemas.microsoft.com/office/drawing/2016/5/9/chartex" xmlns:cx4="http://schemas.microsoft.com/office/drawing/2016/5/10/chartex" xmlns:cx5="http://schemas.microsoft.com/office/drawing/2016/5/11/chartex" xmlns:cx6="http://schemas.microsoft.com/office/drawing/2016/5/12/chartex" xmlns:cx7="http://schemas.microsoft.com/office/drawing/2016/5/13/chartex" xmlns:cx8="http://schemas.microsoft.com/office/drawing/2016/5/14/chartex" xmlns:aink="http://schemas.microsoft.com/office/drawing/2016/ink" xmlns:am3d="http://schemas.microsoft.com/office/drawing/2017/model3d" xmlns:w16cex="http://schemas.microsoft.com/office/word/2018/wordml/cex" xmlns:w16cid="http://schemas.microsoft.com/office/word/2016/wordml/cid" xmlns:w16="http://schemas.microsoft.com/office/word/2018/wordml" xmlns:w16sdtdh="http://schemas.microsoft.com/office/word/2020/wordml/sdtdatahash" xmlns:w16se="http://schemas.microsoft.com/office/word/2015/wordml/symex" mc:Ignorable="w14 w15 wp14">
+<w:document xmlns:wpc="http://schemas.microsoft.com/office/word/2010/wordprocessingCanvas" xmlns:mc="http://schemas.openxmlformats.org/markup-compatibility/2006" xmlns:o="urn:schemas-microsoft-com:office:office" xmlns:r="http://schemas.openxmlformats.org/officeDocument/2006/relationships" xmlns:m="http://schemas.openxmlformats.org/officeDocument/2006/math" xmlns:v="urn:schemas-microsoft-com:vml" xmlns:wp14="http://schemas.microsoft.com/office/word/2010/wordprocessingDrawing" xmlns:wp="http://schemas.openxmlformats.org/drawingml/2006/wordprocessingDrawing" xmlns:w="http://schemas.openxmlformats.org/wordprocessingml/2006/main" xmlns:w14="http://schemas.microsoft.com/office/word/2010/wordml" xmlns:w10="urn:schemas-microsoft-com:office:word" xmlns:w15="http://schemas.microsoft.com/office/word/2012/wordml" xmlns:wpg="http://schemas.microsoft.com/office/word/2010/wordprocessingGroup" xmlns:wpi="http://schemas.microsoft.com/office/word/2010/wordprocessingInk" xmlns:wne="http://schemas.microsoft.com/office/word/2006/wordml" xmlns:wps="http://schemas.microsoft.com/office/word/2010/wordprocessingShape" xmlns:wpsCustomData="http://www.wps.cn/officeDocument/2013/wpsCustomData" mc:Ignorable="w14 w15 wp14">
   <w:body>
     <w:p>
       <w:pPr>
@@ -98,35 +98,59 @@
       </w:r>
     </w:p>
     <w:tbl>
+      <w:tblPr>
+        <w:tblStyle w:val="9"/>
+        <w:tblW w:w="9648" w:type="dxa"/>
+        <w:jc w:val="center"/>
+        <w:tblBorders>
+          <w:top w:val="single" w:color="CBD5DB" w:sz="6" w:space="0"/>
+          <w:left w:val="single" w:color="CBD5DB" w:sz="6" w:space="0"/>
+          <w:bottom w:val="single" w:color="CBD5DB" w:sz="6" w:space="0"/>
+          <w:right w:val="single" w:color="CBD5DB" w:sz="6" w:space="0"/>
+          <w:insideH w:val="single" w:color="CBD5DB" w:sz="6" w:space="0"/>
+          <w:insideV w:val="single" w:color="CBD5DB" w:sz="6" w:space="0"/>
+        </w:tblBorders>
+        <w:tblLayout w:type="fixed"/>
+        <w:tblCellMar>
+          <w:top w:w="0" w:type="dxa"/>
+          <w:left w:w="10" w:type="dxa"/>
+          <w:bottom w:w="0" w:type="dxa"/>
+          <w:right w:w="10" w:type="dxa"/>
+        </w:tblCellMar>
+      </w:tblPr>
       <w:tblGrid>
         <w:gridCol w:w="2592"/>
         <w:gridCol w:w="7056"/>
       </w:tblGrid>
-      <w:tblPr>
-        <w:tblW w:type="dxa" w:w="9648"/>
-        <w:tblLayout w:type="fixed"/>
-        <w:tblLook w:firstColumn="1" w:firstRow="1" w:lastColumn="0" w:lastRow="0" w:noHBand="0" w:noVBand="1" w:val="04A0"/>
-        <w:jc w:val="center"/>
-        <w:tblBorders>
-          <w:top w:val="single" w:sz="6" w:space="0" w:color="CBD5DB"/>
-          <w:left w:val="single" w:sz="6" w:space="0" w:color="CBD5DB"/>
-          <w:bottom w:val="single" w:sz="6" w:space="0" w:color="CBD5DB"/>
-          <w:right w:val="single" w:sz="6" w:space="0" w:color="CBD5DB"/>
-          <w:insideH w:val="single" w:sz="6" w:space="0" w:color="CBD5DB"/>
-          <w:insideV w:val="single" w:sz="6" w:space="0" w:color="CBD5DB"/>
-        </w:tblBorders>
-      </w:tblPr>
       <w:tr>
-        <w:tc>
-          <w:tcPr>
-            <w:tcW w:type="dxa" w:w="2592"/>
-            <w:vAlign w:val="center"/>
-          </w:tcPr>
-          <w:p>
-            <w:pPr>
-              <w:spacing w:after="0"/>
-            </w:pPr>
-            <w:r/>
+        <w:tblPrEx>
+          <w:tblBorders>
+            <w:top w:val="single" w:color="CBD5DB" w:sz="6" w:space="0"/>
+            <w:left w:val="single" w:color="CBD5DB" w:sz="6" w:space="0"/>
+            <w:bottom w:val="single" w:color="CBD5DB" w:sz="6" w:space="0"/>
+            <w:right w:val="single" w:color="CBD5DB" w:sz="6" w:space="0"/>
+            <w:insideH w:val="single" w:color="CBD5DB" w:sz="6" w:space="0"/>
+            <w:insideV w:val="single" w:color="CBD5DB" w:sz="6" w:space="0"/>
+          </w:tblBorders>
+          <w:tblCellMar>
+            <w:top w:w="0" w:type="dxa"/>
+            <w:left w:w="10" w:type="dxa"/>
+            <w:bottom w:w="0" w:type="dxa"/>
+            <w:right w:w="10" w:type="dxa"/>
+          </w:tblCellMar>
+        </w:tblPrEx>
+        <w:trPr>
+          <w:jc w:val="center"/>
+        </w:trPr>
+        <w:tc>
+          <w:tcPr>
+            <w:tcW w:w="2592" w:type="dxa"/>
+            <w:vAlign w:val="center"/>
+          </w:tcPr>
+          <w:p>
+            <w:pPr>
+              <w:spacing w:after="0"/>
+            </w:pPr>
             <w:r>
               <w:rPr>
                 <w:rFonts w:ascii="Times New Roman" w:hAnsi="Times New Roman"/>
@@ -139,14 +163,13 @@
         </w:tc>
         <w:tc>
           <w:tcPr>
-            <w:tcW w:type="dxa" w:w="7056"/>
-            <w:vAlign w:val="center"/>
-          </w:tcPr>
-          <w:p>
-            <w:pPr>
-              <w:spacing w:after="0"/>
-            </w:pPr>
-            <w:r/>
+            <w:tcW w:w="7056" w:type="dxa"/>
+            <w:vAlign w:val="center"/>
+          </w:tcPr>
+          <w:p>
+            <w:pPr>
+              <w:spacing w:after="0"/>
+            </w:pPr>
             <w:r>
               <w:rPr>
                 <w:rFonts w:ascii="Times New Roman" w:hAnsi="Times New Roman"/>
@@ -159,16 +182,34 @@
         </w:tc>
       </w:tr>
       <w:tr>
-        <w:tc>
-          <w:tcPr>
-            <w:tcW w:type="dxa" w:w="2592"/>
-            <w:vAlign w:val="center"/>
-          </w:tcPr>
-          <w:p>
-            <w:pPr>
-              <w:spacing w:after="0"/>
-            </w:pPr>
-            <w:r/>
+        <w:tblPrEx>
+          <w:tblBorders>
+            <w:top w:val="single" w:color="CBD5DB" w:sz="6" w:space="0"/>
+            <w:left w:val="single" w:color="CBD5DB" w:sz="6" w:space="0"/>
+            <w:bottom w:val="single" w:color="CBD5DB" w:sz="6" w:space="0"/>
+            <w:right w:val="single" w:color="CBD5DB" w:sz="6" w:space="0"/>
+            <w:insideH w:val="single" w:color="CBD5DB" w:sz="6" w:space="0"/>
+            <w:insideV w:val="single" w:color="CBD5DB" w:sz="6" w:space="0"/>
+          </w:tblBorders>
+          <w:tblCellMar>
+            <w:top w:w="0" w:type="dxa"/>
+            <w:left w:w="10" w:type="dxa"/>
+            <w:bottom w:w="0" w:type="dxa"/>
+            <w:right w:w="10" w:type="dxa"/>
+          </w:tblCellMar>
+        </w:tblPrEx>
+        <w:trPr>
+          <w:jc w:val="center"/>
+        </w:trPr>
+        <w:tc>
+          <w:tcPr>
+            <w:tcW w:w="2592" w:type="dxa"/>
+            <w:vAlign w:val="center"/>
+          </w:tcPr>
+          <w:p>
+            <w:pPr>
+              <w:spacing w:after="0"/>
+            </w:pPr>
             <w:r>
               <w:rPr>
                 <w:rFonts w:ascii="Times New Roman" w:hAnsi="Times New Roman"/>
@@ -181,14 +222,13 @@
         </w:tc>
         <w:tc>
           <w:tcPr>
-            <w:tcW w:type="dxa" w:w="7056"/>
-            <w:vAlign w:val="center"/>
-          </w:tcPr>
-          <w:p>
-            <w:pPr>
-              <w:spacing w:after="0"/>
-            </w:pPr>
-            <w:r/>
+            <w:tcW w:w="7056" w:type="dxa"/>
+            <w:vAlign w:val="center"/>
+          </w:tcPr>
+          <w:p>
+            <w:pPr>
+              <w:spacing w:after="0"/>
+            </w:pPr>
             <w:r>
               <w:rPr>
                 <w:rFonts w:ascii="Times New Roman" w:hAnsi="Times New Roman"/>
@@ -201,16 +241,34 @@
         </w:tc>
       </w:tr>
       <w:tr>
-        <w:tc>
-          <w:tcPr>
-            <w:tcW w:type="dxa" w:w="2592"/>
-            <w:vAlign w:val="center"/>
-          </w:tcPr>
-          <w:p>
-            <w:pPr>
-              <w:spacing w:after="0"/>
-            </w:pPr>
-            <w:r/>
+        <w:tblPrEx>
+          <w:tblBorders>
+            <w:top w:val="single" w:color="CBD5DB" w:sz="6" w:space="0"/>
+            <w:left w:val="single" w:color="CBD5DB" w:sz="6" w:space="0"/>
+            <w:bottom w:val="single" w:color="CBD5DB" w:sz="6" w:space="0"/>
+            <w:right w:val="single" w:color="CBD5DB" w:sz="6" w:space="0"/>
+            <w:insideH w:val="single" w:color="CBD5DB" w:sz="6" w:space="0"/>
+            <w:insideV w:val="single" w:color="CBD5DB" w:sz="6" w:space="0"/>
+          </w:tblBorders>
+          <w:tblCellMar>
+            <w:top w:w="0" w:type="dxa"/>
+            <w:left w:w="10" w:type="dxa"/>
+            <w:bottom w:w="0" w:type="dxa"/>
+            <w:right w:w="10" w:type="dxa"/>
+          </w:tblCellMar>
+        </w:tblPrEx>
+        <w:trPr>
+          <w:jc w:val="center"/>
+        </w:trPr>
+        <w:tc>
+          <w:tcPr>
+            <w:tcW w:w="2592" w:type="dxa"/>
+            <w:vAlign w:val="center"/>
+          </w:tcPr>
+          <w:p>
+            <w:pPr>
+              <w:spacing w:after="0"/>
+            </w:pPr>
             <w:r>
               <w:rPr>
                 <w:rFonts w:ascii="Times New Roman" w:hAnsi="Times New Roman"/>
@@ -223,14 +281,13 @@
         </w:tc>
         <w:tc>
           <w:tcPr>
-            <w:tcW w:type="dxa" w:w="7056"/>
-            <w:vAlign w:val="center"/>
-          </w:tcPr>
-          <w:p>
-            <w:pPr>
-              <w:spacing w:after="0"/>
-            </w:pPr>
-            <w:r/>
+            <w:tcW w:w="7056" w:type="dxa"/>
+            <w:vAlign w:val="center"/>
+          </w:tcPr>
+          <w:p>
+            <w:pPr>
+              <w:spacing w:after="0"/>
+            </w:pPr>
             <w:r>
               <w:rPr>
                 <w:rFonts w:ascii="Times New Roman" w:hAnsi="Times New Roman"/>
@@ -243,16 +300,34 @@
         </w:tc>
       </w:tr>
       <w:tr>
-        <w:tc>
-          <w:tcPr>
-            <w:tcW w:type="dxa" w:w="2592"/>
-            <w:vAlign w:val="center"/>
-          </w:tcPr>
-          <w:p>
-            <w:pPr>
-              <w:spacing w:after="0"/>
-            </w:pPr>
-            <w:r/>
+        <w:tblPrEx>
+          <w:tblBorders>
+            <w:top w:val="single" w:color="CBD5DB" w:sz="6" w:space="0"/>
+            <w:left w:val="single" w:color="CBD5DB" w:sz="6" w:space="0"/>
+            <w:bottom w:val="single" w:color="CBD5DB" w:sz="6" w:space="0"/>
+            <w:right w:val="single" w:color="CBD5DB" w:sz="6" w:space="0"/>
+            <w:insideH w:val="single" w:color="CBD5DB" w:sz="6" w:space="0"/>
+            <w:insideV w:val="single" w:color="CBD5DB" w:sz="6" w:space="0"/>
+          </w:tblBorders>
+          <w:tblCellMar>
+            <w:top w:w="0" w:type="dxa"/>
+            <w:left w:w="10" w:type="dxa"/>
+            <w:bottom w:w="0" w:type="dxa"/>
+            <w:right w:w="10" w:type="dxa"/>
+          </w:tblCellMar>
+        </w:tblPrEx>
+        <w:trPr>
+          <w:jc w:val="center"/>
+        </w:trPr>
+        <w:tc>
+          <w:tcPr>
+            <w:tcW w:w="2592" w:type="dxa"/>
+            <w:vAlign w:val="center"/>
+          </w:tcPr>
+          <w:p>
+            <w:pPr>
+              <w:spacing w:after="0"/>
+            </w:pPr>
             <w:r>
               <w:rPr>
                 <w:rFonts w:ascii="Times New Roman" w:hAnsi="Times New Roman"/>
@@ -265,14 +340,13 @@
         </w:tc>
         <w:tc>
           <w:tcPr>
-            <w:tcW w:type="dxa" w:w="7056"/>
-            <w:vAlign w:val="center"/>
-          </w:tcPr>
-          <w:p>
-            <w:pPr>
-              <w:spacing w:after="0"/>
-            </w:pPr>
-            <w:r/>
+            <w:tcW w:w="7056" w:type="dxa"/>
+            <w:vAlign w:val="center"/>
+          </w:tcPr>
+          <w:p>
+            <w:pPr>
+              <w:spacing w:after="0"/>
+            </w:pPr>
             <w:r>
               <w:rPr>
                 <w:rFonts w:ascii="Times New Roman" w:hAnsi="Times New Roman"/>
@@ -285,16 +359,34 @@
         </w:tc>
       </w:tr>
       <w:tr>
-        <w:tc>
-          <w:tcPr>
-            <w:tcW w:type="dxa" w:w="2592"/>
-            <w:vAlign w:val="center"/>
-          </w:tcPr>
-          <w:p>
-            <w:pPr>
-              <w:spacing w:after="0"/>
-            </w:pPr>
-            <w:r/>
+        <w:tblPrEx>
+          <w:tblBorders>
+            <w:top w:val="single" w:color="CBD5DB" w:sz="6" w:space="0"/>
+            <w:left w:val="single" w:color="CBD5DB" w:sz="6" w:space="0"/>
+            <w:bottom w:val="single" w:color="CBD5DB" w:sz="6" w:space="0"/>
+            <w:right w:val="single" w:color="CBD5DB" w:sz="6" w:space="0"/>
+            <w:insideH w:val="single" w:color="CBD5DB" w:sz="6" w:space="0"/>
+            <w:insideV w:val="single" w:color="CBD5DB" w:sz="6" w:space="0"/>
+          </w:tblBorders>
+          <w:tblCellMar>
+            <w:top w:w="0" w:type="dxa"/>
+            <w:left w:w="10" w:type="dxa"/>
+            <w:bottom w:w="0" w:type="dxa"/>
+            <w:right w:w="10" w:type="dxa"/>
+          </w:tblCellMar>
+        </w:tblPrEx>
+        <w:trPr>
+          <w:jc w:val="center"/>
+        </w:trPr>
+        <w:tc>
+          <w:tcPr>
+            <w:tcW w:w="2592" w:type="dxa"/>
+            <w:vAlign w:val="center"/>
+          </w:tcPr>
+          <w:p>
+            <w:pPr>
+              <w:spacing w:after="0"/>
+            </w:pPr>
             <w:r>
               <w:rPr>
                 <w:rFonts w:ascii="Times New Roman" w:hAnsi="Times New Roman"/>
@@ -307,14 +399,13 @@
         </w:tc>
         <w:tc>
           <w:tcPr>
-            <w:tcW w:type="dxa" w:w="7056"/>
-            <w:vAlign w:val="center"/>
-          </w:tcPr>
-          <w:p>
-            <w:pPr>
-              <w:spacing w:after="0"/>
-            </w:pPr>
-            <w:r/>
+            <w:tcW w:w="7056" w:type="dxa"/>
+            <w:vAlign w:val="center"/>
+          </w:tcPr>
+          <w:p>
+            <w:pPr>
+              <w:spacing w:after="0"/>
+            </w:pPr>
             <w:r>
               <w:rPr>
                 <w:rFonts w:ascii="Times New Roman" w:hAnsi="Times New Roman"/>
@@ -327,16 +418,34 @@
         </w:tc>
       </w:tr>
       <w:tr>
-        <w:tc>
-          <w:tcPr>
-            <w:tcW w:type="dxa" w:w="2592"/>
-            <w:vAlign w:val="center"/>
-          </w:tcPr>
-          <w:p>
-            <w:pPr>
-              <w:spacing w:after="0"/>
-            </w:pPr>
-            <w:r/>
+        <w:tblPrEx>
+          <w:tblBorders>
+            <w:top w:val="single" w:color="CBD5DB" w:sz="6" w:space="0"/>
+            <w:left w:val="single" w:color="CBD5DB" w:sz="6" w:space="0"/>
+            <w:bottom w:val="single" w:color="CBD5DB" w:sz="6" w:space="0"/>
+            <w:right w:val="single" w:color="CBD5DB" w:sz="6" w:space="0"/>
+            <w:insideH w:val="single" w:color="CBD5DB" w:sz="6" w:space="0"/>
+            <w:insideV w:val="single" w:color="CBD5DB" w:sz="6" w:space="0"/>
+          </w:tblBorders>
+          <w:tblCellMar>
+            <w:top w:w="0" w:type="dxa"/>
+            <w:left w:w="10" w:type="dxa"/>
+            <w:bottom w:w="0" w:type="dxa"/>
+            <w:right w:w="10" w:type="dxa"/>
+          </w:tblCellMar>
+        </w:tblPrEx>
+        <w:trPr>
+          <w:jc w:val="center"/>
+        </w:trPr>
+        <w:tc>
+          <w:tcPr>
+            <w:tcW w:w="2592" w:type="dxa"/>
+            <w:vAlign w:val="center"/>
+          </w:tcPr>
+          <w:p>
+            <w:pPr>
+              <w:spacing w:after="0"/>
+            </w:pPr>
             <w:r>
               <w:rPr>
                 <w:rFonts w:ascii="Times New Roman" w:hAnsi="Times New Roman"/>
@@ -349,14 +458,13 @@
         </w:tc>
         <w:tc>
           <w:tcPr>
-            <w:tcW w:type="dxa" w:w="7056"/>
-            <w:vAlign w:val="center"/>
-          </w:tcPr>
-          <w:p>
-            <w:pPr>
-              <w:spacing w:after="0"/>
-            </w:pPr>
-            <w:r/>
+            <w:tcW w:w="7056" w:type="dxa"/>
+            <w:vAlign w:val="center"/>
+          </w:tcPr>
+          <w:p>
+            <w:pPr>
+              <w:spacing w:after="0"/>
+            </w:pPr>
             <w:r>
               <w:rPr>
                 <w:rFonts w:ascii="Times New Roman" w:hAnsi="Times New Roman"/>
@@ -395,6 +503,26 @@
       </w:r>
     </w:p>
     <w:tbl>
+      <w:tblPr>
+        <w:tblStyle w:val="9"/>
+        <w:tblW w:w="9360" w:type="dxa"/>
+        <w:jc w:val="center"/>
+        <w:tblBorders>
+          <w:top w:val="single" w:color="CBD5DB" w:sz="6" w:space="0"/>
+          <w:left w:val="single" w:color="CBD5DB" w:sz="6" w:space="0"/>
+          <w:bottom w:val="single" w:color="CBD5DB" w:sz="6" w:space="0"/>
+          <w:right w:val="single" w:color="CBD5DB" w:sz="6" w:space="0"/>
+          <w:insideH w:val="single" w:color="CBD5DB" w:sz="6" w:space="0"/>
+          <w:insideV w:val="single" w:color="CBD5DB" w:sz="6" w:space="0"/>
+        </w:tblBorders>
+        <w:tblLayout w:type="fixed"/>
+        <w:tblCellMar>
+          <w:top w:w="0" w:type="dxa"/>
+          <w:left w:w="10" w:type="dxa"/>
+          <w:bottom w:w="0" w:type="dxa"/>
+          <w:right w:w="10" w:type="dxa"/>
+        </w:tblCellMar>
+      </w:tblPr>
       <w:tblGrid>
         <w:gridCol w:w="648"/>
         <w:gridCol w:w="2232"/>
@@ -402,32 +530,36 @@
         <w:gridCol w:w="1080"/>
         <w:gridCol w:w="720"/>
       </w:tblGrid>
-      <w:tblPr>
-        <w:tblW w:type="dxa" w:w="9360"/>
-        <w:tblLayout w:type="fixed"/>
-        <w:tblLook w:firstColumn="1" w:firstRow="1" w:lastColumn="0" w:lastRow="0" w:noHBand="0" w:noVBand="1" w:val="04A0"/>
-        <w:jc w:val="center"/>
-        <w:tblBorders>
-          <w:top w:val="single" w:sz="6" w:space="0" w:color="CBD5DB"/>
-          <w:left w:val="single" w:sz="6" w:space="0" w:color="CBD5DB"/>
-          <w:bottom w:val="single" w:sz="6" w:space="0" w:color="CBD5DB"/>
-          <w:right w:val="single" w:sz="6" w:space="0" w:color="CBD5DB"/>
-          <w:insideH w:val="single" w:sz="6" w:space="0" w:color="CBD5DB"/>
-          <w:insideV w:val="single" w:sz="6" w:space="0" w:color="CBD5DB"/>
-        </w:tblBorders>
-      </w:tblPr>
       <w:tr>
-        <w:tc>
-          <w:tcPr>
-            <w:tcW w:type="dxa" w:w="648"/>
-            <w:shd w:fill="D9EDEE"/>
-            <w:vAlign w:val="center"/>
-          </w:tcPr>
-          <w:p>
-            <w:pPr>
-              <w:spacing w:after="0"/>
-            </w:pPr>
-            <w:r/>
+        <w:tblPrEx>
+          <w:tblBorders>
+            <w:top w:val="single" w:color="CBD5DB" w:sz="6" w:space="0"/>
+            <w:left w:val="single" w:color="CBD5DB" w:sz="6" w:space="0"/>
+            <w:bottom w:val="single" w:color="CBD5DB" w:sz="6" w:space="0"/>
+            <w:right w:val="single" w:color="CBD5DB" w:sz="6" w:space="0"/>
+            <w:insideH w:val="single" w:color="CBD5DB" w:sz="6" w:space="0"/>
+            <w:insideV w:val="single" w:color="CBD5DB" w:sz="6" w:space="0"/>
+          </w:tblBorders>
+          <w:tblCellMar>
+            <w:top w:w="0" w:type="dxa"/>
+            <w:left w:w="10" w:type="dxa"/>
+            <w:bottom w:w="0" w:type="dxa"/>
+            <w:right w:w="10" w:type="dxa"/>
+          </w:tblCellMar>
+        </w:tblPrEx>
+        <w:trPr>
+          <w:jc w:val="center"/>
+        </w:trPr>
+        <w:tc>
+          <w:tcPr>
+            <w:tcW w:w="648" w:type="dxa"/>
+            <w:shd w:val="clear" w:color="auto" w:fill="D9EDEE"/>
+            <w:vAlign w:val="center"/>
+          </w:tcPr>
+          <w:p>
+            <w:pPr>
+              <w:spacing w:after="0"/>
+            </w:pPr>
             <w:r>
               <w:rPr>
                 <w:rFonts w:ascii="Arial" w:hAnsi="Arial"/>
@@ -441,15 +573,14 @@
         </w:tc>
         <w:tc>
           <w:tcPr>
-            <w:tcW w:type="dxa" w:w="2232"/>
-            <w:shd w:fill="D9EDEE"/>
-            <w:vAlign w:val="center"/>
-          </w:tcPr>
-          <w:p>
-            <w:pPr>
-              <w:spacing w:after="0"/>
-            </w:pPr>
-            <w:r/>
+            <w:tcW w:w="2232" w:type="dxa"/>
+            <w:shd w:val="clear" w:color="auto" w:fill="D9EDEE"/>
+            <w:vAlign w:val="center"/>
+          </w:tcPr>
+          <w:p>
+            <w:pPr>
+              <w:spacing w:after="0"/>
+            </w:pPr>
             <w:r>
               <w:rPr>
                 <w:rFonts w:ascii="Arial" w:hAnsi="Arial"/>
@@ -463,15 +594,14 @@
         </w:tc>
         <w:tc>
           <w:tcPr>
-            <w:tcW w:type="dxa" w:w="4680"/>
-            <w:shd w:fill="D9EDEE"/>
-            <w:vAlign w:val="center"/>
-          </w:tcPr>
-          <w:p>
-            <w:pPr>
-              <w:spacing w:after="0"/>
-            </w:pPr>
-            <w:r/>
+            <w:tcW w:w="4680" w:type="dxa"/>
+            <w:shd w:val="clear" w:color="auto" w:fill="D9EDEE"/>
+            <w:vAlign w:val="center"/>
+          </w:tcPr>
+          <w:p>
+            <w:pPr>
+              <w:spacing w:after="0"/>
+            </w:pPr>
             <w:r>
               <w:rPr>
                 <w:rFonts w:ascii="Arial" w:hAnsi="Arial"/>
@@ -485,15 +615,14 @@
         </w:tc>
         <w:tc>
           <w:tcPr>
-            <w:tcW w:type="dxa" w:w="1080"/>
-            <w:shd w:fill="D9EDEE"/>
-            <w:vAlign w:val="center"/>
-          </w:tcPr>
-          <w:p>
-            <w:pPr>
-              <w:spacing w:after="0"/>
-            </w:pPr>
-            <w:r/>
+            <w:tcW w:w="1080" w:type="dxa"/>
+            <w:shd w:val="clear" w:color="auto" w:fill="D9EDEE"/>
+            <w:vAlign w:val="center"/>
+          </w:tcPr>
+          <w:p>
+            <w:pPr>
+              <w:spacing w:after="0"/>
+            </w:pPr>
             <w:r>
               <w:rPr>
                 <w:rFonts w:ascii="Arial" w:hAnsi="Arial"/>
@@ -507,15 +636,14 @@
         </w:tc>
         <w:tc>
           <w:tcPr>
-            <w:tcW w:type="dxa" w:w="720"/>
-            <w:shd w:fill="D9EDEE"/>
-            <w:vAlign w:val="center"/>
-          </w:tcPr>
-          <w:p>
-            <w:pPr>
-              <w:spacing w:after="0"/>
-            </w:pPr>
-            <w:r/>
+            <w:tcW w:w="720" w:type="dxa"/>
+            <w:shd w:val="clear" w:color="auto" w:fill="D9EDEE"/>
+            <w:vAlign w:val="center"/>
+          </w:tcPr>
+          <w:p>
+            <w:pPr>
+              <w:spacing w:after="0"/>
+            </w:pPr>
             <w:r>
               <w:rPr>
                 <w:rFonts w:ascii="Arial" w:hAnsi="Arial"/>
@@ -529,16 +657,34 @@
         </w:tc>
       </w:tr>
       <w:tr>
-        <w:tc>
-          <w:tcPr>
-            <w:tcW w:type="dxa" w:w="648"/>
-            <w:vAlign w:val="center"/>
-          </w:tcPr>
-          <w:p>
-            <w:pPr>
-              <w:spacing w:after="0"/>
-            </w:pPr>
-            <w:r/>
+        <w:tblPrEx>
+          <w:tblBorders>
+            <w:top w:val="single" w:color="CBD5DB" w:sz="6" w:space="0"/>
+            <w:left w:val="single" w:color="CBD5DB" w:sz="6" w:space="0"/>
+            <w:bottom w:val="single" w:color="CBD5DB" w:sz="6" w:space="0"/>
+            <w:right w:val="single" w:color="CBD5DB" w:sz="6" w:space="0"/>
+            <w:insideH w:val="single" w:color="CBD5DB" w:sz="6" w:space="0"/>
+            <w:insideV w:val="single" w:color="CBD5DB" w:sz="6" w:space="0"/>
+          </w:tblBorders>
+          <w:tblCellMar>
+            <w:top w:w="0" w:type="dxa"/>
+            <w:left w:w="10" w:type="dxa"/>
+            <w:bottom w:w="0" w:type="dxa"/>
+            <w:right w:w="10" w:type="dxa"/>
+          </w:tblCellMar>
+        </w:tblPrEx>
+        <w:trPr>
+          <w:jc w:val="center"/>
+        </w:trPr>
+        <w:tc>
+          <w:tcPr>
+            <w:tcW w:w="648" w:type="dxa"/>
+            <w:vAlign w:val="center"/>
+          </w:tcPr>
+          <w:p>
+            <w:pPr>
+              <w:spacing w:after="0"/>
+            </w:pPr>
             <w:r>
               <w:rPr>
                 <w:rFonts w:ascii="Times New Roman" w:hAnsi="Times New Roman"/>
@@ -551,54 +697,60 @@
         </w:tc>
         <w:tc>
           <w:tcPr>
-            <w:tcW w:type="dxa" w:w="2232"/>
-            <w:vAlign w:val="center"/>
-          </w:tcPr>
-          <w:p>
-            <w:pPr>
-              <w:spacing w:after="0"/>
-            </w:pPr>
-            <w:r/>
-            <w:r>
-              <w:rPr>
-                <w:rFonts w:ascii="Times New Roman" w:hAnsi="Times New Roman"/>
+            <w:tcW w:w="2232" w:type="dxa"/>
+            <w:vAlign w:val="center"/>
+          </w:tcPr>
+          <w:p>
+            <w:pPr>
+              <w:spacing w:after="0"/>
+            </w:pPr>
+            <w:r>
+              <w:rPr>
+                <w:rFonts w:hint="default"/>
                 <w:b w:val="0"/>
                 <w:sz w:val="17"/>
-              </w:rPr>
-              <w:t>Thành viên A - Trưởng nhóm / Core Dev</w:t>
-            </w:r>
-          </w:p>
-        </w:tc>
-        <w:tc>
-          <w:tcPr>
-            <w:tcW w:type="dxa" w:w="4680"/>
-            <w:vAlign w:val="center"/>
-          </w:tcPr>
-          <w:p>
-            <w:pPr>
-              <w:spacing w:after="0"/>
-            </w:pPr>
-            <w:r/>
+                <w:lang w:val="en-US"/>
+              </w:rPr>
+              <w:t>Trần Hoàng Anh</w:t>
+            </w:r>
             <w:r>
               <w:rPr>
                 <w:rFonts w:ascii="Times New Roman" w:hAnsi="Times New Roman"/>
                 <w:b w:val="0"/>
                 <w:sz w:val="17"/>
               </w:rPr>
+              <w:t xml:space="preserve"> - Trưởng nhóm / Core Dev</w:t>
+            </w:r>
+          </w:p>
+        </w:tc>
+        <w:tc>
+          <w:tcPr>
+            <w:tcW w:w="4680" w:type="dxa"/>
+            <w:vAlign w:val="center"/>
+          </w:tcPr>
+          <w:p>
+            <w:pPr>
+              <w:spacing w:after="0"/>
+            </w:pPr>
+            <w:r>
+              <w:rPr>
+                <w:rFonts w:ascii="Times New Roman" w:hAnsi="Times New Roman"/>
+                <w:b w:val="0"/>
+                <w:sz w:val="17"/>
+              </w:rPr>
               <w:t>Khởi tạo Vite/React, App.jsx, AppRoutes, providers, README và scripts build.</w:t>
             </w:r>
           </w:p>
         </w:tc>
         <w:tc>
           <w:tcPr>
-            <w:tcW w:type="dxa" w:w="1080"/>
-            <w:vAlign w:val="center"/>
-          </w:tcPr>
-          <w:p>
-            <w:pPr>
-              <w:spacing w:after="0"/>
-            </w:pPr>
-            <w:r/>
+            <w:tcW w:w="1080" w:type="dxa"/>
+            <w:vAlign w:val="center"/>
+          </w:tcPr>
+          <w:p>
+            <w:pPr>
+              <w:spacing w:after="0"/>
+            </w:pPr>
             <w:r>
               <w:rPr>
                 <w:rFonts w:ascii="Times New Roman" w:hAnsi="Times New Roman"/>
@@ -611,14 +763,13 @@
         </w:tc>
         <w:tc>
           <w:tcPr>
-            <w:tcW w:type="dxa" w:w="720"/>
-            <w:vAlign w:val="center"/>
-          </w:tcPr>
-          <w:p>
-            <w:pPr>
-              <w:spacing w:after="0"/>
-            </w:pPr>
-            <w:r/>
+            <w:tcW w:w="720" w:type="dxa"/>
+            <w:vAlign w:val="center"/>
+          </w:tcPr>
+          <w:p>
+            <w:pPr>
+              <w:spacing w:after="0"/>
+            </w:pPr>
             <w:r>
               <w:rPr>
                 <w:rFonts w:ascii="Times New Roman" w:hAnsi="Times New Roman"/>
@@ -631,16 +782,34 @@
         </w:tc>
       </w:tr>
       <w:tr>
-        <w:tc>
-          <w:tcPr>
-            <w:tcW w:type="dxa" w:w="648"/>
-            <w:vAlign w:val="center"/>
-          </w:tcPr>
-          <w:p>
-            <w:pPr>
-              <w:spacing w:after="0"/>
-            </w:pPr>
-            <w:r/>
+        <w:tblPrEx>
+          <w:tblBorders>
+            <w:top w:val="single" w:color="CBD5DB" w:sz="6" w:space="0"/>
+            <w:left w:val="single" w:color="CBD5DB" w:sz="6" w:space="0"/>
+            <w:bottom w:val="single" w:color="CBD5DB" w:sz="6" w:space="0"/>
+            <w:right w:val="single" w:color="CBD5DB" w:sz="6" w:space="0"/>
+            <w:insideH w:val="single" w:color="CBD5DB" w:sz="6" w:space="0"/>
+            <w:insideV w:val="single" w:color="CBD5DB" w:sz="6" w:space="0"/>
+          </w:tblBorders>
+          <w:tblCellMar>
+            <w:top w:w="0" w:type="dxa"/>
+            <w:left w:w="10" w:type="dxa"/>
+            <w:bottom w:w="0" w:type="dxa"/>
+            <w:right w:w="10" w:type="dxa"/>
+          </w:tblCellMar>
+        </w:tblPrEx>
+        <w:trPr>
+          <w:jc w:val="center"/>
+        </w:trPr>
+        <w:tc>
+          <w:tcPr>
+            <w:tcW w:w="648" w:type="dxa"/>
+            <w:vAlign w:val="center"/>
+          </w:tcPr>
+          <w:p>
+            <w:pPr>
+              <w:spacing w:after="0"/>
+            </w:pPr>
             <w:r>
               <w:rPr>
                 <w:rFonts w:ascii="Times New Roman" w:hAnsi="Times New Roman"/>
@@ -653,54 +822,60 @@
         </w:tc>
         <w:tc>
           <w:tcPr>
-            <w:tcW w:type="dxa" w:w="2232"/>
-            <w:vAlign w:val="center"/>
-          </w:tcPr>
-          <w:p>
-            <w:pPr>
-              <w:spacing w:after="0"/>
-            </w:pPr>
-            <w:r/>
-            <w:r>
-              <w:rPr>
-                <w:rFonts w:ascii="Times New Roman" w:hAnsi="Times New Roman"/>
+            <w:tcW w:w="2232" w:type="dxa"/>
+            <w:vAlign w:val="center"/>
+          </w:tcPr>
+          <w:p>
+            <w:pPr>
+              <w:spacing w:after="0"/>
+            </w:pPr>
+            <w:r>
+              <w:rPr>
+                <w:rFonts w:hint="default"/>
                 <w:b w:val="0"/>
                 <w:sz w:val="17"/>
-              </w:rPr>
-              <w:t>Thành viên B - UI-UX / Frontend Dev</w:t>
-            </w:r>
-          </w:p>
-        </w:tc>
-        <w:tc>
-          <w:tcPr>
-            <w:tcW w:type="dxa" w:w="4680"/>
-            <w:vAlign w:val="center"/>
-          </w:tcPr>
-          <w:p>
-            <w:pPr>
-              <w:spacing w:after="0"/>
-            </w:pPr>
-            <w:r/>
+                <w:lang w:val="en-US"/>
+              </w:rPr>
+              <w:t>Hoàng Thị Hải Như</w:t>
+            </w:r>
             <w:r>
               <w:rPr>
                 <w:rFonts w:ascii="Times New Roman" w:hAnsi="Times New Roman"/>
                 <w:b w:val="0"/>
                 <w:sz w:val="17"/>
               </w:rPr>
+              <w:t xml:space="preserve"> - UI-UX / Frontend Dev</w:t>
+            </w:r>
+          </w:p>
+        </w:tc>
+        <w:tc>
+          <w:tcPr>
+            <w:tcW w:w="4680" w:type="dxa"/>
+            <w:vAlign w:val="center"/>
+          </w:tcPr>
+          <w:p>
+            <w:pPr>
+              <w:spacing w:after="0"/>
+            </w:pPr>
+            <w:r>
+              <w:rPr>
+                <w:rFonts w:ascii="Times New Roman" w:hAnsi="Times New Roman"/>
+                <w:b w:val="0"/>
+                <w:sz w:val="17"/>
+              </w:rPr>
               <w:t>Thiết kế landing UI: Header, Hero, Services, responsive CSS và assets.</w:t>
             </w:r>
           </w:p>
         </w:tc>
         <w:tc>
           <w:tcPr>
-            <w:tcW w:type="dxa" w:w="1080"/>
-            <w:vAlign w:val="center"/>
-          </w:tcPr>
-          <w:p>
-            <w:pPr>
-              <w:spacing w:after="0"/>
-            </w:pPr>
-            <w:r/>
+            <w:tcW w:w="1080" w:type="dxa"/>
+            <w:vAlign w:val="center"/>
+          </w:tcPr>
+          <w:p>
+            <w:pPr>
+              <w:spacing w:after="0"/>
+            </w:pPr>
             <w:r>
               <w:rPr>
                 <w:rFonts w:ascii="Times New Roman" w:hAnsi="Times New Roman"/>
@@ -713,14 +888,13 @@
         </w:tc>
         <w:tc>
           <w:tcPr>
-            <w:tcW w:type="dxa" w:w="720"/>
-            <w:vAlign w:val="center"/>
-          </w:tcPr>
-          <w:p>
-            <w:pPr>
-              <w:spacing w:after="0"/>
-            </w:pPr>
-            <w:r/>
+            <w:tcW w:w="720" w:type="dxa"/>
+            <w:vAlign w:val="center"/>
+          </w:tcPr>
+          <w:p>
+            <w:pPr>
+              <w:spacing w:after="0"/>
+            </w:pPr>
             <w:r>
               <w:rPr>
                 <w:rFonts w:ascii="Times New Roman" w:hAnsi="Times New Roman"/>
@@ -733,16 +907,34 @@
         </w:tc>
       </w:tr>
       <w:tr>
-        <w:tc>
-          <w:tcPr>
-            <w:tcW w:type="dxa" w:w="648"/>
-            <w:vAlign w:val="center"/>
-          </w:tcPr>
-          <w:p>
-            <w:pPr>
-              <w:spacing w:after="0"/>
-            </w:pPr>
-            <w:r/>
+        <w:tblPrEx>
+          <w:tblBorders>
+            <w:top w:val="single" w:color="CBD5DB" w:sz="6" w:space="0"/>
+            <w:left w:val="single" w:color="CBD5DB" w:sz="6" w:space="0"/>
+            <w:bottom w:val="single" w:color="CBD5DB" w:sz="6" w:space="0"/>
+            <w:right w:val="single" w:color="CBD5DB" w:sz="6" w:space="0"/>
+            <w:insideH w:val="single" w:color="CBD5DB" w:sz="6" w:space="0"/>
+            <w:insideV w:val="single" w:color="CBD5DB" w:sz="6" w:space="0"/>
+          </w:tblBorders>
+          <w:tblCellMar>
+            <w:top w:w="0" w:type="dxa"/>
+            <w:left w:w="10" w:type="dxa"/>
+            <w:bottom w:w="0" w:type="dxa"/>
+            <w:right w:w="10" w:type="dxa"/>
+          </w:tblCellMar>
+        </w:tblPrEx>
+        <w:trPr>
+          <w:jc w:val="center"/>
+        </w:trPr>
+        <w:tc>
+          <w:tcPr>
+            <w:tcW w:w="648" w:type="dxa"/>
+            <w:vAlign w:val="center"/>
+          </w:tcPr>
+          <w:p>
+            <w:pPr>
+              <w:spacing w:after="0"/>
+            </w:pPr>
             <w:r>
               <w:rPr>
                 <w:rFonts w:ascii="Times New Roman" w:hAnsi="Times New Roman"/>
@@ -755,54 +947,60 @@
         </w:tc>
         <w:tc>
           <w:tcPr>
-            <w:tcW w:type="dxa" w:w="2232"/>
-            <w:vAlign w:val="center"/>
-          </w:tcPr>
-          <w:p>
-            <w:pPr>
-              <w:spacing w:after="0"/>
-            </w:pPr>
-            <w:r/>
-            <w:r>
-              <w:rPr>
-                <w:rFonts w:ascii="Times New Roman" w:hAnsi="Times New Roman"/>
+            <w:tcW w:w="2232" w:type="dxa"/>
+            <w:vAlign w:val="center"/>
+          </w:tcPr>
+          <w:p>
+            <w:pPr>
+              <w:spacing w:after="0"/>
+            </w:pPr>
+            <w:r>
+              <w:rPr>
+                <w:rFonts w:hint="default"/>
                 <w:b w:val="0"/>
                 <w:sz w:val="17"/>
-              </w:rPr>
-              <w:t>Thành viên E - Data / Business Analyst</w:t>
-            </w:r>
-          </w:p>
-        </w:tc>
-        <w:tc>
-          <w:tcPr>
-            <w:tcW w:type="dxa" w:w="4680"/>
-            <w:vAlign w:val="center"/>
-          </w:tcPr>
-          <w:p>
-            <w:pPr>
-              <w:spacing w:after="0"/>
-            </w:pPr>
-            <w:r/>
+                <w:lang w:val="en-US"/>
+              </w:rPr>
+              <w:t>Nguyễn Bảo Lộc</w:t>
+            </w:r>
             <w:r>
               <w:rPr>
                 <w:rFonts w:ascii="Times New Roman" w:hAnsi="Times New Roman"/>
                 <w:b w:val="0"/>
                 <w:sz w:val="17"/>
               </w:rPr>
+              <w:t xml:space="preserve"> - Data / Business Analyst</w:t>
+            </w:r>
+          </w:p>
+        </w:tc>
+        <w:tc>
+          <w:tcPr>
+            <w:tcW w:w="4680" w:type="dxa"/>
+            <w:vAlign w:val="center"/>
+          </w:tcPr>
+          <w:p>
+            <w:pPr>
+              <w:spacing w:after="0"/>
+            </w:pPr>
+            <w:r>
+              <w:rPr>
+                <w:rFonts w:ascii="Times New Roman" w:hAnsi="Times New Roman"/>
+                <w:b w:val="0"/>
+                <w:sz w:val="17"/>
+              </w:rPr>
               <w:t>Chuẩn hóa dữ liệu vé/danh mục, db.json mẫu, component tree và handoff.</w:t>
             </w:r>
           </w:p>
         </w:tc>
         <w:tc>
           <w:tcPr>
-            <w:tcW w:type="dxa" w:w="1080"/>
-            <w:vAlign w:val="center"/>
-          </w:tcPr>
-          <w:p>
-            <w:pPr>
-              <w:spacing w:after="0"/>
-            </w:pPr>
-            <w:r/>
+            <w:tcW w:w="1080" w:type="dxa"/>
+            <w:vAlign w:val="center"/>
+          </w:tcPr>
+          <w:p>
+            <w:pPr>
+              <w:spacing w:after="0"/>
+            </w:pPr>
             <w:r>
               <w:rPr>
                 <w:rFonts w:ascii="Times New Roman" w:hAnsi="Times New Roman"/>
@@ -815,14 +1013,13 @@
         </w:tc>
         <w:tc>
           <w:tcPr>
-            <w:tcW w:type="dxa" w:w="720"/>
-            <w:vAlign w:val="center"/>
-          </w:tcPr>
-          <w:p>
-            <w:pPr>
-              <w:spacing w:after="0"/>
-            </w:pPr>
-            <w:r/>
+            <w:tcW w:w="720" w:type="dxa"/>
+            <w:vAlign w:val="center"/>
+          </w:tcPr>
+          <w:p>
+            <w:pPr>
+              <w:spacing w:after="0"/>
+            </w:pPr>
             <w:r>
               <w:rPr>
                 <w:rFonts w:ascii="Times New Roman" w:hAnsi="Times New Roman"/>
@@ -837,35 +1034,59 @@
     </w:tbl>
     <w:p/>
     <w:tbl>
+      <w:tblPr>
+        <w:tblStyle w:val="9"/>
+        <w:tblW w:w="9576" w:type="dxa"/>
+        <w:jc w:val="center"/>
+        <w:tblBorders>
+          <w:top w:val="single" w:color="CBD5DB" w:sz="6" w:space="0"/>
+          <w:left w:val="single" w:color="CBD5DB" w:sz="6" w:space="0"/>
+          <w:bottom w:val="single" w:color="CBD5DB" w:sz="6" w:space="0"/>
+          <w:right w:val="single" w:color="CBD5DB" w:sz="6" w:space="0"/>
+          <w:insideH w:val="single" w:color="CBD5DB" w:sz="6" w:space="0"/>
+          <w:insideV w:val="single" w:color="CBD5DB" w:sz="6" w:space="0"/>
+        </w:tblBorders>
+        <w:tblLayout w:type="fixed"/>
+        <w:tblCellMar>
+          <w:top w:w="0" w:type="dxa"/>
+          <w:left w:w="10" w:type="dxa"/>
+          <w:bottom w:w="0" w:type="dxa"/>
+          <w:right w:w="10" w:type="dxa"/>
+        </w:tblCellMar>
+      </w:tblPr>
       <w:tblGrid>
         <w:gridCol w:w="3024"/>
         <w:gridCol w:w="6552"/>
       </w:tblGrid>
-      <w:tblPr>
-        <w:tblW w:type="dxa" w:w="9576"/>
-        <w:tblLayout w:type="fixed"/>
-        <w:tblLook w:firstColumn="1" w:firstRow="1" w:lastColumn="0" w:lastRow="0" w:noHBand="0" w:noVBand="1" w:val="04A0"/>
-        <w:jc w:val="center"/>
-        <w:tblBorders>
-          <w:top w:val="single" w:sz="6" w:space="0" w:color="CBD5DB"/>
-          <w:left w:val="single" w:sz="6" w:space="0" w:color="CBD5DB"/>
-          <w:bottom w:val="single" w:sz="6" w:space="0" w:color="CBD5DB"/>
-          <w:right w:val="single" w:sz="6" w:space="0" w:color="CBD5DB"/>
-          <w:insideH w:val="single" w:sz="6" w:space="0" w:color="CBD5DB"/>
-          <w:insideV w:val="single" w:sz="6" w:space="0" w:color="CBD5DB"/>
-        </w:tblBorders>
-      </w:tblPr>
       <w:tr>
-        <w:tc>
-          <w:tcPr>
-            <w:tcW w:type="dxa" w:w="3024"/>
-            <w:vAlign w:val="center"/>
-          </w:tcPr>
-          <w:p>
-            <w:pPr>
-              <w:spacing w:after="0"/>
-            </w:pPr>
-            <w:r/>
+        <w:tblPrEx>
+          <w:tblBorders>
+            <w:top w:val="single" w:color="CBD5DB" w:sz="6" w:space="0"/>
+            <w:left w:val="single" w:color="CBD5DB" w:sz="6" w:space="0"/>
+            <w:bottom w:val="single" w:color="CBD5DB" w:sz="6" w:space="0"/>
+            <w:right w:val="single" w:color="CBD5DB" w:sz="6" w:space="0"/>
+            <w:insideH w:val="single" w:color="CBD5DB" w:sz="6" w:space="0"/>
+            <w:insideV w:val="single" w:color="CBD5DB" w:sz="6" w:space="0"/>
+          </w:tblBorders>
+          <w:tblCellMar>
+            <w:top w:w="0" w:type="dxa"/>
+            <w:left w:w="10" w:type="dxa"/>
+            <w:bottom w:w="0" w:type="dxa"/>
+            <w:right w:w="10" w:type="dxa"/>
+          </w:tblCellMar>
+        </w:tblPrEx>
+        <w:trPr>
+          <w:jc w:val="center"/>
+        </w:trPr>
+        <w:tc>
+          <w:tcPr>
+            <w:tcW w:w="3024" w:type="dxa"/>
+            <w:vAlign w:val="center"/>
+          </w:tcPr>
+          <w:p>
+            <w:pPr>
+              <w:spacing w:after="0"/>
+            </w:pPr>
             <w:r>
               <w:rPr>
                 <w:rFonts w:ascii="Times New Roman" w:hAnsi="Times New Roman"/>
@@ -878,36 +1099,62 @@
         </w:tc>
         <w:tc>
           <w:tcPr>
-            <w:tcW w:type="dxa" w:w="6552"/>
-            <w:vAlign w:val="center"/>
-          </w:tcPr>
-          <w:p>
-            <w:pPr>
-              <w:spacing w:after="0"/>
-            </w:pPr>
-            <w:r/>
-            <w:r>
-              <w:rPr>
-                <w:rFonts w:ascii="Times New Roman" w:hAnsi="Times New Roman"/>
+            <w:tcW w:w="6552" w:type="dxa"/>
+            <w:vAlign w:val="center"/>
+          </w:tcPr>
+          <w:p>
+            <w:pPr>
+              <w:spacing w:after="0"/>
+            </w:pPr>
+            <w:r>
+              <w:rPr>
+                <w:rFonts w:hint="default"/>
                 <w:b w:val="0"/>
                 <w:sz w:val="18"/>
-              </w:rPr>
-              <w:t>Thành viên A - Trưởng nhóm / Core Dev</w:t>
+                <w:lang w:val="en-US"/>
+              </w:rPr>
+              <w:t>Trần Hoàng Anh</w:t>
+            </w:r>
+            <w:r>
+              <w:rPr>
+                <w:rFonts w:ascii="Times New Roman" w:hAnsi="Times New Roman"/>
+                <w:b w:val="0"/>
+                <w:sz w:val="18"/>
+              </w:rPr>
+              <w:t xml:space="preserve"> - Trưởng nhóm / Core Dev</w:t>
             </w:r>
           </w:p>
         </w:tc>
       </w:tr>
       <w:tr>
-        <w:tc>
-          <w:tcPr>
-            <w:tcW w:type="dxa" w:w="3024"/>
-            <w:vAlign w:val="center"/>
-          </w:tcPr>
-          <w:p>
-            <w:pPr>
-              <w:spacing w:after="0"/>
-            </w:pPr>
-            <w:r/>
+        <w:tblPrEx>
+          <w:tblBorders>
+            <w:top w:val="single" w:color="CBD5DB" w:sz="6" w:space="0"/>
+            <w:left w:val="single" w:color="CBD5DB" w:sz="6" w:space="0"/>
+            <w:bottom w:val="single" w:color="CBD5DB" w:sz="6" w:space="0"/>
+            <w:right w:val="single" w:color="CBD5DB" w:sz="6" w:space="0"/>
+            <w:insideH w:val="single" w:color="CBD5DB" w:sz="6" w:space="0"/>
+            <w:insideV w:val="single" w:color="CBD5DB" w:sz="6" w:space="0"/>
+          </w:tblBorders>
+          <w:tblCellMar>
+            <w:top w:w="0" w:type="dxa"/>
+            <w:left w:w="10" w:type="dxa"/>
+            <w:bottom w:w="0" w:type="dxa"/>
+            <w:right w:w="10" w:type="dxa"/>
+          </w:tblCellMar>
+        </w:tblPrEx>
+        <w:trPr>
+          <w:jc w:val="center"/>
+        </w:trPr>
+        <w:tc>
+          <w:tcPr>
+            <w:tcW w:w="3024" w:type="dxa"/>
+            <w:vAlign w:val="center"/>
+          </w:tcPr>
+          <w:p>
+            <w:pPr>
+              <w:spacing w:after="0"/>
+            </w:pPr>
             <w:r>
               <w:rPr>
                 <w:rFonts w:ascii="Times New Roman" w:hAnsi="Times New Roman"/>
@@ -920,14 +1167,13 @@
         </w:tc>
         <w:tc>
           <w:tcPr>
-            <w:tcW w:type="dxa" w:w="6552"/>
-            <w:vAlign w:val="center"/>
-          </w:tcPr>
-          <w:p>
-            <w:pPr>
-              <w:spacing w:after="0"/>
-            </w:pPr>
-            <w:r/>
+            <w:tcW w:w="6552" w:type="dxa"/>
+            <w:vAlign w:val="center"/>
+          </w:tcPr>
+          <w:p>
+            <w:pPr>
+              <w:spacing w:after="0"/>
+            </w:pPr>
             <w:r>
               <w:rPr>
                 <w:rFonts w:ascii="Times New Roman" w:hAnsi="Times New Roman"/>
@@ -1004,38 +1250,62 @@
       </w:r>
     </w:p>
     <w:tbl>
+      <w:tblPr>
+        <w:tblStyle w:val="9"/>
+        <w:tblW w:w="9576" w:type="dxa"/>
+        <w:jc w:val="center"/>
+        <w:tblBorders>
+          <w:top w:val="single" w:color="CBD5DB" w:sz="6" w:space="0"/>
+          <w:left w:val="single" w:color="CBD5DB" w:sz="6" w:space="0"/>
+          <w:bottom w:val="single" w:color="CBD5DB" w:sz="6" w:space="0"/>
+          <w:right w:val="single" w:color="CBD5DB" w:sz="6" w:space="0"/>
+          <w:insideH w:val="single" w:color="CBD5DB" w:sz="6" w:space="0"/>
+          <w:insideV w:val="single" w:color="CBD5DB" w:sz="6" w:space="0"/>
+        </w:tblBorders>
+        <w:tblLayout w:type="fixed"/>
+        <w:tblCellMar>
+          <w:top w:w="0" w:type="dxa"/>
+          <w:left w:w="10" w:type="dxa"/>
+          <w:bottom w:w="0" w:type="dxa"/>
+          <w:right w:w="10" w:type="dxa"/>
+        </w:tblCellMar>
+      </w:tblPr>
       <w:tblGrid>
         <w:gridCol w:w="503"/>
         <w:gridCol w:w="6263"/>
         <w:gridCol w:w="864"/>
         <w:gridCol w:w="1944"/>
       </w:tblGrid>
-      <w:tblPr>
-        <w:tblW w:type="dxa" w:w="9576"/>
-        <w:tblLayout w:type="fixed"/>
-        <w:tblLook w:firstColumn="1" w:firstRow="1" w:lastColumn="0" w:lastRow="0" w:noHBand="0" w:noVBand="1" w:val="04A0"/>
-        <w:jc w:val="center"/>
-        <w:tblBorders>
-          <w:top w:val="single" w:sz="6" w:space="0" w:color="CBD5DB"/>
-          <w:left w:val="single" w:sz="6" w:space="0" w:color="CBD5DB"/>
-          <w:bottom w:val="single" w:sz="6" w:space="0" w:color="CBD5DB"/>
-          <w:right w:val="single" w:sz="6" w:space="0" w:color="CBD5DB"/>
-          <w:insideH w:val="single" w:sz="6" w:space="0" w:color="CBD5DB"/>
-          <w:insideV w:val="single" w:sz="6" w:space="0" w:color="CBD5DB"/>
-        </w:tblBorders>
-      </w:tblPr>
       <w:tr>
-        <w:tc>
-          <w:tcPr>
-            <w:tcW w:type="dxa" w:w="504"/>
-            <w:shd w:fill="D9EDEE"/>
-            <w:vAlign w:val="center"/>
-          </w:tcPr>
-          <w:p>
-            <w:pPr>
-              <w:spacing w:after="0"/>
-            </w:pPr>
-            <w:r/>
+        <w:tblPrEx>
+          <w:tblBorders>
+            <w:top w:val="single" w:color="CBD5DB" w:sz="6" w:space="0"/>
+            <w:left w:val="single" w:color="CBD5DB" w:sz="6" w:space="0"/>
+            <w:bottom w:val="single" w:color="CBD5DB" w:sz="6" w:space="0"/>
+            <w:right w:val="single" w:color="CBD5DB" w:sz="6" w:space="0"/>
+            <w:insideH w:val="single" w:color="CBD5DB" w:sz="6" w:space="0"/>
+            <w:insideV w:val="single" w:color="CBD5DB" w:sz="6" w:space="0"/>
+          </w:tblBorders>
+          <w:tblCellMar>
+            <w:top w:w="0" w:type="dxa"/>
+            <w:left w:w="10" w:type="dxa"/>
+            <w:bottom w:w="0" w:type="dxa"/>
+            <w:right w:w="10" w:type="dxa"/>
+          </w:tblCellMar>
+        </w:tblPrEx>
+        <w:trPr>
+          <w:jc w:val="center"/>
+        </w:trPr>
+        <w:tc>
+          <w:tcPr>
+            <w:tcW w:w="504" w:type="dxa"/>
+            <w:shd w:val="clear" w:color="auto" w:fill="D9EDEE"/>
+            <w:vAlign w:val="center"/>
+          </w:tcPr>
+          <w:p>
+            <w:pPr>
+              <w:spacing w:after="0"/>
+            </w:pPr>
             <w:r>
               <w:rPr>
                 <w:rFonts w:ascii="Arial" w:hAnsi="Arial"/>
@@ -1049,15 +1319,14 @@
         </w:tc>
         <w:tc>
           <w:tcPr>
-            <w:tcW w:type="dxa" w:w="6264"/>
-            <w:shd w:fill="D9EDEE"/>
-            <w:vAlign w:val="center"/>
-          </w:tcPr>
-          <w:p>
-            <w:pPr>
-              <w:spacing w:after="0"/>
-            </w:pPr>
-            <w:r/>
+            <w:tcW w:w="6264" w:type="dxa"/>
+            <w:shd w:val="clear" w:color="auto" w:fill="D9EDEE"/>
+            <w:vAlign w:val="center"/>
+          </w:tcPr>
+          <w:p>
+            <w:pPr>
+              <w:spacing w:after="0"/>
+            </w:pPr>
             <w:r>
               <w:rPr>
                 <w:rFonts w:ascii="Arial" w:hAnsi="Arial"/>
@@ -1071,15 +1340,14 @@
         </w:tc>
         <w:tc>
           <w:tcPr>
-            <w:tcW w:type="dxa" w:w="864"/>
-            <w:shd w:fill="D9EDEE"/>
-            <w:vAlign w:val="center"/>
-          </w:tcPr>
-          <w:p>
-            <w:pPr>
-              <w:spacing w:after="0"/>
-            </w:pPr>
-            <w:r/>
+            <w:tcW w:w="864" w:type="dxa"/>
+            <w:shd w:val="clear" w:color="auto" w:fill="D9EDEE"/>
+            <w:vAlign w:val="center"/>
+          </w:tcPr>
+          <w:p>
+            <w:pPr>
+              <w:spacing w:after="0"/>
+            </w:pPr>
             <w:r>
               <w:rPr>
                 <w:rFonts w:ascii="Arial" w:hAnsi="Arial"/>
@@ -1093,15 +1361,14 @@
         </w:tc>
         <w:tc>
           <w:tcPr>
-            <w:tcW w:type="dxa" w:w="1944"/>
-            <w:shd w:fill="D9EDEE"/>
-            <w:vAlign w:val="center"/>
-          </w:tcPr>
-          <w:p>
-            <w:pPr>
-              <w:spacing w:after="0"/>
-            </w:pPr>
-            <w:r/>
+            <w:tcW w:w="1944" w:type="dxa"/>
+            <w:shd w:val="clear" w:color="auto" w:fill="D9EDEE"/>
+            <w:vAlign w:val="center"/>
+          </w:tcPr>
+          <w:p>
+            <w:pPr>
+              <w:spacing w:after="0"/>
+            </w:pPr>
             <w:r>
               <w:rPr>
                 <w:rFonts w:ascii="Arial" w:hAnsi="Arial"/>
@@ -1115,16 +1382,34 @@
         </w:tc>
       </w:tr>
       <w:tr>
-        <w:tc>
-          <w:tcPr>
-            <w:tcW w:type="dxa" w:w="504"/>
-            <w:vAlign w:val="center"/>
-          </w:tcPr>
-          <w:p>
-            <w:pPr>
-              <w:spacing w:after="0"/>
-            </w:pPr>
-            <w:r/>
+        <w:tblPrEx>
+          <w:tblBorders>
+            <w:top w:val="single" w:color="CBD5DB" w:sz="6" w:space="0"/>
+            <w:left w:val="single" w:color="CBD5DB" w:sz="6" w:space="0"/>
+            <w:bottom w:val="single" w:color="CBD5DB" w:sz="6" w:space="0"/>
+            <w:right w:val="single" w:color="CBD5DB" w:sz="6" w:space="0"/>
+            <w:insideH w:val="single" w:color="CBD5DB" w:sz="6" w:space="0"/>
+            <w:insideV w:val="single" w:color="CBD5DB" w:sz="6" w:space="0"/>
+          </w:tblBorders>
+          <w:tblCellMar>
+            <w:top w:w="0" w:type="dxa"/>
+            <w:left w:w="10" w:type="dxa"/>
+            <w:bottom w:w="0" w:type="dxa"/>
+            <w:right w:w="10" w:type="dxa"/>
+          </w:tblCellMar>
+        </w:tblPrEx>
+        <w:trPr>
+          <w:jc w:val="center"/>
+        </w:trPr>
+        <w:tc>
+          <w:tcPr>
+            <w:tcW w:w="504" w:type="dxa"/>
+            <w:vAlign w:val="center"/>
+          </w:tcPr>
+          <w:p>
+            <w:pPr>
+              <w:spacing w:after="0"/>
+            </w:pPr>
             <w:r>
               <w:rPr>
                 <w:rFonts w:ascii="Times New Roman" w:hAnsi="Times New Roman"/>
@@ -1137,14 +1422,13 @@
         </w:tc>
         <w:tc>
           <w:tcPr>
-            <w:tcW w:type="dxa" w:w="6264"/>
-            <w:vAlign w:val="center"/>
-          </w:tcPr>
-          <w:p>
-            <w:pPr>
-              <w:spacing w:after="0"/>
-            </w:pPr>
-            <w:r/>
+            <w:tcW w:w="6264" w:type="dxa"/>
+            <w:vAlign w:val="center"/>
+          </w:tcPr>
+          <w:p>
+            <w:pPr>
+              <w:spacing w:after="0"/>
+            </w:pPr>
             <w:r>
               <w:rPr>
                 <w:rFonts w:ascii="Times New Roman" w:hAnsi="Times New Roman"/>
@@ -1157,14 +1441,13 @@
         </w:tc>
         <w:tc>
           <w:tcPr>
-            <w:tcW w:type="dxa" w:w="864"/>
-            <w:vAlign w:val="center"/>
-          </w:tcPr>
-          <w:p>
-            <w:pPr>
-              <w:spacing w:after="0"/>
-            </w:pPr>
-            <w:r/>
+            <w:tcW w:w="864" w:type="dxa"/>
+            <w:vAlign w:val="center"/>
+          </w:tcPr>
+          <w:p>
+            <w:pPr>
+              <w:spacing w:after="0"/>
+            </w:pPr>
             <w:r>
               <w:rPr>
                 <w:rFonts w:ascii="Times New Roman" w:hAnsi="Times New Roman"/>
@@ -1177,36 +1460,58 @@
         </w:tc>
         <w:tc>
           <w:tcPr>
-            <w:tcW w:type="dxa" w:w="1944"/>
-            <w:vAlign w:val="center"/>
-          </w:tcPr>
-          <w:p>
-            <w:pPr>
-              <w:spacing w:after="0"/>
-            </w:pPr>
-            <w:r/>
-            <w:r>
-              <w:rPr>
-                <w:rFonts w:ascii="Times New Roman" w:hAnsi="Times New Roman"/>
-                <w:b w:val="0"/>
+            <w:tcW w:w="1944" w:type="dxa"/>
+            <w:vAlign w:val="center"/>
+          </w:tcPr>
+          <w:p>
+            <w:pPr>
+              <w:spacing w:after="0"/>
+              <w:rPr>
+                <w:rFonts w:hint="default"/>
+                <w:lang w:val="en-US"/>
+              </w:rPr>
+            </w:pPr>
+            <w:r>
+              <w:rPr>
+                <w:rFonts w:hint="default"/>
                 <w:sz w:val="16"/>
-              </w:rPr>
-              <w:t>Thành viên A</w:t>
+                <w:szCs w:val="16"/>
+                <w:lang w:val="en-US"/>
+              </w:rPr>
+              <w:t>Trần Hoàng Anh</w:t>
             </w:r>
           </w:p>
         </w:tc>
       </w:tr>
       <w:tr>
-        <w:tc>
-          <w:tcPr>
-            <w:tcW w:type="dxa" w:w="504"/>
-            <w:vAlign w:val="center"/>
-          </w:tcPr>
-          <w:p>
-            <w:pPr>
-              <w:spacing w:after="0"/>
-            </w:pPr>
-            <w:r/>
+        <w:tblPrEx>
+          <w:tblBorders>
+            <w:top w:val="single" w:color="CBD5DB" w:sz="6" w:space="0"/>
+            <w:left w:val="single" w:color="CBD5DB" w:sz="6" w:space="0"/>
+            <w:bottom w:val="single" w:color="CBD5DB" w:sz="6" w:space="0"/>
+            <w:right w:val="single" w:color="CBD5DB" w:sz="6" w:space="0"/>
+            <w:insideH w:val="single" w:color="CBD5DB" w:sz="6" w:space="0"/>
+            <w:insideV w:val="single" w:color="CBD5DB" w:sz="6" w:space="0"/>
+          </w:tblBorders>
+          <w:tblCellMar>
+            <w:top w:w="0" w:type="dxa"/>
+            <w:left w:w="10" w:type="dxa"/>
+            <w:bottom w:w="0" w:type="dxa"/>
+            <w:right w:w="10" w:type="dxa"/>
+          </w:tblCellMar>
+        </w:tblPrEx>
+        <w:trPr>
+          <w:jc w:val="center"/>
+        </w:trPr>
+        <w:tc>
+          <w:tcPr>
+            <w:tcW w:w="504" w:type="dxa"/>
+            <w:vAlign w:val="center"/>
+          </w:tcPr>
+          <w:p>
+            <w:pPr>
+              <w:spacing w:after="0"/>
+            </w:pPr>
             <w:r>
               <w:rPr>
                 <w:rFonts w:ascii="Times New Roman" w:hAnsi="Times New Roman"/>
@@ -1219,14 +1524,13 @@
         </w:tc>
         <w:tc>
           <w:tcPr>
-            <w:tcW w:type="dxa" w:w="6264"/>
-            <w:vAlign w:val="center"/>
-          </w:tcPr>
-          <w:p>
-            <w:pPr>
-              <w:spacing w:after="0"/>
-            </w:pPr>
-            <w:r/>
+            <w:tcW w:w="6264" w:type="dxa"/>
+            <w:vAlign w:val="center"/>
+          </w:tcPr>
+          <w:p>
+            <w:pPr>
+              <w:spacing w:after="0"/>
+            </w:pPr>
             <w:r>
               <w:rPr>
                 <w:rFonts w:ascii="Times New Roman" w:hAnsi="Times New Roman"/>
@@ -1239,14 +1543,13 @@
         </w:tc>
         <w:tc>
           <w:tcPr>
-            <w:tcW w:type="dxa" w:w="864"/>
-            <w:vAlign w:val="center"/>
-          </w:tcPr>
-          <w:p>
-            <w:pPr>
-              <w:spacing w:after="0"/>
-            </w:pPr>
-            <w:r/>
+            <w:tcW w:w="864" w:type="dxa"/>
+            <w:vAlign w:val="center"/>
+          </w:tcPr>
+          <w:p>
+            <w:pPr>
+              <w:spacing w:after="0"/>
+            </w:pPr>
             <w:r>
               <w:rPr>
                 <w:rFonts w:ascii="Times New Roman" w:hAnsi="Times New Roman"/>
@@ -1259,36 +1562,66 @@
         </w:tc>
         <w:tc>
           <w:tcPr>
-            <w:tcW w:type="dxa" w:w="1944"/>
-            <w:vAlign w:val="center"/>
-          </w:tcPr>
-          <w:p>
-            <w:pPr>
-              <w:spacing w:after="0"/>
-            </w:pPr>
-            <w:r/>
+            <w:tcW w:w="1944" w:type="dxa"/>
+            <w:vAlign w:val="center"/>
+          </w:tcPr>
+          <w:p>
+            <w:pPr>
+              <w:spacing w:after="0"/>
+              <w:rPr>
+                <w:rFonts w:hint="default"/>
+                <w:lang w:val="en-US"/>
+              </w:rPr>
+            </w:pPr>
             <w:r>
               <w:rPr>
                 <w:rFonts w:ascii="Times New Roman" w:hAnsi="Times New Roman"/>
                 <w:b w:val="0"/>
                 <w:sz w:val="16"/>
               </w:rPr>
-              <w:t>Thành viên A</w:t>
+              <w:t>T</w:t>
+            </w:r>
+            <w:r>
+              <w:rPr>
+                <w:rFonts w:hint="default"/>
+                <w:b w:val="0"/>
+                <w:sz w:val="16"/>
+                <w:lang w:val="en-US"/>
+              </w:rPr>
+              <w:t>rần Hoàng Anh</w:t>
             </w:r>
           </w:p>
         </w:tc>
       </w:tr>
       <w:tr>
-        <w:tc>
-          <w:tcPr>
-            <w:tcW w:type="dxa" w:w="504"/>
-            <w:vAlign w:val="center"/>
-          </w:tcPr>
-          <w:p>
-            <w:pPr>
-              <w:spacing w:after="0"/>
-            </w:pPr>
-            <w:r/>
+        <w:tblPrEx>
+          <w:tblBorders>
+            <w:top w:val="single" w:color="CBD5DB" w:sz="6" w:space="0"/>
+            <w:left w:val="single" w:color="CBD5DB" w:sz="6" w:space="0"/>
+            <w:bottom w:val="single" w:color="CBD5DB" w:sz="6" w:space="0"/>
+            <w:right w:val="single" w:color="CBD5DB" w:sz="6" w:space="0"/>
+            <w:insideH w:val="single" w:color="CBD5DB" w:sz="6" w:space="0"/>
+            <w:insideV w:val="single" w:color="CBD5DB" w:sz="6" w:space="0"/>
+          </w:tblBorders>
+          <w:tblCellMar>
+            <w:top w:w="0" w:type="dxa"/>
+            <w:left w:w="10" w:type="dxa"/>
+            <w:bottom w:w="0" w:type="dxa"/>
+            <w:right w:w="10" w:type="dxa"/>
+          </w:tblCellMar>
+        </w:tblPrEx>
+        <w:trPr>
+          <w:jc w:val="center"/>
+        </w:trPr>
+        <w:tc>
+          <w:tcPr>
+            <w:tcW w:w="504" w:type="dxa"/>
+            <w:vAlign w:val="center"/>
+          </w:tcPr>
+          <w:p>
+            <w:pPr>
+              <w:spacing w:after="0"/>
+            </w:pPr>
             <w:r>
               <w:rPr>
                 <w:rFonts w:ascii="Times New Roman" w:hAnsi="Times New Roman"/>
@@ -1301,14 +1634,13 @@
         </w:tc>
         <w:tc>
           <w:tcPr>
-            <w:tcW w:type="dxa" w:w="6264"/>
-            <w:vAlign w:val="center"/>
-          </w:tcPr>
-          <w:p>
-            <w:pPr>
-              <w:spacing w:after="0"/>
-            </w:pPr>
-            <w:r/>
+            <w:tcW w:w="6264" w:type="dxa"/>
+            <w:vAlign w:val="center"/>
+          </w:tcPr>
+          <w:p>
+            <w:pPr>
+              <w:spacing w:after="0"/>
+            </w:pPr>
             <w:r>
               <w:rPr>
                 <w:rFonts w:ascii="Times New Roman" w:hAnsi="Times New Roman"/>
@@ -1321,14 +1653,13 @@
         </w:tc>
         <w:tc>
           <w:tcPr>
-            <w:tcW w:type="dxa" w:w="864"/>
-            <w:vAlign w:val="center"/>
-          </w:tcPr>
-          <w:p>
-            <w:pPr>
-              <w:spacing w:after="0"/>
-            </w:pPr>
-            <w:r/>
+            <w:tcW w:w="864" w:type="dxa"/>
+            <w:vAlign w:val="center"/>
+          </w:tcPr>
+          <w:p>
+            <w:pPr>
+              <w:spacing w:after="0"/>
+            </w:pPr>
             <w:r>
               <w:rPr>
                 <w:rFonts w:ascii="Times New Roman" w:hAnsi="Times New Roman"/>
@@ -1341,36 +1672,60 @@
         </w:tc>
         <w:tc>
           <w:tcPr>
-            <w:tcW w:type="dxa" w:w="1944"/>
-            <w:vAlign w:val="center"/>
-          </w:tcPr>
-          <w:p>
-            <w:pPr>
-              <w:spacing w:after="0"/>
-            </w:pPr>
-            <w:r/>
-            <w:r>
-              <w:rPr>
-                <w:rFonts w:ascii="Times New Roman" w:hAnsi="Times New Roman"/>
-                <w:b w:val="0"/>
+            <w:tcW w:w="1944" w:type="dxa"/>
+            <w:vAlign w:val="center"/>
+          </w:tcPr>
+          <w:p>
+            <w:pPr>
+              <w:spacing w:after="0"/>
+              <w:rPr>
+                <w:rFonts w:hint="default"/>
                 <w:sz w:val="16"/>
-              </w:rPr>
-              <w:t>Thành viên B</w:t>
+                <w:szCs w:val="16"/>
+                <w:lang w:val="en-US"/>
+              </w:rPr>
+            </w:pPr>
+            <w:r>
+              <w:rPr>
+                <w:rFonts w:hint="default"/>
+                <w:sz w:val="16"/>
+                <w:szCs w:val="16"/>
+                <w:lang w:val="en-US"/>
+              </w:rPr>
+              <w:t>Hoàng Thị Hải Như</w:t>
             </w:r>
           </w:p>
         </w:tc>
       </w:tr>
       <w:tr>
-        <w:tc>
-          <w:tcPr>
-            <w:tcW w:type="dxa" w:w="504"/>
-            <w:vAlign w:val="center"/>
-          </w:tcPr>
-          <w:p>
-            <w:pPr>
-              <w:spacing w:after="0"/>
-            </w:pPr>
-            <w:r/>
+        <w:tblPrEx>
+          <w:tblBorders>
+            <w:top w:val="single" w:color="CBD5DB" w:sz="6" w:space="0"/>
+            <w:left w:val="single" w:color="CBD5DB" w:sz="6" w:space="0"/>
+            <w:bottom w:val="single" w:color="CBD5DB" w:sz="6" w:space="0"/>
+            <w:right w:val="single" w:color="CBD5DB" w:sz="6" w:space="0"/>
+            <w:insideH w:val="single" w:color="CBD5DB" w:sz="6" w:space="0"/>
+            <w:insideV w:val="single" w:color="CBD5DB" w:sz="6" w:space="0"/>
+          </w:tblBorders>
+          <w:tblCellMar>
+            <w:top w:w="0" w:type="dxa"/>
+            <w:left w:w="10" w:type="dxa"/>
+            <w:bottom w:w="0" w:type="dxa"/>
+            <w:right w:w="10" w:type="dxa"/>
+          </w:tblCellMar>
+        </w:tblPrEx>
+        <w:trPr>
+          <w:jc w:val="center"/>
+        </w:trPr>
+        <w:tc>
+          <w:tcPr>
+            <w:tcW w:w="504" w:type="dxa"/>
+            <w:vAlign w:val="center"/>
+          </w:tcPr>
+          <w:p>
+            <w:pPr>
+              <w:spacing w:after="0"/>
+            </w:pPr>
             <w:r>
               <w:rPr>
                 <w:rFonts w:ascii="Times New Roman" w:hAnsi="Times New Roman"/>
@@ -1383,14 +1738,13 @@
         </w:tc>
         <w:tc>
           <w:tcPr>
-            <w:tcW w:type="dxa" w:w="6264"/>
-            <w:vAlign w:val="center"/>
-          </w:tcPr>
-          <w:p>
-            <w:pPr>
-              <w:spacing w:after="0"/>
-            </w:pPr>
-            <w:r/>
+            <w:tcW w:w="6264" w:type="dxa"/>
+            <w:vAlign w:val="center"/>
+          </w:tcPr>
+          <w:p>
+            <w:pPr>
+              <w:spacing w:after="0"/>
+            </w:pPr>
             <w:r>
               <w:rPr>
                 <w:rFonts w:ascii="Times New Roman" w:hAnsi="Times New Roman"/>
@@ -1403,14 +1757,13 @@
         </w:tc>
         <w:tc>
           <w:tcPr>
-            <w:tcW w:type="dxa" w:w="864"/>
-            <w:vAlign w:val="center"/>
-          </w:tcPr>
-          <w:p>
-            <w:pPr>
-              <w:spacing w:after="0"/>
-            </w:pPr>
-            <w:r/>
+            <w:tcW w:w="864" w:type="dxa"/>
+            <w:vAlign w:val="center"/>
+          </w:tcPr>
+          <w:p>
+            <w:pPr>
+              <w:spacing w:after="0"/>
+            </w:pPr>
             <w:r>
               <w:rPr>
                 <w:rFonts w:ascii="Times New Roman" w:hAnsi="Times New Roman"/>
@@ -1423,36 +1776,60 @@
         </w:tc>
         <w:tc>
           <w:tcPr>
-            <w:tcW w:type="dxa" w:w="1944"/>
-            <w:vAlign w:val="center"/>
-          </w:tcPr>
-          <w:p>
-            <w:pPr>
-              <w:spacing w:after="0"/>
-            </w:pPr>
-            <w:r/>
-            <w:r>
-              <w:rPr>
-                <w:rFonts w:ascii="Times New Roman" w:hAnsi="Times New Roman"/>
-                <w:b w:val="0"/>
+            <w:tcW w:w="1944" w:type="dxa"/>
+            <w:vAlign w:val="center"/>
+          </w:tcPr>
+          <w:p>
+            <w:pPr>
+              <w:spacing w:after="0"/>
+              <w:rPr>
+                <w:rFonts w:hint="default"/>
                 <w:sz w:val="16"/>
-              </w:rPr>
-              <w:t>Thành viên E</w:t>
+                <w:szCs w:val="16"/>
+                <w:lang w:val="en-US"/>
+              </w:rPr>
+            </w:pPr>
+            <w:r>
+              <w:rPr>
+                <w:rFonts w:hint="default"/>
+                <w:sz w:val="16"/>
+                <w:szCs w:val="16"/>
+                <w:lang w:val="en-US"/>
+              </w:rPr>
+              <w:t>Nguyễn Bảo Lộc</w:t>
             </w:r>
           </w:p>
         </w:tc>
       </w:tr>
       <w:tr>
-        <w:tc>
-          <w:tcPr>
-            <w:tcW w:type="dxa" w:w="504"/>
-            <w:vAlign w:val="center"/>
-          </w:tcPr>
-          <w:p>
-            <w:pPr>
-              <w:spacing w:after="0"/>
-            </w:pPr>
-            <w:r/>
+        <w:tblPrEx>
+          <w:tblBorders>
+            <w:top w:val="single" w:color="CBD5DB" w:sz="6" w:space="0"/>
+            <w:left w:val="single" w:color="CBD5DB" w:sz="6" w:space="0"/>
+            <w:bottom w:val="single" w:color="CBD5DB" w:sz="6" w:space="0"/>
+            <w:right w:val="single" w:color="CBD5DB" w:sz="6" w:space="0"/>
+            <w:insideH w:val="single" w:color="CBD5DB" w:sz="6" w:space="0"/>
+            <w:insideV w:val="single" w:color="CBD5DB" w:sz="6" w:space="0"/>
+          </w:tblBorders>
+          <w:tblCellMar>
+            <w:top w:w="0" w:type="dxa"/>
+            <w:left w:w="10" w:type="dxa"/>
+            <w:bottom w:w="0" w:type="dxa"/>
+            <w:right w:w="10" w:type="dxa"/>
+          </w:tblCellMar>
+        </w:tblPrEx>
+        <w:trPr>
+          <w:jc w:val="center"/>
+        </w:trPr>
+        <w:tc>
+          <w:tcPr>
+            <w:tcW w:w="504" w:type="dxa"/>
+            <w:vAlign w:val="center"/>
+          </w:tcPr>
+          <w:p>
+            <w:pPr>
+              <w:spacing w:after="0"/>
+            </w:pPr>
             <w:r>
               <w:rPr>
                 <w:rFonts w:ascii="Times New Roman" w:hAnsi="Times New Roman"/>
@@ -1465,14 +1842,13 @@
         </w:tc>
         <w:tc>
           <w:tcPr>
-            <w:tcW w:type="dxa" w:w="6264"/>
-            <w:vAlign w:val="center"/>
-          </w:tcPr>
-          <w:p>
-            <w:pPr>
-              <w:spacing w:after="0"/>
-            </w:pPr>
-            <w:r/>
+            <w:tcW w:w="6264" w:type="dxa"/>
+            <w:vAlign w:val="center"/>
+          </w:tcPr>
+          <w:p>
+            <w:pPr>
+              <w:spacing w:after="0"/>
+            </w:pPr>
             <w:r>
               <w:rPr>
                 <w:rFonts w:ascii="Times New Roman" w:hAnsi="Times New Roman"/>
@@ -1485,14 +1861,13 @@
         </w:tc>
         <w:tc>
           <w:tcPr>
-            <w:tcW w:type="dxa" w:w="864"/>
-            <w:vAlign w:val="center"/>
-          </w:tcPr>
-          <w:p>
-            <w:pPr>
-              <w:spacing w:after="0"/>
-            </w:pPr>
-            <w:r/>
+            <w:tcW w:w="864" w:type="dxa"/>
+            <w:vAlign w:val="center"/>
+          </w:tcPr>
+          <w:p>
+            <w:pPr>
+              <w:spacing w:after="0"/>
+            </w:pPr>
             <w:r>
               <w:rPr>
                 <w:rFonts w:ascii="Times New Roman" w:hAnsi="Times New Roman"/>
@@ -1505,36 +1880,66 @@
         </w:tc>
         <w:tc>
           <w:tcPr>
-            <w:tcW w:type="dxa" w:w="1944"/>
-            <w:vAlign w:val="center"/>
-          </w:tcPr>
-          <w:p>
-            <w:pPr>
-              <w:spacing w:after="0"/>
-            </w:pPr>
-            <w:r/>
+            <w:tcW w:w="1944" w:type="dxa"/>
+            <w:vAlign w:val="center"/>
+          </w:tcPr>
+          <w:p>
+            <w:pPr>
+              <w:spacing w:after="0"/>
+              <w:rPr>
+                <w:rFonts w:hint="default"/>
+                <w:lang w:val="en-US"/>
+              </w:rPr>
+            </w:pPr>
             <w:r>
               <w:rPr>
                 <w:rFonts w:ascii="Times New Roman" w:hAnsi="Times New Roman"/>
                 <w:b w:val="0"/>
                 <w:sz w:val="16"/>
               </w:rPr>
-              <w:t>Thành viên E + A</w:t>
+              <w:t>T</w:t>
+            </w:r>
+            <w:r>
+              <w:rPr>
+                <w:rFonts w:hint="default"/>
+                <w:b w:val="0"/>
+                <w:sz w:val="16"/>
+                <w:lang w:val="en-US"/>
+              </w:rPr>
+              <w:t>rần Hoàng Anh, Nguyễn Bảo Lộc</w:t>
             </w:r>
           </w:p>
         </w:tc>
       </w:tr>
       <w:tr>
-        <w:tc>
-          <w:tcPr>
-            <w:tcW w:type="dxa" w:w="504"/>
-            <w:vAlign w:val="center"/>
-          </w:tcPr>
-          <w:p>
-            <w:pPr>
-              <w:spacing w:after="0"/>
-            </w:pPr>
-            <w:r/>
+        <w:tblPrEx>
+          <w:tblBorders>
+            <w:top w:val="single" w:color="CBD5DB" w:sz="6" w:space="0"/>
+            <w:left w:val="single" w:color="CBD5DB" w:sz="6" w:space="0"/>
+            <w:bottom w:val="single" w:color="CBD5DB" w:sz="6" w:space="0"/>
+            <w:right w:val="single" w:color="CBD5DB" w:sz="6" w:space="0"/>
+            <w:insideH w:val="single" w:color="CBD5DB" w:sz="6" w:space="0"/>
+            <w:insideV w:val="single" w:color="CBD5DB" w:sz="6" w:space="0"/>
+          </w:tblBorders>
+          <w:tblCellMar>
+            <w:top w:w="0" w:type="dxa"/>
+            <w:left w:w="10" w:type="dxa"/>
+            <w:bottom w:w="0" w:type="dxa"/>
+            <w:right w:w="10" w:type="dxa"/>
+          </w:tblCellMar>
+        </w:tblPrEx>
+        <w:trPr>
+          <w:jc w:val="center"/>
+        </w:trPr>
+        <w:tc>
+          <w:tcPr>
+            <w:tcW w:w="504" w:type="dxa"/>
+            <w:vAlign w:val="center"/>
+          </w:tcPr>
+          <w:p>
+            <w:pPr>
+              <w:spacing w:after="0"/>
+            </w:pPr>
             <w:r>
               <w:rPr>
                 <w:rFonts w:ascii="Times New Roman" w:hAnsi="Times New Roman"/>
@@ -1547,14 +1952,13 @@
         </w:tc>
         <w:tc>
           <w:tcPr>
-            <w:tcW w:type="dxa" w:w="6264"/>
-            <w:vAlign w:val="center"/>
-          </w:tcPr>
-          <w:p>
-            <w:pPr>
-              <w:spacing w:after="0"/>
-            </w:pPr>
-            <w:r/>
+            <w:tcW w:w="6264" w:type="dxa"/>
+            <w:vAlign w:val="center"/>
+          </w:tcPr>
+          <w:p>
+            <w:pPr>
+              <w:spacing w:after="0"/>
+            </w:pPr>
             <w:r>
               <w:rPr>
                 <w:rFonts w:ascii="Times New Roman" w:hAnsi="Times New Roman"/>
@@ -1567,14 +1971,13 @@
         </w:tc>
         <w:tc>
           <w:tcPr>
-            <w:tcW w:type="dxa" w:w="864"/>
-            <w:vAlign w:val="center"/>
-          </w:tcPr>
-          <w:p>
-            <w:pPr>
-              <w:spacing w:after="0"/>
-            </w:pPr>
-            <w:r/>
+            <w:tcW w:w="864" w:type="dxa"/>
+            <w:vAlign w:val="center"/>
+          </w:tcPr>
+          <w:p>
+            <w:pPr>
+              <w:spacing w:after="0"/>
+            </w:pPr>
             <w:r>
               <w:rPr>
                 <w:rFonts w:ascii="Times New Roman" w:hAnsi="Times New Roman"/>
@@ -1587,21 +1990,33 @@
         </w:tc>
         <w:tc>
           <w:tcPr>
-            <w:tcW w:type="dxa" w:w="1944"/>
-            <w:vAlign w:val="center"/>
-          </w:tcPr>
-          <w:p>
-            <w:pPr>
-              <w:spacing w:after="0"/>
-            </w:pPr>
-            <w:r/>
+            <w:tcW w:w="1944" w:type="dxa"/>
+            <w:vAlign w:val="center"/>
+          </w:tcPr>
+          <w:p>
+            <w:pPr>
+              <w:spacing w:after="0"/>
+              <w:rPr>
+                <w:rFonts w:hint="default"/>
+                <w:lang w:val="en-US"/>
+              </w:rPr>
+            </w:pPr>
             <w:r>
               <w:rPr>
                 <w:rFonts w:ascii="Times New Roman" w:hAnsi="Times New Roman"/>
                 <w:b w:val="0"/>
                 <w:sz w:val="16"/>
               </w:rPr>
-              <w:t>Thành viên A</w:t>
+              <w:t>T</w:t>
+            </w:r>
+            <w:r>
+              <w:rPr>
+                <w:rFonts w:hint="default"/>
+                <w:b w:val="0"/>
+                <w:sz w:val="16"/>
+                <w:lang w:val="en-US"/>
+              </w:rPr>
+              <w:t>rần Hoàng Anh</w:t>
             </w:r>
           </w:p>
         </w:tc>
@@ -1658,31 +2073,54 @@
     </w:p>
     <w:tbl>
       <w:tblPr>
-        <w:tblW w:type="auto" w:w="0"/>
-        <w:tblLook w:firstColumn="1" w:firstRow="1" w:lastColumn="0" w:lastRow="0" w:noHBand="0" w:noVBand="1" w:val="04A0"/>
+        <w:tblStyle w:val="9"/>
+        <w:tblW w:w="0" w:type="auto"/>
+        <w:tblInd w:w="0" w:type="dxa"/>
         <w:tblBorders>
-          <w:top w:val="single" w:sz="6" w:space="0" w:color="CBD5DB"/>
-          <w:left w:val="single" w:sz="6" w:space="0" w:color="CBD5DB"/>
-          <w:bottom w:val="single" w:sz="6" w:space="0" w:color="CBD5DB"/>
-          <w:right w:val="single" w:sz="6" w:space="0" w:color="CBD5DB"/>
-          <w:insideH w:val="single" w:sz="6" w:space="0" w:color="CBD5DB"/>
-          <w:insideV w:val="single" w:sz="6" w:space="0" w:color="CBD5DB"/>
+          <w:top w:val="single" w:color="CBD5DB" w:sz="6" w:space="0"/>
+          <w:left w:val="single" w:color="CBD5DB" w:sz="6" w:space="0"/>
+          <w:bottom w:val="single" w:color="CBD5DB" w:sz="6" w:space="0"/>
+          <w:right w:val="single" w:color="CBD5DB" w:sz="6" w:space="0"/>
+          <w:insideH w:val="single" w:color="CBD5DB" w:sz="6" w:space="0"/>
+          <w:insideV w:val="single" w:color="CBD5DB" w:sz="6" w:space="0"/>
         </w:tblBorders>
+        <w:tblLayout w:type="autofit"/>
+        <w:tblCellMar>
+          <w:top w:w="0" w:type="dxa"/>
+          <w:left w:w="10" w:type="dxa"/>
+          <w:bottom w:w="0" w:type="dxa"/>
+          <w:right w:w="10" w:type="dxa"/>
+        </w:tblCellMar>
       </w:tblPr>
       <w:tblGrid>
         <w:gridCol w:w="9866"/>
       </w:tblGrid>
       <w:tr>
-        <w:tc>
-          <w:tcPr>
-            <w:tcW w:type="dxa" w:w="9866"/>
-            <w:shd w:fill="F3F6F8"/>
-          </w:tcPr>
-          <w:p>
-            <w:pPr>
-              <w:spacing w:after="0" w:line="240" w:lineRule="auto"/>
-            </w:pPr>
-            <w:r/>
+        <w:tblPrEx>
+          <w:tblBorders>
+            <w:top w:val="single" w:color="CBD5DB" w:sz="6" w:space="0"/>
+            <w:left w:val="single" w:color="CBD5DB" w:sz="6" w:space="0"/>
+            <w:bottom w:val="single" w:color="CBD5DB" w:sz="6" w:space="0"/>
+            <w:right w:val="single" w:color="CBD5DB" w:sz="6" w:space="0"/>
+            <w:insideH w:val="single" w:color="CBD5DB" w:sz="6" w:space="0"/>
+            <w:insideV w:val="single" w:color="CBD5DB" w:sz="6" w:space="0"/>
+          </w:tblBorders>
+          <w:tblCellMar>
+            <w:top w:w="0" w:type="dxa"/>
+            <w:left w:w="10" w:type="dxa"/>
+            <w:bottom w:w="0" w:type="dxa"/>
+            <w:right w:w="10" w:type="dxa"/>
+          </w:tblCellMar>
+        </w:tblPrEx>
+        <w:tc>
+          <w:tcPr>
+            <w:tcW w:w="9866" w:type="dxa"/>
+            <w:shd w:val="clear" w:color="auto" w:fill="F3F6F8"/>
+          </w:tcPr>
+          <w:p>
+            <w:pPr>
+              <w:spacing w:after="0" w:line="240" w:lineRule="auto"/>
+            </w:pPr>
             <w:r>
               <w:rPr>
                 <w:rFonts w:ascii="Consolas" w:hAnsi="Consolas"/>
@@ -3173,31 +3611,54 @@
     </w:p>
     <w:tbl>
       <w:tblPr>
-        <w:tblW w:type="auto" w:w="0"/>
-        <w:tblLook w:firstColumn="1" w:firstRow="1" w:lastColumn="0" w:lastRow="0" w:noHBand="0" w:noVBand="1" w:val="04A0"/>
+        <w:tblStyle w:val="9"/>
+        <w:tblW w:w="0" w:type="auto"/>
+        <w:tblInd w:w="0" w:type="dxa"/>
         <w:tblBorders>
-          <w:top w:val="single" w:sz="6" w:space="0" w:color="CBD5DB"/>
-          <w:left w:val="single" w:sz="6" w:space="0" w:color="CBD5DB"/>
-          <w:bottom w:val="single" w:sz="6" w:space="0" w:color="CBD5DB"/>
-          <w:right w:val="single" w:sz="6" w:space="0" w:color="CBD5DB"/>
-          <w:insideH w:val="single" w:sz="6" w:space="0" w:color="CBD5DB"/>
-          <w:insideV w:val="single" w:sz="6" w:space="0" w:color="CBD5DB"/>
+          <w:top w:val="single" w:color="CBD5DB" w:sz="6" w:space="0"/>
+          <w:left w:val="single" w:color="CBD5DB" w:sz="6" w:space="0"/>
+          <w:bottom w:val="single" w:color="CBD5DB" w:sz="6" w:space="0"/>
+          <w:right w:val="single" w:color="CBD5DB" w:sz="6" w:space="0"/>
+          <w:insideH w:val="single" w:color="CBD5DB" w:sz="6" w:space="0"/>
+          <w:insideV w:val="single" w:color="CBD5DB" w:sz="6" w:space="0"/>
         </w:tblBorders>
+        <w:tblLayout w:type="autofit"/>
+        <w:tblCellMar>
+          <w:top w:w="0" w:type="dxa"/>
+          <w:left w:w="10" w:type="dxa"/>
+          <w:bottom w:w="0" w:type="dxa"/>
+          <w:right w:w="10" w:type="dxa"/>
+        </w:tblCellMar>
       </w:tblPr>
       <w:tblGrid>
         <w:gridCol w:w="9866"/>
       </w:tblGrid>
       <w:tr>
-        <w:tc>
-          <w:tcPr>
-            <w:tcW w:type="dxa" w:w="9866"/>
-            <w:shd w:fill="F3F6F8"/>
-          </w:tcPr>
-          <w:p>
-            <w:pPr>
-              <w:spacing w:after="0" w:line="240" w:lineRule="auto"/>
-            </w:pPr>
-            <w:r/>
+        <w:tblPrEx>
+          <w:tblBorders>
+            <w:top w:val="single" w:color="CBD5DB" w:sz="6" w:space="0"/>
+            <w:left w:val="single" w:color="CBD5DB" w:sz="6" w:space="0"/>
+            <w:bottom w:val="single" w:color="CBD5DB" w:sz="6" w:space="0"/>
+            <w:right w:val="single" w:color="CBD5DB" w:sz="6" w:space="0"/>
+            <w:insideH w:val="single" w:color="CBD5DB" w:sz="6" w:space="0"/>
+            <w:insideV w:val="single" w:color="CBD5DB" w:sz="6" w:space="0"/>
+          </w:tblBorders>
+          <w:tblCellMar>
+            <w:top w:w="0" w:type="dxa"/>
+            <w:left w:w="10" w:type="dxa"/>
+            <w:bottom w:w="0" w:type="dxa"/>
+            <w:right w:w="10" w:type="dxa"/>
+          </w:tblCellMar>
+        </w:tblPrEx>
+        <w:tc>
+          <w:tcPr>
+            <w:tcW w:w="9866" w:type="dxa"/>
+            <w:shd w:val="clear" w:color="auto" w:fill="F3F6F8"/>
+          </w:tcPr>
+          <w:p>
+            <w:pPr>
+              <w:spacing w:after="0" w:line="240" w:lineRule="auto"/>
+            </w:pPr>
             <w:r>
               <w:rPr>
                 <w:rFonts w:ascii="Consolas" w:hAnsi="Consolas"/>
@@ -3549,6 +4010,26 @@
       </w:r>
     </w:p>
     <w:tbl>
+      <w:tblPr>
+        <w:tblStyle w:val="9"/>
+        <w:tblW w:w="9504" w:type="dxa"/>
+        <w:jc w:val="center"/>
+        <w:tblBorders>
+          <w:top w:val="single" w:color="CBD5DB" w:sz="6" w:space="0"/>
+          <w:left w:val="single" w:color="CBD5DB" w:sz="6" w:space="0"/>
+          <w:bottom w:val="single" w:color="CBD5DB" w:sz="6" w:space="0"/>
+          <w:right w:val="single" w:color="CBD5DB" w:sz="6" w:space="0"/>
+          <w:insideH w:val="single" w:color="CBD5DB" w:sz="6" w:space="0"/>
+          <w:insideV w:val="single" w:color="CBD5DB" w:sz="6" w:space="0"/>
+        </w:tblBorders>
+        <w:tblLayout w:type="fixed"/>
+        <w:tblCellMar>
+          <w:top w:w="0" w:type="dxa"/>
+          <w:left w:w="10" w:type="dxa"/>
+          <w:bottom w:w="0" w:type="dxa"/>
+          <w:right w:w="10" w:type="dxa"/>
+        </w:tblCellMar>
+      </w:tblPr>
       <w:tblGrid>
         <w:gridCol w:w="2232"/>
         <w:gridCol w:w="2376"/>
@@ -3556,32 +4037,36 @@
         <w:gridCol w:w="1224"/>
         <w:gridCol w:w="2376"/>
       </w:tblGrid>
-      <w:tblPr>
-        <w:tblW w:type="dxa" w:w="9504"/>
-        <w:tblLayout w:type="fixed"/>
-        <w:tblLook w:firstColumn="1" w:firstRow="1" w:lastColumn="0" w:lastRow="0" w:noHBand="0" w:noVBand="1" w:val="04A0"/>
-        <w:jc w:val="center"/>
-        <w:tblBorders>
-          <w:top w:val="single" w:sz="6" w:space="0" w:color="CBD5DB"/>
-          <w:left w:val="single" w:sz="6" w:space="0" w:color="CBD5DB"/>
-          <w:bottom w:val="single" w:sz="6" w:space="0" w:color="CBD5DB"/>
-          <w:right w:val="single" w:sz="6" w:space="0" w:color="CBD5DB"/>
-          <w:insideH w:val="single" w:sz="6" w:space="0" w:color="CBD5DB"/>
-          <w:insideV w:val="single" w:sz="6" w:space="0" w:color="CBD5DB"/>
-        </w:tblBorders>
-      </w:tblPr>
       <w:tr>
-        <w:tc>
-          <w:tcPr>
-            <w:tcW w:type="dxa" w:w="2232"/>
-            <w:shd w:fill="D9EDEE"/>
-            <w:vAlign w:val="center"/>
-          </w:tcPr>
-          <w:p>
-            <w:pPr>
-              <w:spacing w:after="0"/>
-            </w:pPr>
-            <w:r/>
+        <w:tblPrEx>
+          <w:tblBorders>
+            <w:top w:val="single" w:color="CBD5DB" w:sz="6" w:space="0"/>
+            <w:left w:val="single" w:color="CBD5DB" w:sz="6" w:space="0"/>
+            <w:bottom w:val="single" w:color="CBD5DB" w:sz="6" w:space="0"/>
+            <w:right w:val="single" w:color="CBD5DB" w:sz="6" w:space="0"/>
+            <w:insideH w:val="single" w:color="CBD5DB" w:sz="6" w:space="0"/>
+            <w:insideV w:val="single" w:color="CBD5DB" w:sz="6" w:space="0"/>
+          </w:tblBorders>
+          <w:tblCellMar>
+            <w:top w:w="0" w:type="dxa"/>
+            <w:left w:w="10" w:type="dxa"/>
+            <w:bottom w:w="0" w:type="dxa"/>
+            <w:right w:w="10" w:type="dxa"/>
+          </w:tblCellMar>
+        </w:tblPrEx>
+        <w:trPr>
+          <w:jc w:val="center"/>
+        </w:trPr>
+        <w:tc>
+          <w:tcPr>
+            <w:tcW w:w="2232" w:type="dxa"/>
+            <w:shd w:val="clear" w:color="auto" w:fill="D9EDEE"/>
+            <w:vAlign w:val="center"/>
+          </w:tcPr>
+          <w:p>
+            <w:pPr>
+              <w:spacing w:after="0"/>
+            </w:pPr>
             <w:r>
               <w:rPr>
                 <w:rFonts w:ascii="Arial" w:hAnsi="Arial"/>
@@ -3595,15 +4080,14 @@
         </w:tc>
         <w:tc>
           <w:tcPr>
-            <w:tcW w:type="dxa" w:w="2376"/>
-            <w:shd w:fill="D9EDEE"/>
-            <w:vAlign w:val="center"/>
-          </w:tcPr>
-          <w:p>
-            <w:pPr>
-              <w:spacing w:after="0"/>
-            </w:pPr>
-            <w:r/>
+            <w:tcW w:w="2376" w:type="dxa"/>
+            <w:shd w:val="clear" w:color="auto" w:fill="D9EDEE"/>
+            <w:vAlign w:val="center"/>
+          </w:tcPr>
+          <w:p>
+            <w:pPr>
+              <w:spacing w:after="0"/>
+            </w:pPr>
             <w:r>
               <w:rPr>
                 <w:rFonts w:ascii="Arial" w:hAnsi="Arial"/>
@@ -3617,15 +4101,14 @@
         </w:tc>
         <w:tc>
           <w:tcPr>
-            <w:tcW w:type="dxa" w:w="1296"/>
-            <w:shd w:fill="D9EDEE"/>
-            <w:vAlign w:val="center"/>
-          </w:tcPr>
-          <w:p>
-            <w:pPr>
-              <w:spacing w:after="0"/>
-            </w:pPr>
-            <w:r/>
+            <w:tcW w:w="1296" w:type="dxa"/>
+            <w:shd w:val="clear" w:color="auto" w:fill="D9EDEE"/>
+            <w:vAlign w:val="center"/>
+          </w:tcPr>
+          <w:p>
+            <w:pPr>
+              <w:spacing w:after="0"/>
+            </w:pPr>
             <w:r>
               <w:rPr>
                 <w:rFonts w:ascii="Arial" w:hAnsi="Arial"/>
@@ -3639,15 +4122,14 @@
         </w:tc>
         <w:tc>
           <w:tcPr>
-            <w:tcW w:type="dxa" w:w="1224"/>
-            <w:shd w:fill="D9EDEE"/>
-            <w:vAlign w:val="center"/>
-          </w:tcPr>
-          <w:p>
-            <w:pPr>
-              <w:spacing w:after="0"/>
-            </w:pPr>
-            <w:r/>
+            <w:tcW w:w="1224" w:type="dxa"/>
+            <w:shd w:val="clear" w:color="auto" w:fill="D9EDEE"/>
+            <w:vAlign w:val="center"/>
+          </w:tcPr>
+          <w:p>
+            <w:pPr>
+              <w:spacing w:after="0"/>
+            </w:pPr>
             <w:r>
               <w:rPr>
                 <w:rFonts w:ascii="Arial" w:hAnsi="Arial"/>
@@ -3661,15 +4143,14 @@
         </w:tc>
         <w:tc>
           <w:tcPr>
-            <w:tcW w:type="dxa" w:w="2376"/>
-            <w:shd w:fill="D9EDEE"/>
-            <w:vAlign w:val="center"/>
-          </w:tcPr>
-          <w:p>
-            <w:pPr>
-              <w:spacing w:after="0"/>
-            </w:pPr>
-            <w:r/>
+            <w:tcW w:w="2376" w:type="dxa"/>
+            <w:shd w:val="clear" w:color="auto" w:fill="D9EDEE"/>
+            <w:vAlign w:val="center"/>
+          </w:tcPr>
+          <w:p>
+            <w:pPr>
+              <w:spacing w:after="0"/>
+            </w:pPr>
             <w:r>
               <w:rPr>
                 <w:rFonts w:ascii="Arial" w:hAnsi="Arial"/>
@@ -3683,16 +4164,34 @@
         </w:tc>
       </w:tr>
       <w:tr>
-        <w:tc>
-          <w:tcPr>
-            <w:tcW w:type="dxa" w:w="2232"/>
-            <w:vAlign w:val="center"/>
-          </w:tcPr>
-          <w:p>
-            <w:pPr>
-              <w:spacing w:after="0"/>
-            </w:pPr>
-            <w:r/>
+        <w:tblPrEx>
+          <w:tblBorders>
+            <w:top w:val="single" w:color="CBD5DB" w:sz="6" w:space="0"/>
+            <w:left w:val="single" w:color="CBD5DB" w:sz="6" w:space="0"/>
+            <w:bottom w:val="single" w:color="CBD5DB" w:sz="6" w:space="0"/>
+            <w:right w:val="single" w:color="CBD5DB" w:sz="6" w:space="0"/>
+            <w:insideH w:val="single" w:color="CBD5DB" w:sz="6" w:space="0"/>
+            <w:insideV w:val="single" w:color="CBD5DB" w:sz="6" w:space="0"/>
+          </w:tblBorders>
+          <w:tblCellMar>
+            <w:top w:w="0" w:type="dxa"/>
+            <w:left w:w="10" w:type="dxa"/>
+            <w:bottom w:w="0" w:type="dxa"/>
+            <w:right w:w="10" w:type="dxa"/>
+          </w:tblCellMar>
+        </w:tblPrEx>
+        <w:trPr>
+          <w:jc w:val="center"/>
+        </w:trPr>
+        <w:tc>
+          <w:tcPr>
+            <w:tcW w:w="2232" w:type="dxa"/>
+            <w:vAlign w:val="center"/>
+          </w:tcPr>
+          <w:p>
+            <w:pPr>
+              <w:spacing w:after="0"/>
+            </w:pPr>
             <w:r>
               <w:rPr>
                 <w:rFonts w:ascii="Times New Roman" w:hAnsi="Times New Roman"/>
@@ -3705,14 +4204,13 @@
         </w:tc>
         <w:tc>
           <w:tcPr>
-            <w:tcW w:type="dxa" w:w="2376"/>
-            <w:vAlign w:val="center"/>
-          </w:tcPr>
-          <w:p>
-            <w:pPr>
-              <w:spacing w:after="0"/>
-            </w:pPr>
-            <w:r/>
+            <w:tcW w:w="2376" w:type="dxa"/>
+            <w:vAlign w:val="center"/>
+          </w:tcPr>
+          <w:p>
+            <w:pPr>
+              <w:spacing w:after="0"/>
+            </w:pPr>
             <w:r>
               <w:rPr>
                 <w:rFonts w:ascii="Times New Roman" w:hAnsi="Times New Roman"/>
@@ -3725,14 +4223,13 @@
         </w:tc>
         <w:tc>
           <w:tcPr>
-            <w:tcW w:type="dxa" w:w="1296"/>
-            <w:vAlign w:val="center"/>
-          </w:tcPr>
-          <w:p>
-            <w:pPr>
-              <w:spacing w:after="0"/>
-            </w:pPr>
-            <w:r/>
+            <w:tcW w:w="1296" w:type="dxa"/>
+            <w:vAlign w:val="center"/>
+          </w:tcPr>
+          <w:p>
+            <w:pPr>
+              <w:spacing w:after="0"/>
+            </w:pPr>
             <w:r>
               <w:rPr>
                 <w:rFonts w:ascii="Times New Roman" w:hAnsi="Times New Roman"/>
@@ -3745,14 +4242,13 @@
         </w:tc>
         <w:tc>
           <w:tcPr>
-            <w:tcW w:type="dxa" w:w="1224"/>
-            <w:vAlign w:val="center"/>
-          </w:tcPr>
-          <w:p>
-            <w:pPr>
-              <w:spacing w:after="0"/>
-            </w:pPr>
-            <w:r/>
+            <w:tcW w:w="1224" w:type="dxa"/>
+            <w:vAlign w:val="center"/>
+          </w:tcPr>
+          <w:p>
+            <w:pPr>
+              <w:spacing w:after="0"/>
+            </w:pPr>
             <w:r>
               <w:rPr>
                 <w:rFonts w:ascii="Times New Roman" w:hAnsi="Times New Roman"/>
@@ -3765,14 +4261,13 @@
         </w:tc>
         <w:tc>
           <w:tcPr>
-            <w:tcW w:type="dxa" w:w="2376"/>
-            <w:vAlign w:val="center"/>
-          </w:tcPr>
-          <w:p>
-            <w:pPr>
-              <w:spacing w:after="0"/>
-            </w:pPr>
-            <w:r/>
+            <w:tcW w:w="2376" w:type="dxa"/>
+            <w:vAlign w:val="center"/>
+          </w:tcPr>
+          <w:p>
+            <w:pPr>
+              <w:spacing w:after="0"/>
+            </w:pPr>
             <w:r>
               <w:rPr>
                 <w:rFonts w:ascii="Times New Roman" w:hAnsi="Times New Roman"/>
@@ -3785,16 +4280,34 @@
         </w:tc>
       </w:tr>
       <w:tr>
-        <w:tc>
-          <w:tcPr>
-            <w:tcW w:type="dxa" w:w="2232"/>
-            <w:vAlign w:val="center"/>
-          </w:tcPr>
-          <w:p>
-            <w:pPr>
-              <w:spacing w:after="0"/>
-            </w:pPr>
-            <w:r/>
+        <w:tblPrEx>
+          <w:tblBorders>
+            <w:top w:val="single" w:color="CBD5DB" w:sz="6" w:space="0"/>
+            <w:left w:val="single" w:color="CBD5DB" w:sz="6" w:space="0"/>
+            <w:bottom w:val="single" w:color="CBD5DB" w:sz="6" w:space="0"/>
+            <w:right w:val="single" w:color="CBD5DB" w:sz="6" w:space="0"/>
+            <w:insideH w:val="single" w:color="CBD5DB" w:sz="6" w:space="0"/>
+            <w:insideV w:val="single" w:color="CBD5DB" w:sz="6" w:space="0"/>
+          </w:tblBorders>
+          <w:tblCellMar>
+            <w:top w:w="0" w:type="dxa"/>
+            <w:left w:w="10" w:type="dxa"/>
+            <w:bottom w:w="0" w:type="dxa"/>
+            <w:right w:w="10" w:type="dxa"/>
+          </w:tblCellMar>
+        </w:tblPrEx>
+        <w:trPr>
+          <w:jc w:val="center"/>
+        </w:trPr>
+        <w:tc>
+          <w:tcPr>
+            <w:tcW w:w="2232" w:type="dxa"/>
+            <w:vAlign w:val="center"/>
+          </w:tcPr>
+          <w:p>
+            <w:pPr>
+              <w:spacing w:after="0"/>
+            </w:pPr>
             <w:r>
               <w:rPr>
                 <w:rFonts w:ascii="Times New Roman" w:hAnsi="Times New Roman"/>
@@ -3807,14 +4320,13 @@
         </w:tc>
         <w:tc>
           <w:tcPr>
-            <w:tcW w:type="dxa" w:w="2376"/>
-            <w:vAlign w:val="center"/>
-          </w:tcPr>
-          <w:p>
-            <w:pPr>
-              <w:spacing w:after="0"/>
-            </w:pPr>
-            <w:r/>
+            <w:tcW w:w="2376" w:type="dxa"/>
+            <w:vAlign w:val="center"/>
+          </w:tcPr>
+          <w:p>
+            <w:pPr>
+              <w:spacing w:after="0"/>
+            </w:pPr>
             <w:r>
               <w:rPr>
                 <w:rFonts w:ascii="Times New Roman" w:hAnsi="Times New Roman"/>
@@ -3827,14 +4339,13 @@
         </w:tc>
         <w:tc>
           <w:tcPr>
-            <w:tcW w:type="dxa" w:w="1296"/>
-            <w:vAlign w:val="center"/>
-          </w:tcPr>
-          <w:p>
-            <w:pPr>
-              <w:spacing w:after="0"/>
-            </w:pPr>
-            <w:r/>
+            <w:tcW w:w="1296" w:type="dxa"/>
+            <w:vAlign w:val="center"/>
+          </w:tcPr>
+          <w:p>
+            <w:pPr>
+              <w:spacing w:after="0"/>
+            </w:pPr>
             <w:r>
               <w:rPr>
                 <w:rFonts w:ascii="Times New Roman" w:hAnsi="Times New Roman"/>
@@ -3847,14 +4358,13 @@
         </w:tc>
         <w:tc>
           <w:tcPr>
-            <w:tcW w:type="dxa" w:w="1224"/>
-            <w:vAlign w:val="center"/>
-          </w:tcPr>
-          <w:p>
-            <w:pPr>
-              <w:spacing w:after="0"/>
-            </w:pPr>
-            <w:r/>
+            <w:tcW w:w="1224" w:type="dxa"/>
+            <w:vAlign w:val="center"/>
+          </w:tcPr>
+          <w:p>
+            <w:pPr>
+              <w:spacing w:after="0"/>
+            </w:pPr>
             <w:r>
               <w:rPr>
                 <w:rFonts w:ascii="Times New Roman" w:hAnsi="Times New Roman"/>
@@ -3867,14 +4377,13 @@
         </w:tc>
         <w:tc>
           <w:tcPr>
-            <w:tcW w:type="dxa" w:w="2376"/>
-            <w:vAlign w:val="center"/>
-          </w:tcPr>
-          <w:p>
-            <w:pPr>
-              <w:spacing w:after="0"/>
-            </w:pPr>
-            <w:r/>
+            <w:tcW w:w="2376" w:type="dxa"/>
+            <w:vAlign w:val="center"/>
+          </w:tcPr>
+          <w:p>
+            <w:pPr>
+              <w:spacing w:after="0"/>
+            </w:pPr>
             <w:r>
               <w:rPr>
                 <w:rFonts w:ascii="Times New Roman" w:hAnsi="Times New Roman"/>
@@ -3887,16 +4396,34 @@
         </w:tc>
       </w:tr>
       <w:tr>
-        <w:tc>
-          <w:tcPr>
-            <w:tcW w:type="dxa" w:w="2232"/>
-            <w:vAlign w:val="center"/>
-          </w:tcPr>
-          <w:p>
-            <w:pPr>
-              <w:spacing w:after="0"/>
-            </w:pPr>
-            <w:r/>
+        <w:tblPrEx>
+          <w:tblBorders>
+            <w:top w:val="single" w:color="CBD5DB" w:sz="6" w:space="0"/>
+            <w:left w:val="single" w:color="CBD5DB" w:sz="6" w:space="0"/>
+            <w:bottom w:val="single" w:color="CBD5DB" w:sz="6" w:space="0"/>
+            <w:right w:val="single" w:color="CBD5DB" w:sz="6" w:space="0"/>
+            <w:insideH w:val="single" w:color="CBD5DB" w:sz="6" w:space="0"/>
+            <w:insideV w:val="single" w:color="CBD5DB" w:sz="6" w:space="0"/>
+          </w:tblBorders>
+          <w:tblCellMar>
+            <w:top w:w="0" w:type="dxa"/>
+            <w:left w:w="10" w:type="dxa"/>
+            <w:bottom w:w="0" w:type="dxa"/>
+            <w:right w:w="10" w:type="dxa"/>
+          </w:tblCellMar>
+        </w:tblPrEx>
+        <w:trPr>
+          <w:jc w:val="center"/>
+        </w:trPr>
+        <w:tc>
+          <w:tcPr>
+            <w:tcW w:w="2232" w:type="dxa"/>
+            <w:vAlign w:val="center"/>
+          </w:tcPr>
+          <w:p>
+            <w:pPr>
+              <w:spacing w:after="0"/>
+            </w:pPr>
             <w:r>
               <w:rPr>
                 <w:rFonts w:ascii="Times New Roman" w:hAnsi="Times New Roman"/>
@@ -3909,14 +4436,13 @@
         </w:tc>
         <w:tc>
           <w:tcPr>
-            <w:tcW w:type="dxa" w:w="2376"/>
-            <w:vAlign w:val="center"/>
-          </w:tcPr>
-          <w:p>
-            <w:pPr>
-              <w:spacing w:after="0"/>
-            </w:pPr>
-            <w:r/>
+            <w:tcW w:w="2376" w:type="dxa"/>
+            <w:vAlign w:val="center"/>
+          </w:tcPr>
+          <w:p>
+            <w:pPr>
+              <w:spacing w:after="0"/>
+            </w:pPr>
             <w:r>
               <w:rPr>
                 <w:rFonts w:ascii="Times New Roman" w:hAnsi="Times New Roman"/>
@@ -3929,14 +4455,13 @@
         </w:tc>
         <w:tc>
           <w:tcPr>
-            <w:tcW w:type="dxa" w:w="1296"/>
-            <w:vAlign w:val="center"/>
-          </w:tcPr>
-          <w:p>
-            <w:pPr>
-              <w:spacing w:after="0"/>
-            </w:pPr>
-            <w:r/>
+            <w:tcW w:w="1296" w:type="dxa"/>
+            <w:vAlign w:val="center"/>
+          </w:tcPr>
+          <w:p>
+            <w:pPr>
+              <w:spacing w:after="0"/>
+            </w:pPr>
             <w:r>
               <w:rPr>
                 <w:rFonts w:ascii="Times New Roman" w:hAnsi="Times New Roman"/>
@@ -3949,14 +4474,13 @@
         </w:tc>
         <w:tc>
           <w:tcPr>
-            <w:tcW w:type="dxa" w:w="1224"/>
-            <w:vAlign w:val="center"/>
-          </w:tcPr>
-          <w:p>
-            <w:pPr>
-              <w:spacing w:after="0"/>
-            </w:pPr>
-            <w:r/>
+            <w:tcW w:w="1224" w:type="dxa"/>
+            <w:vAlign w:val="center"/>
+          </w:tcPr>
+          <w:p>
+            <w:pPr>
+              <w:spacing w:after="0"/>
+            </w:pPr>
             <w:r>
               <w:rPr>
                 <w:rFonts w:ascii="Times New Roman" w:hAnsi="Times New Roman"/>
@@ -3969,14 +4493,13 @@
         </w:tc>
         <w:tc>
           <w:tcPr>
-            <w:tcW w:type="dxa" w:w="2376"/>
-            <w:vAlign w:val="center"/>
-          </w:tcPr>
-          <w:p>
-            <w:pPr>
-              <w:spacing w:after="0"/>
-            </w:pPr>
-            <w:r/>
+            <w:tcW w:w="2376" w:type="dxa"/>
+            <w:vAlign w:val="center"/>
+          </w:tcPr>
+          <w:p>
+            <w:pPr>
+              <w:spacing w:after="0"/>
+            </w:pPr>
             <w:r>
               <w:rPr>
                 <w:rFonts w:ascii="Times New Roman" w:hAnsi="Times New Roman"/>
@@ -3989,16 +4512,34 @@
         </w:tc>
       </w:tr>
       <w:tr>
-        <w:tc>
-          <w:tcPr>
-            <w:tcW w:type="dxa" w:w="2232"/>
-            <w:vAlign w:val="center"/>
-          </w:tcPr>
-          <w:p>
-            <w:pPr>
-              <w:spacing w:after="0"/>
-            </w:pPr>
-            <w:r/>
+        <w:tblPrEx>
+          <w:tblBorders>
+            <w:top w:val="single" w:color="CBD5DB" w:sz="6" w:space="0"/>
+            <w:left w:val="single" w:color="CBD5DB" w:sz="6" w:space="0"/>
+            <w:bottom w:val="single" w:color="CBD5DB" w:sz="6" w:space="0"/>
+            <w:right w:val="single" w:color="CBD5DB" w:sz="6" w:space="0"/>
+            <w:insideH w:val="single" w:color="CBD5DB" w:sz="6" w:space="0"/>
+            <w:insideV w:val="single" w:color="CBD5DB" w:sz="6" w:space="0"/>
+          </w:tblBorders>
+          <w:tblCellMar>
+            <w:top w:w="0" w:type="dxa"/>
+            <w:left w:w="10" w:type="dxa"/>
+            <w:bottom w:w="0" w:type="dxa"/>
+            <w:right w:w="10" w:type="dxa"/>
+          </w:tblCellMar>
+        </w:tblPrEx>
+        <w:trPr>
+          <w:jc w:val="center"/>
+        </w:trPr>
+        <w:tc>
+          <w:tcPr>
+            <w:tcW w:w="2232" w:type="dxa"/>
+            <w:vAlign w:val="center"/>
+          </w:tcPr>
+          <w:p>
+            <w:pPr>
+              <w:spacing w:after="0"/>
+            </w:pPr>
             <w:r>
               <w:rPr>
                 <w:rFonts w:ascii="Times New Roman" w:hAnsi="Times New Roman"/>
@@ -4011,14 +4552,13 @@
         </w:tc>
         <w:tc>
           <w:tcPr>
-            <w:tcW w:type="dxa" w:w="2376"/>
-            <w:vAlign w:val="center"/>
-          </w:tcPr>
-          <w:p>
-            <w:pPr>
-              <w:spacing w:after="0"/>
-            </w:pPr>
-            <w:r/>
+            <w:tcW w:w="2376" w:type="dxa"/>
+            <w:vAlign w:val="center"/>
+          </w:tcPr>
+          <w:p>
+            <w:pPr>
+              <w:spacing w:after="0"/>
+            </w:pPr>
             <w:r>
               <w:rPr>
                 <w:rFonts w:ascii="Times New Roman" w:hAnsi="Times New Roman"/>
@@ -4031,14 +4571,13 @@
         </w:tc>
         <w:tc>
           <w:tcPr>
-            <w:tcW w:type="dxa" w:w="1296"/>
-            <w:vAlign w:val="center"/>
-          </w:tcPr>
-          <w:p>
-            <w:pPr>
-              <w:spacing w:after="0"/>
-            </w:pPr>
-            <w:r/>
+            <w:tcW w:w="1296" w:type="dxa"/>
+            <w:vAlign w:val="center"/>
+          </w:tcPr>
+          <w:p>
+            <w:pPr>
+              <w:spacing w:after="0"/>
+            </w:pPr>
             <w:r>
               <w:rPr>
                 <w:rFonts w:ascii="Times New Roman" w:hAnsi="Times New Roman"/>
@@ -4051,14 +4590,13 @@
         </w:tc>
         <w:tc>
           <w:tcPr>
-            <w:tcW w:type="dxa" w:w="1224"/>
-            <w:vAlign w:val="center"/>
-          </w:tcPr>
-          <w:p>
-            <w:pPr>
-              <w:spacing w:after="0"/>
-            </w:pPr>
-            <w:r/>
+            <w:tcW w:w="1224" w:type="dxa"/>
+            <w:vAlign w:val="center"/>
+          </w:tcPr>
+          <w:p>
+            <w:pPr>
+              <w:spacing w:after="0"/>
+            </w:pPr>
             <w:r>
               <w:rPr>
                 <w:rFonts w:ascii="Times New Roman" w:hAnsi="Times New Roman"/>
@@ -4071,14 +4609,13 @@
         </w:tc>
         <w:tc>
           <w:tcPr>
-            <w:tcW w:type="dxa" w:w="2376"/>
-            <w:vAlign w:val="center"/>
-          </w:tcPr>
-          <w:p>
-            <w:pPr>
-              <w:spacing w:after="0"/>
-            </w:pPr>
-            <w:r/>
+            <w:tcW w:w="2376" w:type="dxa"/>
+            <w:vAlign w:val="center"/>
+          </w:tcPr>
+          <w:p>
+            <w:pPr>
+              <w:spacing w:after="0"/>
+            </w:pPr>
             <w:r>
               <w:rPr>
                 <w:rFonts w:ascii="Times New Roman" w:hAnsi="Times New Roman"/>
@@ -4091,16 +4628,34 @@
         </w:tc>
       </w:tr>
       <w:tr>
-        <w:tc>
-          <w:tcPr>
-            <w:tcW w:type="dxa" w:w="2232"/>
-            <w:vAlign w:val="center"/>
-          </w:tcPr>
-          <w:p>
-            <w:pPr>
-              <w:spacing w:after="0"/>
-            </w:pPr>
-            <w:r/>
+        <w:tblPrEx>
+          <w:tblBorders>
+            <w:top w:val="single" w:color="CBD5DB" w:sz="6" w:space="0"/>
+            <w:left w:val="single" w:color="CBD5DB" w:sz="6" w:space="0"/>
+            <w:bottom w:val="single" w:color="CBD5DB" w:sz="6" w:space="0"/>
+            <w:right w:val="single" w:color="CBD5DB" w:sz="6" w:space="0"/>
+            <w:insideH w:val="single" w:color="CBD5DB" w:sz="6" w:space="0"/>
+            <w:insideV w:val="single" w:color="CBD5DB" w:sz="6" w:space="0"/>
+          </w:tblBorders>
+          <w:tblCellMar>
+            <w:top w:w="0" w:type="dxa"/>
+            <w:left w:w="10" w:type="dxa"/>
+            <w:bottom w:w="0" w:type="dxa"/>
+            <w:right w:w="10" w:type="dxa"/>
+          </w:tblCellMar>
+        </w:tblPrEx>
+        <w:trPr>
+          <w:jc w:val="center"/>
+        </w:trPr>
+        <w:tc>
+          <w:tcPr>
+            <w:tcW w:w="2232" w:type="dxa"/>
+            <w:vAlign w:val="center"/>
+          </w:tcPr>
+          <w:p>
+            <w:pPr>
+              <w:spacing w:after="0"/>
+            </w:pPr>
             <w:r>
               <w:rPr>
                 <w:rFonts w:ascii="Times New Roman" w:hAnsi="Times New Roman"/>
@@ -4113,14 +4668,13 @@
         </w:tc>
         <w:tc>
           <w:tcPr>
-            <w:tcW w:type="dxa" w:w="2376"/>
-            <w:vAlign w:val="center"/>
-          </w:tcPr>
-          <w:p>
-            <w:pPr>
-              <w:spacing w:after="0"/>
-            </w:pPr>
-            <w:r/>
+            <w:tcW w:w="2376" w:type="dxa"/>
+            <w:vAlign w:val="center"/>
+          </w:tcPr>
+          <w:p>
+            <w:pPr>
+              <w:spacing w:after="0"/>
+            </w:pPr>
             <w:r>
               <w:rPr>
                 <w:rFonts w:ascii="Times New Roman" w:hAnsi="Times New Roman"/>
@@ -4133,14 +4687,13 @@
         </w:tc>
         <w:tc>
           <w:tcPr>
-            <w:tcW w:type="dxa" w:w="1296"/>
-            <w:vAlign w:val="center"/>
-          </w:tcPr>
-          <w:p>
-            <w:pPr>
-              <w:spacing w:after="0"/>
-            </w:pPr>
-            <w:r/>
+            <w:tcW w:w="1296" w:type="dxa"/>
+            <w:vAlign w:val="center"/>
+          </w:tcPr>
+          <w:p>
+            <w:pPr>
+              <w:spacing w:after="0"/>
+            </w:pPr>
             <w:r>
               <w:rPr>
                 <w:rFonts w:ascii="Times New Roman" w:hAnsi="Times New Roman"/>
@@ -4153,14 +4706,13 @@
         </w:tc>
         <w:tc>
           <w:tcPr>
-            <w:tcW w:type="dxa" w:w="1224"/>
-            <w:vAlign w:val="center"/>
-          </w:tcPr>
-          <w:p>
-            <w:pPr>
-              <w:spacing w:after="0"/>
-            </w:pPr>
-            <w:r/>
+            <w:tcW w:w="1224" w:type="dxa"/>
+            <w:vAlign w:val="center"/>
+          </w:tcPr>
+          <w:p>
+            <w:pPr>
+              <w:spacing w:after="0"/>
+            </w:pPr>
             <w:r>
               <w:rPr>
                 <w:rFonts w:ascii="Times New Roman" w:hAnsi="Times New Roman"/>
@@ -4173,14 +4725,13 @@
         </w:tc>
         <w:tc>
           <w:tcPr>
-            <w:tcW w:type="dxa" w:w="2376"/>
-            <w:vAlign w:val="center"/>
-          </w:tcPr>
-          <w:p>
-            <w:pPr>
-              <w:spacing w:after="0"/>
-            </w:pPr>
-            <w:r/>
+            <w:tcW w:w="2376" w:type="dxa"/>
+            <w:vAlign w:val="center"/>
+          </w:tcPr>
+          <w:p>
+            <w:pPr>
+              <w:spacing w:after="0"/>
+            </w:pPr>
             <w:r>
               <w:rPr>
                 <w:rFonts w:ascii="Times New Roman" w:hAnsi="Times New Roman"/>
@@ -4193,16 +4744,34 @@
         </w:tc>
       </w:tr>
       <w:tr>
-        <w:tc>
-          <w:tcPr>
-            <w:tcW w:type="dxa" w:w="2232"/>
-            <w:vAlign w:val="center"/>
-          </w:tcPr>
-          <w:p>
-            <w:pPr>
-              <w:spacing w:after="0"/>
-            </w:pPr>
-            <w:r/>
+        <w:tblPrEx>
+          <w:tblBorders>
+            <w:top w:val="single" w:color="CBD5DB" w:sz="6" w:space="0"/>
+            <w:left w:val="single" w:color="CBD5DB" w:sz="6" w:space="0"/>
+            <w:bottom w:val="single" w:color="CBD5DB" w:sz="6" w:space="0"/>
+            <w:right w:val="single" w:color="CBD5DB" w:sz="6" w:space="0"/>
+            <w:insideH w:val="single" w:color="CBD5DB" w:sz="6" w:space="0"/>
+            <w:insideV w:val="single" w:color="CBD5DB" w:sz="6" w:space="0"/>
+          </w:tblBorders>
+          <w:tblCellMar>
+            <w:top w:w="0" w:type="dxa"/>
+            <w:left w:w="10" w:type="dxa"/>
+            <w:bottom w:w="0" w:type="dxa"/>
+            <w:right w:w="10" w:type="dxa"/>
+          </w:tblCellMar>
+        </w:tblPrEx>
+        <w:trPr>
+          <w:jc w:val="center"/>
+        </w:trPr>
+        <w:tc>
+          <w:tcPr>
+            <w:tcW w:w="2232" w:type="dxa"/>
+            <w:vAlign w:val="center"/>
+          </w:tcPr>
+          <w:p>
+            <w:pPr>
+              <w:spacing w:after="0"/>
+            </w:pPr>
             <w:r>
               <w:rPr>
                 <w:rFonts w:ascii="Times New Roman" w:hAnsi="Times New Roman"/>
@@ -4215,14 +4784,13 @@
         </w:tc>
         <w:tc>
           <w:tcPr>
-            <w:tcW w:type="dxa" w:w="2376"/>
-            <w:vAlign w:val="center"/>
-          </w:tcPr>
-          <w:p>
-            <w:pPr>
-              <w:spacing w:after="0"/>
-            </w:pPr>
-            <w:r/>
+            <w:tcW w:w="2376" w:type="dxa"/>
+            <w:vAlign w:val="center"/>
+          </w:tcPr>
+          <w:p>
+            <w:pPr>
+              <w:spacing w:after="0"/>
+            </w:pPr>
             <w:r>
               <w:rPr>
                 <w:rFonts w:ascii="Times New Roman" w:hAnsi="Times New Roman"/>
@@ -4235,14 +4803,13 @@
         </w:tc>
         <w:tc>
           <w:tcPr>
-            <w:tcW w:type="dxa" w:w="1296"/>
-            <w:vAlign w:val="center"/>
-          </w:tcPr>
-          <w:p>
-            <w:pPr>
-              <w:spacing w:after="0"/>
-            </w:pPr>
-            <w:r/>
+            <w:tcW w:w="1296" w:type="dxa"/>
+            <w:vAlign w:val="center"/>
+          </w:tcPr>
+          <w:p>
+            <w:pPr>
+              <w:spacing w:after="0"/>
+            </w:pPr>
             <w:r>
               <w:rPr>
                 <w:rFonts w:ascii="Times New Roman" w:hAnsi="Times New Roman"/>
@@ -4255,14 +4822,13 @@
         </w:tc>
         <w:tc>
           <w:tcPr>
-            <w:tcW w:type="dxa" w:w="1224"/>
-            <w:vAlign w:val="center"/>
-          </w:tcPr>
-          <w:p>
-            <w:pPr>
-              <w:spacing w:after="0"/>
-            </w:pPr>
-            <w:r/>
+            <w:tcW w:w="1224" w:type="dxa"/>
+            <w:vAlign w:val="center"/>
+          </w:tcPr>
+          <w:p>
+            <w:pPr>
+              <w:spacing w:after="0"/>
+            </w:pPr>
             <w:r>
               <w:rPr>
                 <w:rFonts w:ascii="Times New Roman" w:hAnsi="Times New Roman"/>
@@ -4275,14 +4841,13 @@
         </w:tc>
         <w:tc>
           <w:tcPr>
-            <w:tcW w:type="dxa" w:w="2376"/>
-            <w:vAlign w:val="center"/>
-          </w:tcPr>
-          <w:p>
-            <w:pPr>
-              <w:spacing w:after="0"/>
-            </w:pPr>
-            <w:r/>
+            <w:tcW w:w="2376" w:type="dxa"/>
+            <w:vAlign w:val="center"/>
+          </w:tcPr>
+          <w:p>
+            <w:pPr>
+              <w:spacing w:after="0"/>
+            </w:pPr>
             <w:r>
               <w:rPr>
                 <w:rFonts w:ascii="Times New Roman" w:hAnsi="Times New Roman"/>
@@ -4295,16 +4860,34 @@
         </w:tc>
       </w:tr>
       <w:tr>
-        <w:tc>
-          <w:tcPr>
-            <w:tcW w:type="dxa" w:w="2232"/>
-            <w:vAlign w:val="center"/>
-          </w:tcPr>
-          <w:p>
-            <w:pPr>
-              <w:spacing w:after="0"/>
-            </w:pPr>
-            <w:r/>
+        <w:tblPrEx>
+          <w:tblBorders>
+            <w:top w:val="single" w:color="CBD5DB" w:sz="6" w:space="0"/>
+            <w:left w:val="single" w:color="CBD5DB" w:sz="6" w:space="0"/>
+            <w:bottom w:val="single" w:color="CBD5DB" w:sz="6" w:space="0"/>
+            <w:right w:val="single" w:color="CBD5DB" w:sz="6" w:space="0"/>
+            <w:insideH w:val="single" w:color="CBD5DB" w:sz="6" w:space="0"/>
+            <w:insideV w:val="single" w:color="CBD5DB" w:sz="6" w:space="0"/>
+          </w:tblBorders>
+          <w:tblCellMar>
+            <w:top w:w="0" w:type="dxa"/>
+            <w:left w:w="10" w:type="dxa"/>
+            <w:bottom w:w="0" w:type="dxa"/>
+            <w:right w:w="10" w:type="dxa"/>
+          </w:tblCellMar>
+        </w:tblPrEx>
+        <w:trPr>
+          <w:jc w:val="center"/>
+        </w:trPr>
+        <w:tc>
+          <w:tcPr>
+            <w:tcW w:w="2232" w:type="dxa"/>
+            <w:vAlign w:val="center"/>
+          </w:tcPr>
+          <w:p>
+            <w:pPr>
+              <w:spacing w:after="0"/>
+            </w:pPr>
             <w:r>
               <w:rPr>
                 <w:rFonts w:ascii="Times New Roman" w:hAnsi="Times New Roman"/>
@@ -4317,14 +4900,13 @@
         </w:tc>
         <w:tc>
           <w:tcPr>
-            <w:tcW w:type="dxa" w:w="2376"/>
-            <w:vAlign w:val="center"/>
-          </w:tcPr>
-          <w:p>
-            <w:pPr>
-              <w:spacing w:after="0"/>
-            </w:pPr>
-            <w:r/>
+            <w:tcW w:w="2376" w:type="dxa"/>
+            <w:vAlign w:val="center"/>
+          </w:tcPr>
+          <w:p>
+            <w:pPr>
+              <w:spacing w:after="0"/>
+            </w:pPr>
             <w:r>
               <w:rPr>
                 <w:rFonts w:ascii="Times New Roman" w:hAnsi="Times New Roman"/>
@@ -4337,14 +4919,13 @@
         </w:tc>
         <w:tc>
           <w:tcPr>
-            <w:tcW w:type="dxa" w:w="1296"/>
-            <w:vAlign w:val="center"/>
-          </w:tcPr>
-          <w:p>
-            <w:pPr>
-              <w:spacing w:after="0"/>
-            </w:pPr>
-            <w:r/>
+            <w:tcW w:w="1296" w:type="dxa"/>
+            <w:vAlign w:val="center"/>
+          </w:tcPr>
+          <w:p>
+            <w:pPr>
+              <w:spacing w:after="0"/>
+            </w:pPr>
             <w:r>
               <w:rPr>
                 <w:rFonts w:ascii="Times New Roman" w:hAnsi="Times New Roman"/>
@@ -4357,14 +4938,13 @@
         </w:tc>
         <w:tc>
           <w:tcPr>
-            <w:tcW w:type="dxa" w:w="1224"/>
-            <w:vAlign w:val="center"/>
-          </w:tcPr>
-          <w:p>
-            <w:pPr>
-              <w:spacing w:after="0"/>
-            </w:pPr>
-            <w:r/>
+            <w:tcW w:w="1224" w:type="dxa"/>
+            <w:vAlign w:val="center"/>
+          </w:tcPr>
+          <w:p>
+            <w:pPr>
+              <w:spacing w:after="0"/>
+            </w:pPr>
             <w:r>
               <w:rPr>
                 <w:rFonts w:ascii="Times New Roman" w:hAnsi="Times New Roman"/>
@@ -4377,14 +4957,13 @@
         </w:tc>
         <w:tc>
           <w:tcPr>
-            <w:tcW w:type="dxa" w:w="2376"/>
-            <w:vAlign w:val="center"/>
-          </w:tcPr>
-          <w:p>
-            <w:pPr>
-              <w:spacing w:after="0"/>
-            </w:pPr>
-            <w:r/>
+            <w:tcW w:w="2376" w:type="dxa"/>
+            <w:vAlign w:val="center"/>
+          </w:tcPr>
+          <w:p>
+            <w:pPr>
+              <w:spacing w:after="0"/>
+            </w:pPr>
             <w:r>
               <w:rPr>
                 <w:rFonts w:ascii="Times New Roman" w:hAnsi="Times New Roman"/>
@@ -4397,16 +4976,34 @@
         </w:tc>
       </w:tr>
       <w:tr>
-        <w:tc>
-          <w:tcPr>
-            <w:tcW w:type="dxa" w:w="2232"/>
-            <w:vAlign w:val="center"/>
-          </w:tcPr>
-          <w:p>
-            <w:pPr>
-              <w:spacing w:after="0"/>
-            </w:pPr>
-            <w:r/>
+        <w:tblPrEx>
+          <w:tblBorders>
+            <w:top w:val="single" w:color="CBD5DB" w:sz="6" w:space="0"/>
+            <w:left w:val="single" w:color="CBD5DB" w:sz="6" w:space="0"/>
+            <w:bottom w:val="single" w:color="CBD5DB" w:sz="6" w:space="0"/>
+            <w:right w:val="single" w:color="CBD5DB" w:sz="6" w:space="0"/>
+            <w:insideH w:val="single" w:color="CBD5DB" w:sz="6" w:space="0"/>
+            <w:insideV w:val="single" w:color="CBD5DB" w:sz="6" w:space="0"/>
+          </w:tblBorders>
+          <w:tblCellMar>
+            <w:top w:w="0" w:type="dxa"/>
+            <w:left w:w="10" w:type="dxa"/>
+            <w:bottom w:w="0" w:type="dxa"/>
+            <w:right w:w="10" w:type="dxa"/>
+          </w:tblCellMar>
+        </w:tblPrEx>
+        <w:trPr>
+          <w:jc w:val="center"/>
+        </w:trPr>
+        <w:tc>
+          <w:tcPr>
+            <w:tcW w:w="2232" w:type="dxa"/>
+            <w:vAlign w:val="center"/>
+          </w:tcPr>
+          <w:p>
+            <w:pPr>
+              <w:spacing w:after="0"/>
+            </w:pPr>
             <w:r>
               <w:rPr>
                 <w:rFonts w:ascii="Times New Roman" w:hAnsi="Times New Roman"/>
@@ -4419,14 +5016,13 @@
         </w:tc>
         <w:tc>
           <w:tcPr>
-            <w:tcW w:type="dxa" w:w="2376"/>
-            <w:vAlign w:val="center"/>
-          </w:tcPr>
-          <w:p>
-            <w:pPr>
-              <w:spacing w:after="0"/>
-            </w:pPr>
-            <w:r/>
+            <w:tcW w:w="2376" w:type="dxa"/>
+            <w:vAlign w:val="center"/>
+          </w:tcPr>
+          <w:p>
+            <w:pPr>
+              <w:spacing w:after="0"/>
+            </w:pPr>
             <w:r>
               <w:rPr>
                 <w:rFonts w:ascii="Times New Roman" w:hAnsi="Times New Roman"/>
@@ -4439,14 +5035,13 @@
         </w:tc>
         <w:tc>
           <w:tcPr>
-            <w:tcW w:type="dxa" w:w="1296"/>
-            <w:vAlign w:val="center"/>
-          </w:tcPr>
-          <w:p>
-            <w:pPr>
-              <w:spacing w:after="0"/>
-            </w:pPr>
-            <w:r/>
+            <w:tcW w:w="1296" w:type="dxa"/>
+            <w:vAlign w:val="center"/>
+          </w:tcPr>
+          <w:p>
+            <w:pPr>
+              <w:spacing w:after="0"/>
+            </w:pPr>
             <w:r>
               <w:rPr>
                 <w:rFonts w:ascii="Times New Roman" w:hAnsi="Times New Roman"/>
@@ -4459,14 +5054,13 @@
         </w:tc>
         <w:tc>
           <w:tcPr>
-            <w:tcW w:type="dxa" w:w="1224"/>
-            <w:vAlign w:val="center"/>
-          </w:tcPr>
-          <w:p>
-            <w:pPr>
-              <w:spacing w:after="0"/>
-            </w:pPr>
-            <w:r/>
+            <w:tcW w:w="1224" w:type="dxa"/>
+            <w:vAlign w:val="center"/>
+          </w:tcPr>
+          <w:p>
+            <w:pPr>
+              <w:spacing w:after="0"/>
+            </w:pPr>
             <w:r>
               <w:rPr>
                 <w:rFonts w:ascii="Times New Roman" w:hAnsi="Times New Roman"/>
@@ -4479,14 +5073,13 @@
         </w:tc>
         <w:tc>
           <w:tcPr>
-            <w:tcW w:type="dxa" w:w="2376"/>
-            <w:vAlign w:val="center"/>
-          </w:tcPr>
-          <w:p>
-            <w:pPr>
-              <w:spacing w:after="0"/>
-            </w:pPr>
-            <w:r/>
+            <w:tcW w:w="2376" w:type="dxa"/>
+            <w:vAlign w:val="center"/>
+          </w:tcPr>
+          <w:p>
+            <w:pPr>
+              <w:spacing w:after="0"/>
+            </w:pPr>
             <w:r>
               <w:rPr>
                 <w:rFonts w:ascii="Times New Roman" w:hAnsi="Times New Roman"/>
@@ -4499,16 +5092,34 @@
         </w:tc>
       </w:tr>
       <w:tr>
-        <w:tc>
-          <w:tcPr>
-            <w:tcW w:type="dxa" w:w="2232"/>
-            <w:vAlign w:val="center"/>
-          </w:tcPr>
-          <w:p>
-            <w:pPr>
-              <w:spacing w:after="0"/>
-            </w:pPr>
-            <w:r/>
+        <w:tblPrEx>
+          <w:tblBorders>
+            <w:top w:val="single" w:color="CBD5DB" w:sz="6" w:space="0"/>
+            <w:left w:val="single" w:color="CBD5DB" w:sz="6" w:space="0"/>
+            <w:bottom w:val="single" w:color="CBD5DB" w:sz="6" w:space="0"/>
+            <w:right w:val="single" w:color="CBD5DB" w:sz="6" w:space="0"/>
+            <w:insideH w:val="single" w:color="CBD5DB" w:sz="6" w:space="0"/>
+            <w:insideV w:val="single" w:color="CBD5DB" w:sz="6" w:space="0"/>
+          </w:tblBorders>
+          <w:tblCellMar>
+            <w:top w:w="0" w:type="dxa"/>
+            <w:left w:w="10" w:type="dxa"/>
+            <w:bottom w:w="0" w:type="dxa"/>
+            <w:right w:w="10" w:type="dxa"/>
+          </w:tblCellMar>
+        </w:tblPrEx>
+        <w:trPr>
+          <w:jc w:val="center"/>
+        </w:trPr>
+        <w:tc>
+          <w:tcPr>
+            <w:tcW w:w="2232" w:type="dxa"/>
+            <w:vAlign w:val="center"/>
+          </w:tcPr>
+          <w:p>
+            <w:pPr>
+              <w:spacing w:after="0"/>
+            </w:pPr>
             <w:r>
               <w:rPr>
                 <w:rFonts w:ascii="Times New Roman" w:hAnsi="Times New Roman"/>
@@ -4521,14 +5132,13 @@
         </w:tc>
         <w:tc>
           <w:tcPr>
-            <w:tcW w:type="dxa" w:w="2376"/>
-            <w:vAlign w:val="center"/>
-          </w:tcPr>
-          <w:p>
-            <w:pPr>
-              <w:spacing w:after="0"/>
-            </w:pPr>
-            <w:r/>
+            <w:tcW w:w="2376" w:type="dxa"/>
+            <w:vAlign w:val="center"/>
+          </w:tcPr>
+          <w:p>
+            <w:pPr>
+              <w:spacing w:after="0"/>
+            </w:pPr>
             <w:r>
               <w:rPr>
                 <w:rFonts w:ascii="Times New Roman" w:hAnsi="Times New Roman"/>
@@ -4541,14 +5151,13 @@
         </w:tc>
         <w:tc>
           <w:tcPr>
-            <w:tcW w:type="dxa" w:w="1296"/>
-            <w:vAlign w:val="center"/>
-          </w:tcPr>
-          <w:p>
-            <w:pPr>
-              <w:spacing w:after="0"/>
-            </w:pPr>
-            <w:r/>
+            <w:tcW w:w="1296" w:type="dxa"/>
+            <w:vAlign w:val="center"/>
+          </w:tcPr>
+          <w:p>
+            <w:pPr>
+              <w:spacing w:after="0"/>
+            </w:pPr>
             <w:r>
               <w:rPr>
                 <w:rFonts w:ascii="Times New Roman" w:hAnsi="Times New Roman"/>
@@ -4561,14 +5170,13 @@
         </w:tc>
         <w:tc>
           <w:tcPr>
-            <w:tcW w:type="dxa" w:w="1224"/>
-            <w:vAlign w:val="center"/>
-          </w:tcPr>
-          <w:p>
-            <w:pPr>
-              <w:spacing w:after="0"/>
-            </w:pPr>
-            <w:r/>
+            <w:tcW w:w="1224" w:type="dxa"/>
+            <w:vAlign w:val="center"/>
+          </w:tcPr>
+          <w:p>
+            <w:pPr>
+              <w:spacing w:after="0"/>
+            </w:pPr>
             <w:r>
               <w:rPr>
                 <w:rFonts w:ascii="Times New Roman" w:hAnsi="Times New Roman"/>
@@ -4581,14 +5189,13 @@
         </w:tc>
         <w:tc>
           <w:tcPr>
-            <w:tcW w:type="dxa" w:w="2376"/>
-            <w:vAlign w:val="center"/>
-          </w:tcPr>
-          <w:p>
-            <w:pPr>
-              <w:spacing w:after="0"/>
-            </w:pPr>
-            <w:r/>
+            <w:tcW w:w="2376" w:type="dxa"/>
+            <w:vAlign w:val="center"/>
+          </w:tcPr>
+          <w:p>
+            <w:pPr>
+              <w:spacing w:after="0"/>
+            </w:pPr>
             <w:r>
               <w:rPr>
                 <w:rFonts w:ascii="Times New Roman" w:hAnsi="Times New Roman"/>
@@ -4601,16 +5208,34 @@
         </w:tc>
       </w:tr>
       <w:tr>
-        <w:tc>
-          <w:tcPr>
-            <w:tcW w:type="dxa" w:w="2232"/>
-            <w:vAlign w:val="center"/>
-          </w:tcPr>
-          <w:p>
-            <w:pPr>
-              <w:spacing w:after="0"/>
-            </w:pPr>
-            <w:r/>
+        <w:tblPrEx>
+          <w:tblBorders>
+            <w:top w:val="single" w:color="CBD5DB" w:sz="6" w:space="0"/>
+            <w:left w:val="single" w:color="CBD5DB" w:sz="6" w:space="0"/>
+            <w:bottom w:val="single" w:color="CBD5DB" w:sz="6" w:space="0"/>
+            <w:right w:val="single" w:color="CBD5DB" w:sz="6" w:space="0"/>
+            <w:insideH w:val="single" w:color="CBD5DB" w:sz="6" w:space="0"/>
+            <w:insideV w:val="single" w:color="CBD5DB" w:sz="6" w:space="0"/>
+          </w:tblBorders>
+          <w:tblCellMar>
+            <w:top w:w="0" w:type="dxa"/>
+            <w:left w:w="10" w:type="dxa"/>
+            <w:bottom w:w="0" w:type="dxa"/>
+            <w:right w:w="10" w:type="dxa"/>
+          </w:tblCellMar>
+        </w:tblPrEx>
+        <w:trPr>
+          <w:jc w:val="center"/>
+        </w:trPr>
+        <w:tc>
+          <w:tcPr>
+            <w:tcW w:w="2232" w:type="dxa"/>
+            <w:vAlign w:val="center"/>
+          </w:tcPr>
+          <w:p>
+            <w:pPr>
+              <w:spacing w:after="0"/>
+            </w:pPr>
             <w:r>
               <w:rPr>
                 <w:rFonts w:ascii="Times New Roman" w:hAnsi="Times New Roman"/>
@@ -4623,14 +5248,13 @@
         </w:tc>
         <w:tc>
           <w:tcPr>
-            <w:tcW w:type="dxa" w:w="2376"/>
-            <w:vAlign w:val="center"/>
-          </w:tcPr>
-          <w:p>
-            <w:pPr>
-              <w:spacing w:after="0"/>
-            </w:pPr>
-            <w:r/>
+            <w:tcW w:w="2376" w:type="dxa"/>
+            <w:vAlign w:val="center"/>
+          </w:tcPr>
+          <w:p>
+            <w:pPr>
+              <w:spacing w:after="0"/>
+            </w:pPr>
             <w:r>
               <w:rPr>
                 <w:rFonts w:ascii="Times New Roman" w:hAnsi="Times New Roman"/>
@@ -4643,14 +5267,13 @@
         </w:tc>
         <w:tc>
           <w:tcPr>
-            <w:tcW w:type="dxa" w:w="1296"/>
-            <w:vAlign w:val="center"/>
-          </w:tcPr>
-          <w:p>
-            <w:pPr>
-              <w:spacing w:after="0"/>
-            </w:pPr>
-            <w:r/>
+            <w:tcW w:w="1296" w:type="dxa"/>
+            <w:vAlign w:val="center"/>
+          </w:tcPr>
+          <w:p>
+            <w:pPr>
+              <w:spacing w:after="0"/>
+            </w:pPr>
             <w:r>
               <w:rPr>
                 <w:rFonts w:ascii="Times New Roman" w:hAnsi="Times New Roman"/>
@@ -4663,14 +5286,13 @@
         </w:tc>
         <w:tc>
           <w:tcPr>
-            <w:tcW w:type="dxa" w:w="1224"/>
-            <w:vAlign w:val="center"/>
-          </w:tcPr>
-          <w:p>
-            <w:pPr>
-              <w:spacing w:after="0"/>
-            </w:pPr>
-            <w:r/>
+            <w:tcW w:w="1224" w:type="dxa"/>
+            <w:vAlign w:val="center"/>
+          </w:tcPr>
+          <w:p>
+            <w:pPr>
+              <w:spacing w:after="0"/>
+            </w:pPr>
             <w:r>
               <w:rPr>
                 <w:rFonts w:ascii="Times New Roman" w:hAnsi="Times New Roman"/>
@@ -4683,14 +5305,13 @@
         </w:tc>
         <w:tc>
           <w:tcPr>
-            <w:tcW w:type="dxa" w:w="2376"/>
-            <w:vAlign w:val="center"/>
-          </w:tcPr>
-          <w:p>
-            <w:pPr>
-              <w:spacing w:after="0"/>
-            </w:pPr>
-            <w:r/>
+            <w:tcW w:w="2376" w:type="dxa"/>
+            <w:vAlign w:val="center"/>
+          </w:tcPr>
+          <w:p>
+            <w:pPr>
+              <w:spacing w:after="0"/>
+            </w:pPr>
             <w:r>
               <w:rPr>
                 <w:rFonts w:ascii="Times New Roman" w:hAnsi="Times New Roman"/>
@@ -4703,16 +5324,34 @@
         </w:tc>
       </w:tr>
       <w:tr>
-        <w:tc>
-          <w:tcPr>
-            <w:tcW w:type="dxa" w:w="2232"/>
-            <w:vAlign w:val="center"/>
-          </w:tcPr>
-          <w:p>
-            <w:pPr>
-              <w:spacing w:after="0"/>
-            </w:pPr>
-            <w:r/>
+        <w:tblPrEx>
+          <w:tblBorders>
+            <w:top w:val="single" w:color="CBD5DB" w:sz="6" w:space="0"/>
+            <w:left w:val="single" w:color="CBD5DB" w:sz="6" w:space="0"/>
+            <w:bottom w:val="single" w:color="CBD5DB" w:sz="6" w:space="0"/>
+            <w:right w:val="single" w:color="CBD5DB" w:sz="6" w:space="0"/>
+            <w:insideH w:val="single" w:color="CBD5DB" w:sz="6" w:space="0"/>
+            <w:insideV w:val="single" w:color="CBD5DB" w:sz="6" w:space="0"/>
+          </w:tblBorders>
+          <w:tblCellMar>
+            <w:top w:w="0" w:type="dxa"/>
+            <w:left w:w="10" w:type="dxa"/>
+            <w:bottom w:w="0" w:type="dxa"/>
+            <w:right w:w="10" w:type="dxa"/>
+          </w:tblCellMar>
+        </w:tblPrEx>
+        <w:trPr>
+          <w:jc w:val="center"/>
+        </w:trPr>
+        <w:tc>
+          <w:tcPr>
+            <w:tcW w:w="2232" w:type="dxa"/>
+            <w:vAlign w:val="center"/>
+          </w:tcPr>
+          <w:p>
+            <w:pPr>
+              <w:spacing w:after="0"/>
+            </w:pPr>
             <w:r>
               <w:rPr>
                 <w:rFonts w:ascii="Times New Roman" w:hAnsi="Times New Roman"/>
@@ -4725,14 +5364,13 @@
         </w:tc>
         <w:tc>
           <w:tcPr>
-            <w:tcW w:type="dxa" w:w="2376"/>
-            <w:vAlign w:val="center"/>
-          </w:tcPr>
-          <w:p>
-            <w:pPr>
-              <w:spacing w:after="0"/>
-            </w:pPr>
-            <w:r/>
+            <w:tcW w:w="2376" w:type="dxa"/>
+            <w:vAlign w:val="center"/>
+          </w:tcPr>
+          <w:p>
+            <w:pPr>
+              <w:spacing w:after="0"/>
+            </w:pPr>
             <w:r>
               <w:rPr>
                 <w:rFonts w:ascii="Times New Roman" w:hAnsi="Times New Roman"/>
@@ -4745,14 +5383,13 @@
         </w:tc>
         <w:tc>
           <w:tcPr>
-            <w:tcW w:type="dxa" w:w="1296"/>
-            <w:vAlign w:val="center"/>
-          </w:tcPr>
-          <w:p>
-            <w:pPr>
-              <w:spacing w:after="0"/>
-            </w:pPr>
-            <w:r/>
+            <w:tcW w:w="1296" w:type="dxa"/>
+            <w:vAlign w:val="center"/>
+          </w:tcPr>
+          <w:p>
+            <w:pPr>
+              <w:spacing w:after="0"/>
+            </w:pPr>
             <w:r>
               <w:rPr>
                 <w:rFonts w:ascii="Times New Roman" w:hAnsi="Times New Roman"/>
@@ -4765,14 +5402,13 @@
         </w:tc>
         <w:tc>
           <w:tcPr>
-            <w:tcW w:type="dxa" w:w="1224"/>
-            <w:vAlign w:val="center"/>
-          </w:tcPr>
-          <w:p>
-            <w:pPr>
-              <w:spacing w:after="0"/>
-            </w:pPr>
-            <w:r/>
+            <w:tcW w:w="1224" w:type="dxa"/>
+            <w:vAlign w:val="center"/>
+          </w:tcPr>
+          <w:p>
+            <w:pPr>
+              <w:spacing w:after="0"/>
+            </w:pPr>
             <w:r>
               <w:rPr>
                 <w:rFonts w:ascii="Times New Roman" w:hAnsi="Times New Roman"/>
@@ -4785,14 +5421,13 @@
         </w:tc>
         <w:tc>
           <w:tcPr>
-            <w:tcW w:type="dxa" w:w="2376"/>
-            <w:vAlign w:val="center"/>
-          </w:tcPr>
-          <w:p>
-            <w:pPr>
-              <w:spacing w:after="0"/>
-            </w:pPr>
-            <w:r/>
+            <w:tcW w:w="2376" w:type="dxa"/>
+            <w:vAlign w:val="center"/>
+          </w:tcPr>
+          <w:p>
+            <w:pPr>
+              <w:spacing w:after="0"/>
+            </w:pPr>
             <w:r>
               <w:rPr>
                 <w:rFonts w:ascii="Times New Roman" w:hAnsi="Times New Roman"/>
@@ -4832,31 +5467,54 @@
     </w:p>
     <w:tbl>
       <w:tblPr>
-        <w:tblW w:type="auto" w:w="0"/>
-        <w:tblLook w:firstColumn="1" w:firstRow="1" w:lastColumn="0" w:lastRow="0" w:noHBand="0" w:noVBand="1" w:val="04A0"/>
+        <w:tblStyle w:val="9"/>
+        <w:tblW w:w="0" w:type="auto"/>
+        <w:tblInd w:w="0" w:type="dxa"/>
         <w:tblBorders>
-          <w:top w:val="single" w:sz="6" w:space="0" w:color="CBD5DB"/>
-          <w:left w:val="single" w:sz="6" w:space="0" w:color="CBD5DB"/>
-          <w:bottom w:val="single" w:sz="6" w:space="0" w:color="CBD5DB"/>
-          <w:right w:val="single" w:sz="6" w:space="0" w:color="CBD5DB"/>
-          <w:insideH w:val="single" w:sz="6" w:space="0" w:color="CBD5DB"/>
-          <w:insideV w:val="single" w:sz="6" w:space="0" w:color="CBD5DB"/>
+          <w:top w:val="single" w:color="CBD5DB" w:sz="6" w:space="0"/>
+          <w:left w:val="single" w:color="CBD5DB" w:sz="6" w:space="0"/>
+          <w:bottom w:val="single" w:color="CBD5DB" w:sz="6" w:space="0"/>
+          <w:right w:val="single" w:color="CBD5DB" w:sz="6" w:space="0"/>
+          <w:insideH w:val="single" w:color="CBD5DB" w:sz="6" w:space="0"/>
+          <w:insideV w:val="single" w:color="CBD5DB" w:sz="6" w:space="0"/>
         </w:tblBorders>
+        <w:tblLayout w:type="autofit"/>
+        <w:tblCellMar>
+          <w:top w:w="0" w:type="dxa"/>
+          <w:left w:w="10" w:type="dxa"/>
+          <w:bottom w:w="0" w:type="dxa"/>
+          <w:right w:w="10" w:type="dxa"/>
+        </w:tblCellMar>
       </w:tblPr>
       <w:tblGrid>
         <w:gridCol w:w="9866"/>
       </w:tblGrid>
       <w:tr>
-        <w:tc>
-          <w:tcPr>
-            <w:tcW w:type="dxa" w:w="9866"/>
-            <w:shd w:fill="F3F6F8"/>
-          </w:tcPr>
-          <w:p>
-            <w:pPr>
-              <w:spacing w:after="0" w:line="240" w:lineRule="auto"/>
-            </w:pPr>
-            <w:r/>
+        <w:tblPrEx>
+          <w:tblBorders>
+            <w:top w:val="single" w:color="CBD5DB" w:sz="6" w:space="0"/>
+            <w:left w:val="single" w:color="CBD5DB" w:sz="6" w:space="0"/>
+            <w:bottom w:val="single" w:color="CBD5DB" w:sz="6" w:space="0"/>
+            <w:right w:val="single" w:color="CBD5DB" w:sz="6" w:space="0"/>
+            <w:insideH w:val="single" w:color="CBD5DB" w:sz="6" w:space="0"/>
+            <w:insideV w:val="single" w:color="CBD5DB" w:sz="6" w:space="0"/>
+          </w:tblBorders>
+          <w:tblCellMar>
+            <w:top w:w="0" w:type="dxa"/>
+            <w:left w:w="10" w:type="dxa"/>
+            <w:bottom w:w="0" w:type="dxa"/>
+            <w:right w:w="10" w:type="dxa"/>
+          </w:tblCellMar>
+        </w:tblPrEx>
+        <w:tc>
+          <w:tcPr>
+            <w:tcW w:w="9866" w:type="dxa"/>
+            <w:shd w:val="clear" w:color="auto" w:fill="F3F6F8"/>
+          </w:tcPr>
+          <w:p>
+            <w:pPr>
+              <w:spacing w:after="0" w:line="240" w:lineRule="auto"/>
+            </w:pPr>
             <w:r>
               <w:rPr>
                 <w:rFonts w:ascii="Consolas" w:hAnsi="Consolas"/>
@@ -4992,49 +5650,74 @@
     </w:p>
     <w:tbl>
       <w:tblPr>
-        <w:tblW w:type="auto" w:w="0"/>
+        <w:tblStyle w:val="9"/>
+        <w:tblW w:w="0" w:type="auto"/>
+        <w:tblInd w:w="0" w:type="dxa"/>
+        <w:tblBorders>
+          <w:top w:val="single" w:color="CBD5DB" w:sz="6" w:space="0"/>
+          <w:left w:val="single" w:color="CBD5DB" w:sz="6" w:space="0"/>
+          <w:bottom w:val="single" w:color="CBD5DB" w:sz="6" w:space="0"/>
+          <w:right w:val="single" w:color="CBD5DB" w:sz="6" w:space="0"/>
+          <w:insideH w:val="single" w:color="CBD5DB" w:sz="6" w:space="0"/>
+          <w:insideV w:val="single" w:color="CBD5DB" w:sz="6" w:space="0"/>
+        </w:tblBorders>
         <w:tblLayout w:type="fixed"/>
-        <w:tblLook w:firstColumn="1" w:firstRow="1" w:lastColumn="0" w:lastRow="0" w:noHBand="0" w:noVBand="1" w:val="04A0"/>
-        <w:tblBorders>
-          <w:top w:val="single" w:sz="6" w:space="0" w:color="CBD5DB"/>
-          <w:left w:val="single" w:sz="6" w:space="0" w:color="CBD5DB"/>
-          <w:bottom w:val="single" w:sz="6" w:space="0" w:color="CBD5DB"/>
-          <w:right w:val="single" w:sz="6" w:space="0" w:color="CBD5DB"/>
-          <w:insideH w:val="single" w:sz="6" w:space="0" w:color="CBD5DB"/>
-          <w:insideV w:val="single" w:sz="6" w:space="0" w:color="CBD5DB"/>
-        </w:tblBorders>
+        <w:tblCellMar>
+          <w:top w:w="0" w:type="dxa"/>
+          <w:left w:w="10" w:type="dxa"/>
+          <w:bottom w:w="0" w:type="dxa"/>
+          <w:right w:w="10" w:type="dxa"/>
+        </w:tblCellMar>
       </w:tblPr>
       <w:tblGrid>
         <w:gridCol w:w="4933"/>
         <w:gridCol w:w="4933"/>
       </w:tblGrid>
       <w:tr>
-        <w:tc>
-          <w:tcPr>
-            <w:tcW w:type="dxa" w:w="4933"/>
+        <w:tblPrEx>
+          <w:tblBorders>
+            <w:top w:val="single" w:color="CBD5DB" w:sz="6" w:space="0"/>
+            <w:left w:val="single" w:color="CBD5DB" w:sz="6" w:space="0"/>
+            <w:bottom w:val="single" w:color="CBD5DB" w:sz="6" w:space="0"/>
+            <w:right w:val="single" w:color="CBD5DB" w:sz="6" w:space="0"/>
+            <w:insideH w:val="single" w:color="CBD5DB" w:sz="6" w:space="0"/>
+            <w:insideV w:val="single" w:color="CBD5DB" w:sz="6" w:space="0"/>
+          </w:tblBorders>
+          <w:tblCellMar>
+            <w:top w:w="0" w:type="dxa"/>
+            <w:left w:w="10" w:type="dxa"/>
+            <w:bottom w:w="0" w:type="dxa"/>
+            <w:right w:w="10" w:type="dxa"/>
+          </w:tblCellMar>
+        </w:tblPrEx>
+        <w:tc>
+          <w:tcPr>
+            <w:tcW w:w="4933" w:type="dxa"/>
           </w:tcPr>
           <w:p>
             <w:pPr>
               <w:jc w:val="center"/>
             </w:pPr>
-            <w:r/>
             <w:r>
               <w:drawing>
-                <wp:inline xmlns:a="http://schemas.openxmlformats.org/drawingml/2006/main" xmlns:pic="http://schemas.openxmlformats.org/drawingml/2006/picture">
-                  <wp:extent cx="2788920" cy="1568768"/>
+                <wp:inline distT="0" distB="0" distL="114300" distR="114300">
+                  <wp:extent cx="2788920" cy="1568450"/>
+                  <wp:effectExtent l="0" t="0" r="0" b="1270"/>
                   <wp:docPr id="1" name="Picture 1"/>
                   <wp:cNvGraphicFramePr>
-                    <a:graphicFrameLocks noChangeAspect="1"/>
+                    <a:graphicFrameLocks xmlns:a="http://schemas.openxmlformats.org/drawingml/2006/main" noChangeAspect="1"/>
                   </wp:cNvGraphicFramePr>
-                  <a:graphic>
+                  <a:graphic xmlns:a="http://schemas.openxmlformats.org/drawingml/2006/main">
                     <a:graphicData uri="http://schemas.openxmlformats.org/drawingml/2006/picture">
-                      <pic:pic>
+                      <pic:pic xmlns:pic="http://schemas.openxmlformats.org/drawingml/2006/picture">
                         <pic:nvPicPr>
-                          <pic:cNvPr id="0" name="image.png"/>
-                          <pic:cNvPicPr/>
+                          <pic:cNvPr id="1" name="Picture 1"/>
+                          <pic:cNvPicPr>
+                            <a:picLocks noChangeAspect="1"/>
+                          </pic:cNvPicPr>
                         </pic:nvPicPr>
                         <pic:blipFill>
-                          <a:blip r:embed="rId10"/>
+                          <a:blip r:embed="rId8"/>
                           <a:stretch>
                             <a:fillRect/>
                           </a:stretch>
@@ -5044,7 +5727,9 @@
                             <a:off x="0" y="0"/>
                             <a:ext cx="2788920" cy="1568768"/>
                           </a:xfrm>
-                          <a:prstGeom prst="rect"/>
+                          <a:prstGeom prst="rect">
+                            <a:avLst/>
+                          </a:prstGeom>
                         </pic:spPr>
                       </pic:pic>
                     </a:graphicData>
@@ -5056,30 +5741,32 @@
         </w:tc>
         <w:tc>
           <w:tcPr>
-            <w:tcW w:type="dxa" w:w="4933"/>
+            <w:tcW w:w="4933" w:type="dxa"/>
           </w:tcPr>
           <w:p>
             <w:pPr>
               <w:jc w:val="center"/>
             </w:pPr>
-            <w:r/>
             <w:r>
               <w:drawing>
-                <wp:inline xmlns:a="http://schemas.openxmlformats.org/drawingml/2006/main" xmlns:pic="http://schemas.openxmlformats.org/drawingml/2006/picture">
+                <wp:inline distT="0" distB="0" distL="114300" distR="114300">
                   <wp:extent cx="2788920" cy="2091690"/>
+                  <wp:effectExtent l="0" t="0" r="0" b="11430"/>
                   <wp:docPr id="2" name="Picture 2"/>
                   <wp:cNvGraphicFramePr>
-                    <a:graphicFrameLocks noChangeAspect="1"/>
+                    <a:graphicFrameLocks xmlns:a="http://schemas.openxmlformats.org/drawingml/2006/main" noChangeAspect="1"/>
                   </wp:cNvGraphicFramePr>
-                  <a:graphic>
+                  <a:graphic xmlns:a="http://schemas.openxmlformats.org/drawingml/2006/main">
                     <a:graphicData uri="http://schemas.openxmlformats.org/drawingml/2006/picture">
-                      <pic:pic>
+                      <pic:pic xmlns:pic="http://schemas.openxmlformats.org/drawingml/2006/picture">
                         <pic:nvPicPr>
-                          <pic:cNvPr id="0" name="image.png"/>
-                          <pic:cNvPicPr/>
+                          <pic:cNvPr id="2" name="Picture 2"/>
+                          <pic:cNvPicPr>
+                            <a:picLocks noChangeAspect="1"/>
+                          </pic:cNvPicPr>
                         </pic:nvPicPr>
                         <pic:blipFill>
-                          <a:blip r:embed="rId11"/>
+                          <a:blip r:embed="rId9"/>
                           <a:stretch>
                             <a:fillRect/>
                           </a:stretch>
@@ -5089,7 +5776,9 @@
                             <a:off x="0" y="0"/>
                             <a:ext cx="2788920" cy="2091690"/>
                           </a:xfrm>
-                          <a:prstGeom prst="rect"/>
+                          <a:prstGeom prst="rect">
+                            <a:avLst/>
+                          </a:prstGeom>
                         </pic:spPr>
                       </pic:pic>
                     </a:graphicData>
@@ -5101,9 +5790,25 @@
         </w:tc>
       </w:tr>
       <w:tr>
-        <w:tc>
-          <w:tcPr>
-            <w:tcW w:type="dxa" w:w="4933"/>
+        <w:tblPrEx>
+          <w:tblBorders>
+            <w:top w:val="single" w:color="CBD5DB" w:sz="6" w:space="0"/>
+            <w:left w:val="single" w:color="CBD5DB" w:sz="6" w:space="0"/>
+            <w:bottom w:val="single" w:color="CBD5DB" w:sz="6" w:space="0"/>
+            <w:right w:val="single" w:color="CBD5DB" w:sz="6" w:space="0"/>
+            <w:insideH w:val="single" w:color="CBD5DB" w:sz="6" w:space="0"/>
+            <w:insideV w:val="single" w:color="CBD5DB" w:sz="6" w:space="0"/>
+          </w:tblBorders>
+          <w:tblCellMar>
+            <w:top w:w="0" w:type="dxa"/>
+            <w:left w:w="10" w:type="dxa"/>
+            <w:bottom w:w="0" w:type="dxa"/>
+            <w:right w:w="10" w:type="dxa"/>
+          </w:tblCellMar>
+        </w:tblPrEx>
+        <w:tc>
+          <w:tcPr>
+            <w:tcW w:w="4933" w:type="dxa"/>
             <w:vAlign w:val="center"/>
           </w:tcPr>
           <w:p>
@@ -5111,7 +5816,6 @@
               <w:spacing w:after="0"/>
               <w:jc w:val="center"/>
             </w:pPr>
-            <w:r/>
             <w:r>
               <w:rPr>
                 <w:rFonts w:ascii="Arial" w:hAnsi="Arial"/>
@@ -5124,7 +5828,7 @@
         </w:tc>
         <w:tc>
           <w:tcPr>
-            <w:tcW w:type="dxa" w:w="4933"/>
+            <w:tcW w:w="4933" w:type="dxa"/>
             <w:vAlign w:val="center"/>
           </w:tcPr>
           <w:p>
@@ -5132,7 +5836,6 @@
               <w:spacing w:after="0"/>
               <w:jc w:val="center"/>
             </w:pPr>
-            <w:r/>
             <w:r>
               <w:rPr>
                 <w:rFonts w:ascii="Arial" w:hAnsi="Arial"/>
@@ -5176,6 +5879,26 @@
       </w:r>
     </w:p>
     <w:tbl>
+      <w:tblPr>
+        <w:tblStyle w:val="9"/>
+        <w:tblW w:w="9576" w:type="dxa"/>
+        <w:jc w:val="center"/>
+        <w:tblBorders>
+          <w:top w:val="single" w:color="CBD5DB" w:sz="6" w:space="0"/>
+          <w:left w:val="single" w:color="CBD5DB" w:sz="6" w:space="0"/>
+          <w:bottom w:val="single" w:color="CBD5DB" w:sz="6" w:space="0"/>
+          <w:right w:val="single" w:color="CBD5DB" w:sz="6" w:space="0"/>
+          <w:insideH w:val="single" w:color="CBD5DB" w:sz="6" w:space="0"/>
+          <w:insideV w:val="single" w:color="CBD5DB" w:sz="6" w:space="0"/>
+        </w:tblBorders>
+        <w:tblLayout w:type="fixed"/>
+        <w:tblCellMar>
+          <w:top w:w="0" w:type="dxa"/>
+          <w:left w:w="10" w:type="dxa"/>
+          <w:bottom w:w="0" w:type="dxa"/>
+          <w:right w:w="10" w:type="dxa"/>
+        </w:tblCellMar>
+      </w:tblPr>
       <w:tblGrid>
         <w:gridCol w:w="503"/>
         <w:gridCol w:w="2520"/>
@@ -5183,32 +5906,36 @@
         <w:gridCol w:w="3744"/>
         <w:gridCol w:w="2088"/>
       </w:tblGrid>
-      <w:tblPr>
-        <w:tblW w:type="dxa" w:w="9576"/>
-        <w:tblLayout w:type="fixed"/>
-        <w:tblLook w:firstColumn="1" w:firstRow="1" w:lastColumn="0" w:lastRow="0" w:noHBand="0" w:noVBand="1" w:val="04A0"/>
-        <w:jc w:val="center"/>
-        <w:tblBorders>
-          <w:top w:val="single" w:sz="6" w:space="0" w:color="CBD5DB"/>
-          <w:left w:val="single" w:sz="6" w:space="0" w:color="CBD5DB"/>
-          <w:bottom w:val="single" w:sz="6" w:space="0" w:color="CBD5DB"/>
-          <w:right w:val="single" w:sz="6" w:space="0" w:color="CBD5DB"/>
-          <w:insideH w:val="single" w:sz="6" w:space="0" w:color="CBD5DB"/>
-          <w:insideV w:val="single" w:sz="6" w:space="0" w:color="CBD5DB"/>
-        </w:tblBorders>
-      </w:tblPr>
       <w:tr>
-        <w:tc>
-          <w:tcPr>
-            <w:tcW w:type="dxa" w:w="504"/>
-            <w:shd w:fill="D9EDEE"/>
-            <w:vAlign w:val="center"/>
-          </w:tcPr>
-          <w:p>
-            <w:pPr>
-              <w:spacing w:after="0"/>
-            </w:pPr>
-            <w:r/>
+        <w:tblPrEx>
+          <w:tblBorders>
+            <w:top w:val="single" w:color="CBD5DB" w:sz="6" w:space="0"/>
+            <w:left w:val="single" w:color="CBD5DB" w:sz="6" w:space="0"/>
+            <w:bottom w:val="single" w:color="CBD5DB" w:sz="6" w:space="0"/>
+            <w:right w:val="single" w:color="CBD5DB" w:sz="6" w:space="0"/>
+            <w:insideH w:val="single" w:color="CBD5DB" w:sz="6" w:space="0"/>
+            <w:insideV w:val="single" w:color="CBD5DB" w:sz="6" w:space="0"/>
+          </w:tblBorders>
+          <w:tblCellMar>
+            <w:top w:w="0" w:type="dxa"/>
+            <w:left w:w="10" w:type="dxa"/>
+            <w:bottom w:w="0" w:type="dxa"/>
+            <w:right w:w="10" w:type="dxa"/>
+          </w:tblCellMar>
+        </w:tblPrEx>
+        <w:trPr>
+          <w:jc w:val="center"/>
+        </w:trPr>
+        <w:tc>
+          <w:tcPr>
+            <w:tcW w:w="504" w:type="dxa"/>
+            <w:shd w:val="clear" w:color="auto" w:fill="D9EDEE"/>
+            <w:vAlign w:val="center"/>
+          </w:tcPr>
+          <w:p>
+            <w:pPr>
+              <w:spacing w:after="0"/>
+            </w:pPr>
             <w:r>
               <w:rPr>
                 <w:rFonts w:ascii="Arial" w:hAnsi="Arial"/>
@@ -5222,15 +5949,14 @@
         </w:tc>
         <w:tc>
           <w:tcPr>
-            <w:tcW w:type="dxa" w:w="2520"/>
-            <w:shd w:fill="D9EDEE"/>
-            <w:vAlign w:val="center"/>
-          </w:tcPr>
-          <w:p>
-            <w:pPr>
-              <w:spacing w:after="0"/>
-            </w:pPr>
-            <w:r/>
+            <w:tcW w:w="2520" w:type="dxa"/>
+            <w:shd w:val="clear" w:color="auto" w:fill="D9EDEE"/>
+            <w:vAlign w:val="center"/>
+          </w:tcPr>
+          <w:p>
+            <w:pPr>
+              <w:spacing w:after="0"/>
+            </w:pPr>
             <w:r>
               <w:rPr>
                 <w:rFonts w:ascii="Arial" w:hAnsi="Arial"/>
@@ -5244,15 +5970,14 @@
         </w:tc>
         <w:tc>
           <w:tcPr>
-            <w:tcW w:type="dxa" w:w="720"/>
-            <w:shd w:fill="D9EDEE"/>
-            <w:vAlign w:val="center"/>
-          </w:tcPr>
-          <w:p>
-            <w:pPr>
-              <w:spacing w:after="0"/>
-            </w:pPr>
-            <w:r/>
+            <w:tcW w:w="720" w:type="dxa"/>
+            <w:shd w:val="clear" w:color="auto" w:fill="D9EDEE"/>
+            <w:vAlign w:val="center"/>
+          </w:tcPr>
+          <w:p>
+            <w:pPr>
+              <w:spacing w:after="0"/>
+            </w:pPr>
             <w:r>
               <w:rPr>
                 <w:rFonts w:ascii="Arial" w:hAnsi="Arial"/>
@@ -5266,15 +5991,14 @@
         </w:tc>
         <w:tc>
           <w:tcPr>
-            <w:tcW w:type="dxa" w:w="3744"/>
-            <w:shd w:fill="D9EDEE"/>
-            <w:vAlign w:val="center"/>
-          </w:tcPr>
-          <w:p>
-            <w:pPr>
-              <w:spacing w:after="0"/>
-            </w:pPr>
-            <w:r/>
+            <w:tcW w:w="3744" w:type="dxa"/>
+            <w:shd w:val="clear" w:color="auto" w:fill="D9EDEE"/>
+            <w:vAlign w:val="center"/>
+          </w:tcPr>
+          <w:p>
+            <w:pPr>
+              <w:spacing w:after="0"/>
+            </w:pPr>
             <w:r>
               <w:rPr>
                 <w:rFonts w:ascii="Arial" w:hAnsi="Arial"/>
@@ -5288,15 +6012,14 @@
         </w:tc>
         <w:tc>
           <w:tcPr>
-            <w:tcW w:type="dxa" w:w="2088"/>
-            <w:shd w:fill="D9EDEE"/>
-            <w:vAlign w:val="center"/>
-          </w:tcPr>
-          <w:p>
-            <w:pPr>
-              <w:spacing w:after="0"/>
-            </w:pPr>
-            <w:r/>
+            <w:tcW w:w="2088" w:type="dxa"/>
+            <w:shd w:val="clear" w:color="auto" w:fill="D9EDEE"/>
+            <w:vAlign w:val="center"/>
+          </w:tcPr>
+          <w:p>
+            <w:pPr>
+              <w:spacing w:after="0"/>
+            </w:pPr>
             <w:r>
               <w:rPr>
                 <w:rFonts w:ascii="Arial" w:hAnsi="Arial"/>
@@ -5310,16 +6033,34 @@
         </w:tc>
       </w:tr>
       <w:tr>
-        <w:tc>
-          <w:tcPr>
-            <w:tcW w:type="dxa" w:w="504"/>
-            <w:vAlign w:val="center"/>
-          </w:tcPr>
-          <w:p>
-            <w:pPr>
-              <w:spacing w:after="0"/>
-            </w:pPr>
-            <w:r/>
+        <w:tblPrEx>
+          <w:tblBorders>
+            <w:top w:val="single" w:color="CBD5DB" w:sz="6" w:space="0"/>
+            <w:left w:val="single" w:color="CBD5DB" w:sz="6" w:space="0"/>
+            <w:bottom w:val="single" w:color="CBD5DB" w:sz="6" w:space="0"/>
+            <w:right w:val="single" w:color="CBD5DB" w:sz="6" w:space="0"/>
+            <w:insideH w:val="single" w:color="CBD5DB" w:sz="6" w:space="0"/>
+            <w:insideV w:val="single" w:color="CBD5DB" w:sz="6" w:space="0"/>
+          </w:tblBorders>
+          <w:tblCellMar>
+            <w:top w:w="0" w:type="dxa"/>
+            <w:left w:w="10" w:type="dxa"/>
+            <w:bottom w:w="0" w:type="dxa"/>
+            <w:right w:w="10" w:type="dxa"/>
+          </w:tblCellMar>
+        </w:tblPrEx>
+        <w:trPr>
+          <w:jc w:val="center"/>
+        </w:trPr>
+        <w:tc>
+          <w:tcPr>
+            <w:tcW w:w="504" w:type="dxa"/>
+            <w:vAlign w:val="center"/>
+          </w:tcPr>
+          <w:p>
+            <w:pPr>
+              <w:spacing w:after="0"/>
+            </w:pPr>
             <w:r>
               <w:rPr>
                 <w:rFonts w:ascii="Times New Roman" w:hAnsi="Times New Roman"/>
@@ -5332,14 +6073,13 @@
         </w:tc>
         <w:tc>
           <w:tcPr>
-            <w:tcW w:type="dxa" w:w="2520"/>
-            <w:vAlign w:val="center"/>
-          </w:tcPr>
-          <w:p>
-            <w:pPr>
-              <w:spacing w:after="0"/>
-            </w:pPr>
-            <w:r/>
+            <w:tcW w:w="2520" w:type="dxa"/>
+            <w:vAlign w:val="center"/>
+          </w:tcPr>
+          <w:p>
+            <w:pPr>
+              <w:spacing w:after="0"/>
+            </w:pPr>
             <w:r>
               <w:rPr>
                 <w:rFonts w:ascii="Times New Roman" w:hAnsi="Times New Roman"/>
@@ -5352,14 +6092,13 @@
         </w:tc>
         <w:tc>
           <w:tcPr>
-            <w:tcW w:type="dxa" w:w="720"/>
-            <w:vAlign w:val="center"/>
-          </w:tcPr>
-          <w:p>
-            <w:pPr>
-              <w:spacing w:after="0"/>
-            </w:pPr>
-            <w:r/>
+            <w:tcW w:w="720" w:type="dxa"/>
+            <w:vAlign w:val="center"/>
+          </w:tcPr>
+          <w:p>
+            <w:pPr>
+              <w:spacing w:after="0"/>
+            </w:pPr>
             <w:r>
               <w:rPr>
                 <w:rFonts w:ascii="Times New Roman" w:hAnsi="Times New Roman"/>
@@ -5372,14 +6111,13 @@
         </w:tc>
         <w:tc>
           <w:tcPr>
-            <w:tcW w:type="dxa" w:w="3744"/>
-            <w:vAlign w:val="center"/>
-          </w:tcPr>
-          <w:p>
-            <w:pPr>
-              <w:spacing w:after="0"/>
-            </w:pPr>
-            <w:r/>
+            <w:tcW w:w="3744" w:type="dxa"/>
+            <w:vAlign w:val="center"/>
+          </w:tcPr>
+          <w:p>
+            <w:pPr>
+              <w:spacing w:after="0"/>
+            </w:pPr>
             <w:r>
               <w:rPr>
                 <w:rFonts w:ascii="Times New Roman" w:hAnsi="Times New Roman"/>
@@ -5392,14 +6130,13 @@
         </w:tc>
         <w:tc>
           <w:tcPr>
-            <w:tcW w:type="dxa" w:w="2088"/>
-            <w:vAlign w:val="center"/>
-          </w:tcPr>
-          <w:p>
-            <w:pPr>
-              <w:spacing w:after="0"/>
-            </w:pPr>
-            <w:r/>
+            <w:tcW w:w="2088" w:type="dxa"/>
+            <w:vAlign w:val="center"/>
+          </w:tcPr>
+          <w:p>
+            <w:pPr>
+              <w:spacing w:after="0"/>
+            </w:pPr>
             <w:r>
               <w:rPr>
                 <w:rFonts w:ascii="Times New Roman" w:hAnsi="Times New Roman"/>
@@ -5412,16 +6149,34 @@
         </w:tc>
       </w:tr>
       <w:tr>
-        <w:tc>
-          <w:tcPr>
-            <w:tcW w:type="dxa" w:w="504"/>
-            <w:vAlign w:val="center"/>
-          </w:tcPr>
-          <w:p>
-            <w:pPr>
-              <w:spacing w:after="0"/>
-            </w:pPr>
-            <w:r/>
+        <w:tblPrEx>
+          <w:tblBorders>
+            <w:top w:val="single" w:color="CBD5DB" w:sz="6" w:space="0"/>
+            <w:left w:val="single" w:color="CBD5DB" w:sz="6" w:space="0"/>
+            <w:bottom w:val="single" w:color="CBD5DB" w:sz="6" w:space="0"/>
+            <w:right w:val="single" w:color="CBD5DB" w:sz="6" w:space="0"/>
+            <w:insideH w:val="single" w:color="CBD5DB" w:sz="6" w:space="0"/>
+            <w:insideV w:val="single" w:color="CBD5DB" w:sz="6" w:space="0"/>
+          </w:tblBorders>
+          <w:tblCellMar>
+            <w:top w:w="0" w:type="dxa"/>
+            <w:left w:w="10" w:type="dxa"/>
+            <w:bottom w:w="0" w:type="dxa"/>
+            <w:right w:w="10" w:type="dxa"/>
+          </w:tblCellMar>
+        </w:tblPrEx>
+        <w:trPr>
+          <w:jc w:val="center"/>
+        </w:trPr>
+        <w:tc>
+          <w:tcPr>
+            <w:tcW w:w="504" w:type="dxa"/>
+            <w:vAlign w:val="center"/>
+          </w:tcPr>
+          <w:p>
+            <w:pPr>
+              <w:spacing w:after="0"/>
+            </w:pPr>
             <w:r>
               <w:rPr>
                 <w:rFonts w:ascii="Times New Roman" w:hAnsi="Times New Roman"/>
@@ -5434,14 +6189,13 @@
         </w:tc>
         <w:tc>
           <w:tcPr>
-            <w:tcW w:type="dxa" w:w="2520"/>
-            <w:vAlign w:val="center"/>
-          </w:tcPr>
-          <w:p>
-            <w:pPr>
-              <w:spacing w:after="0"/>
-            </w:pPr>
-            <w:r/>
+            <w:tcW w:w="2520" w:type="dxa"/>
+            <w:vAlign w:val="center"/>
+          </w:tcPr>
+          <w:p>
+            <w:pPr>
+              <w:spacing w:after="0"/>
+            </w:pPr>
             <w:r>
               <w:rPr>
                 <w:rFonts w:ascii="Times New Roman" w:hAnsi="Times New Roman"/>
@@ -5454,14 +6208,13 @@
         </w:tc>
         <w:tc>
           <w:tcPr>
-            <w:tcW w:type="dxa" w:w="720"/>
-            <w:vAlign w:val="center"/>
-          </w:tcPr>
-          <w:p>
-            <w:pPr>
-              <w:spacing w:after="0"/>
-            </w:pPr>
-            <w:r/>
+            <w:tcW w:w="720" w:type="dxa"/>
+            <w:vAlign w:val="center"/>
+          </w:tcPr>
+          <w:p>
+            <w:pPr>
+              <w:spacing w:after="0"/>
+            </w:pPr>
             <w:r>
               <w:rPr>
                 <w:rFonts w:ascii="Times New Roman" w:hAnsi="Times New Roman"/>
@@ -5474,14 +6227,13 @@
         </w:tc>
         <w:tc>
           <w:tcPr>
-            <w:tcW w:type="dxa" w:w="3744"/>
-            <w:vAlign w:val="center"/>
-          </w:tcPr>
-          <w:p>
-            <w:pPr>
-              <w:spacing w:after="0"/>
-            </w:pPr>
-            <w:r/>
+            <w:tcW w:w="3744" w:type="dxa"/>
+            <w:vAlign w:val="center"/>
+          </w:tcPr>
+          <w:p>
+            <w:pPr>
+              <w:spacing w:after="0"/>
+            </w:pPr>
             <w:r>
               <w:rPr>
                 <w:rFonts w:ascii="Times New Roman" w:hAnsi="Times New Roman"/>
@@ -5494,14 +6246,13 @@
         </w:tc>
         <w:tc>
           <w:tcPr>
-            <w:tcW w:type="dxa" w:w="2088"/>
-            <w:vAlign w:val="center"/>
-          </w:tcPr>
-          <w:p>
-            <w:pPr>
-              <w:spacing w:after="0"/>
-            </w:pPr>
-            <w:r/>
+            <w:tcW w:w="2088" w:type="dxa"/>
+            <w:vAlign w:val="center"/>
+          </w:tcPr>
+          <w:p>
+            <w:pPr>
+              <w:spacing w:after="0"/>
+            </w:pPr>
             <w:r>
               <w:rPr>
                 <w:rFonts w:ascii="Times New Roman" w:hAnsi="Times New Roman"/>
@@ -5514,16 +6265,34 @@
         </w:tc>
       </w:tr>
       <w:tr>
-        <w:tc>
-          <w:tcPr>
-            <w:tcW w:type="dxa" w:w="504"/>
-            <w:vAlign w:val="center"/>
-          </w:tcPr>
-          <w:p>
-            <w:pPr>
-              <w:spacing w:after="0"/>
-            </w:pPr>
-            <w:r/>
+        <w:tblPrEx>
+          <w:tblBorders>
+            <w:top w:val="single" w:color="CBD5DB" w:sz="6" w:space="0"/>
+            <w:left w:val="single" w:color="CBD5DB" w:sz="6" w:space="0"/>
+            <w:bottom w:val="single" w:color="CBD5DB" w:sz="6" w:space="0"/>
+            <w:right w:val="single" w:color="CBD5DB" w:sz="6" w:space="0"/>
+            <w:insideH w:val="single" w:color="CBD5DB" w:sz="6" w:space="0"/>
+            <w:insideV w:val="single" w:color="CBD5DB" w:sz="6" w:space="0"/>
+          </w:tblBorders>
+          <w:tblCellMar>
+            <w:top w:w="0" w:type="dxa"/>
+            <w:left w:w="10" w:type="dxa"/>
+            <w:bottom w:w="0" w:type="dxa"/>
+            <w:right w:w="10" w:type="dxa"/>
+          </w:tblCellMar>
+        </w:tblPrEx>
+        <w:trPr>
+          <w:jc w:val="center"/>
+        </w:trPr>
+        <w:tc>
+          <w:tcPr>
+            <w:tcW w:w="504" w:type="dxa"/>
+            <w:vAlign w:val="center"/>
+          </w:tcPr>
+          <w:p>
+            <w:pPr>
+              <w:spacing w:after="0"/>
+            </w:pPr>
             <w:r>
               <w:rPr>
                 <w:rFonts w:ascii="Times New Roman" w:hAnsi="Times New Roman"/>
@@ -5536,14 +6305,13 @@
         </w:tc>
         <w:tc>
           <w:tcPr>
-            <w:tcW w:type="dxa" w:w="2520"/>
-            <w:vAlign w:val="center"/>
-          </w:tcPr>
-          <w:p>
-            <w:pPr>
-              <w:spacing w:after="0"/>
-            </w:pPr>
-            <w:r/>
+            <w:tcW w:w="2520" w:type="dxa"/>
+            <w:vAlign w:val="center"/>
+          </w:tcPr>
+          <w:p>
+            <w:pPr>
+              <w:spacing w:after="0"/>
+            </w:pPr>
             <w:r>
               <w:rPr>
                 <w:rFonts w:ascii="Times New Roman" w:hAnsi="Times New Roman"/>
@@ -5556,14 +6324,13 @@
         </w:tc>
         <w:tc>
           <w:tcPr>
-            <w:tcW w:type="dxa" w:w="720"/>
-            <w:vAlign w:val="center"/>
-          </w:tcPr>
-          <w:p>
-            <w:pPr>
-              <w:spacing w:after="0"/>
-            </w:pPr>
-            <w:r/>
+            <w:tcW w:w="720" w:type="dxa"/>
+            <w:vAlign w:val="center"/>
+          </w:tcPr>
+          <w:p>
+            <w:pPr>
+              <w:spacing w:after="0"/>
+            </w:pPr>
             <w:r>
               <w:rPr>
                 <w:rFonts w:ascii="Times New Roman" w:hAnsi="Times New Roman"/>
@@ -5576,14 +6343,13 @@
         </w:tc>
         <w:tc>
           <w:tcPr>
-            <w:tcW w:type="dxa" w:w="3744"/>
-            <w:vAlign w:val="center"/>
-          </w:tcPr>
-          <w:p>
-            <w:pPr>
-              <w:spacing w:after="0"/>
-            </w:pPr>
-            <w:r/>
+            <w:tcW w:w="3744" w:type="dxa"/>
+            <w:vAlign w:val="center"/>
+          </w:tcPr>
+          <w:p>
+            <w:pPr>
+              <w:spacing w:after="0"/>
+            </w:pPr>
             <w:r>
               <w:rPr>
                 <w:rFonts w:ascii="Times New Roman" w:hAnsi="Times New Roman"/>
@@ -5596,14 +6362,13 @@
         </w:tc>
         <w:tc>
           <w:tcPr>
-            <w:tcW w:type="dxa" w:w="2088"/>
-            <w:vAlign w:val="center"/>
-          </w:tcPr>
-          <w:p>
-            <w:pPr>
-              <w:spacing w:after="0"/>
-            </w:pPr>
-            <w:r/>
+            <w:tcW w:w="2088" w:type="dxa"/>
+            <w:vAlign w:val="center"/>
+          </w:tcPr>
+          <w:p>
+            <w:pPr>
+              <w:spacing w:after="0"/>
+            </w:pPr>
             <w:r>
               <w:rPr>
                 <w:rFonts w:ascii="Times New Roman" w:hAnsi="Times New Roman"/>
@@ -5616,16 +6381,34 @@
         </w:tc>
       </w:tr>
       <w:tr>
-        <w:tc>
-          <w:tcPr>
-            <w:tcW w:type="dxa" w:w="504"/>
-            <w:vAlign w:val="center"/>
-          </w:tcPr>
-          <w:p>
-            <w:pPr>
-              <w:spacing w:after="0"/>
-            </w:pPr>
-            <w:r/>
+        <w:tblPrEx>
+          <w:tblBorders>
+            <w:top w:val="single" w:color="CBD5DB" w:sz="6" w:space="0"/>
+            <w:left w:val="single" w:color="CBD5DB" w:sz="6" w:space="0"/>
+            <w:bottom w:val="single" w:color="CBD5DB" w:sz="6" w:space="0"/>
+            <w:right w:val="single" w:color="CBD5DB" w:sz="6" w:space="0"/>
+            <w:insideH w:val="single" w:color="CBD5DB" w:sz="6" w:space="0"/>
+            <w:insideV w:val="single" w:color="CBD5DB" w:sz="6" w:space="0"/>
+          </w:tblBorders>
+          <w:tblCellMar>
+            <w:top w:w="0" w:type="dxa"/>
+            <w:left w:w="10" w:type="dxa"/>
+            <w:bottom w:w="0" w:type="dxa"/>
+            <w:right w:w="10" w:type="dxa"/>
+          </w:tblCellMar>
+        </w:tblPrEx>
+        <w:trPr>
+          <w:jc w:val="center"/>
+        </w:trPr>
+        <w:tc>
+          <w:tcPr>
+            <w:tcW w:w="504" w:type="dxa"/>
+            <w:vAlign w:val="center"/>
+          </w:tcPr>
+          <w:p>
+            <w:pPr>
+              <w:spacing w:after="0"/>
+            </w:pPr>
             <w:r>
               <w:rPr>
                 <w:rFonts w:ascii="Times New Roman" w:hAnsi="Times New Roman"/>
@@ -5638,14 +6421,13 @@
         </w:tc>
         <w:tc>
           <w:tcPr>
-            <w:tcW w:type="dxa" w:w="2520"/>
-            <w:vAlign w:val="center"/>
-          </w:tcPr>
-          <w:p>
-            <w:pPr>
-              <w:spacing w:after="0"/>
-            </w:pPr>
-            <w:r/>
+            <w:tcW w:w="2520" w:type="dxa"/>
+            <w:vAlign w:val="center"/>
+          </w:tcPr>
+          <w:p>
+            <w:pPr>
+              <w:spacing w:after="0"/>
+            </w:pPr>
             <w:r>
               <w:rPr>
                 <w:rFonts w:ascii="Times New Roman" w:hAnsi="Times New Roman"/>
@@ -5658,14 +6440,13 @@
         </w:tc>
         <w:tc>
           <w:tcPr>
-            <w:tcW w:type="dxa" w:w="720"/>
-            <w:vAlign w:val="center"/>
-          </w:tcPr>
-          <w:p>
-            <w:pPr>
-              <w:spacing w:after="0"/>
-            </w:pPr>
-            <w:r/>
+            <w:tcW w:w="720" w:type="dxa"/>
+            <w:vAlign w:val="center"/>
+          </w:tcPr>
+          <w:p>
+            <w:pPr>
+              <w:spacing w:after="0"/>
+            </w:pPr>
             <w:r>
               <w:rPr>
                 <w:rFonts w:ascii="Times New Roman" w:hAnsi="Times New Roman"/>
@@ -5678,14 +6459,13 @@
         </w:tc>
         <w:tc>
           <w:tcPr>
-            <w:tcW w:type="dxa" w:w="3744"/>
-            <w:vAlign w:val="center"/>
-          </w:tcPr>
-          <w:p>
-            <w:pPr>
-              <w:spacing w:after="0"/>
-            </w:pPr>
-            <w:r/>
+            <w:tcW w:w="3744" w:type="dxa"/>
+            <w:vAlign w:val="center"/>
+          </w:tcPr>
+          <w:p>
+            <w:pPr>
+              <w:spacing w:after="0"/>
+            </w:pPr>
             <w:r>
               <w:rPr>
                 <w:rFonts w:ascii="Times New Roman" w:hAnsi="Times New Roman"/>
@@ -5698,14 +6478,13 @@
         </w:tc>
         <w:tc>
           <w:tcPr>
-            <w:tcW w:type="dxa" w:w="2088"/>
-            <w:vAlign w:val="center"/>
-          </w:tcPr>
-          <w:p>
-            <w:pPr>
-              <w:spacing w:after="0"/>
-            </w:pPr>
-            <w:r/>
+            <w:tcW w:w="2088" w:type="dxa"/>
+            <w:vAlign w:val="center"/>
+          </w:tcPr>
+          <w:p>
+            <w:pPr>
+              <w:spacing w:after="0"/>
+            </w:pPr>
             <w:r>
               <w:rPr>
                 <w:rFonts w:ascii="Times New Roman" w:hAnsi="Times New Roman"/>
@@ -5718,16 +6497,34 @@
         </w:tc>
       </w:tr>
       <w:tr>
-        <w:tc>
-          <w:tcPr>
-            <w:tcW w:type="dxa" w:w="504"/>
-            <w:vAlign w:val="center"/>
-          </w:tcPr>
-          <w:p>
-            <w:pPr>
-              <w:spacing w:after="0"/>
-            </w:pPr>
-            <w:r/>
+        <w:tblPrEx>
+          <w:tblBorders>
+            <w:top w:val="single" w:color="CBD5DB" w:sz="6" w:space="0"/>
+            <w:left w:val="single" w:color="CBD5DB" w:sz="6" w:space="0"/>
+            <w:bottom w:val="single" w:color="CBD5DB" w:sz="6" w:space="0"/>
+            <w:right w:val="single" w:color="CBD5DB" w:sz="6" w:space="0"/>
+            <w:insideH w:val="single" w:color="CBD5DB" w:sz="6" w:space="0"/>
+            <w:insideV w:val="single" w:color="CBD5DB" w:sz="6" w:space="0"/>
+          </w:tblBorders>
+          <w:tblCellMar>
+            <w:top w:w="0" w:type="dxa"/>
+            <w:left w:w="10" w:type="dxa"/>
+            <w:bottom w:w="0" w:type="dxa"/>
+            <w:right w:w="10" w:type="dxa"/>
+          </w:tblCellMar>
+        </w:tblPrEx>
+        <w:trPr>
+          <w:jc w:val="center"/>
+        </w:trPr>
+        <w:tc>
+          <w:tcPr>
+            <w:tcW w:w="504" w:type="dxa"/>
+            <w:vAlign w:val="center"/>
+          </w:tcPr>
+          <w:p>
+            <w:pPr>
+              <w:spacing w:after="0"/>
+            </w:pPr>
             <w:r>
               <w:rPr>
                 <w:rFonts w:ascii="Times New Roman" w:hAnsi="Times New Roman"/>
@@ -5740,14 +6537,13 @@
         </w:tc>
         <w:tc>
           <w:tcPr>
-            <w:tcW w:type="dxa" w:w="2520"/>
-            <w:vAlign w:val="center"/>
-          </w:tcPr>
-          <w:p>
-            <w:pPr>
-              <w:spacing w:after="0"/>
-            </w:pPr>
-            <w:r/>
+            <w:tcW w:w="2520" w:type="dxa"/>
+            <w:vAlign w:val="center"/>
+          </w:tcPr>
+          <w:p>
+            <w:pPr>
+              <w:spacing w:after="0"/>
+            </w:pPr>
             <w:r>
               <w:rPr>
                 <w:rFonts w:ascii="Times New Roman" w:hAnsi="Times New Roman"/>
@@ -5760,14 +6556,13 @@
         </w:tc>
         <w:tc>
           <w:tcPr>
-            <w:tcW w:type="dxa" w:w="720"/>
-            <w:vAlign w:val="center"/>
-          </w:tcPr>
-          <w:p>
-            <w:pPr>
-              <w:spacing w:after="0"/>
-            </w:pPr>
-            <w:r/>
+            <w:tcW w:w="720" w:type="dxa"/>
+            <w:vAlign w:val="center"/>
+          </w:tcPr>
+          <w:p>
+            <w:pPr>
+              <w:spacing w:after="0"/>
+            </w:pPr>
             <w:r>
               <w:rPr>
                 <w:rFonts w:ascii="Times New Roman" w:hAnsi="Times New Roman"/>
@@ -5780,14 +6575,13 @@
         </w:tc>
         <w:tc>
           <w:tcPr>
-            <w:tcW w:type="dxa" w:w="3744"/>
-            <w:vAlign w:val="center"/>
-          </w:tcPr>
-          <w:p>
-            <w:pPr>
-              <w:spacing w:after="0"/>
-            </w:pPr>
-            <w:r/>
+            <w:tcW w:w="3744" w:type="dxa"/>
+            <w:vAlign w:val="center"/>
+          </w:tcPr>
+          <w:p>
+            <w:pPr>
+              <w:spacing w:after="0"/>
+            </w:pPr>
             <w:r>
               <w:rPr>
                 <w:rFonts w:ascii="Times New Roman" w:hAnsi="Times New Roman"/>
@@ -5800,14 +6594,13 @@
         </w:tc>
         <w:tc>
           <w:tcPr>
-            <w:tcW w:type="dxa" w:w="2088"/>
-            <w:vAlign w:val="center"/>
-          </w:tcPr>
-          <w:p>
-            <w:pPr>
-              <w:spacing w:after="0"/>
-            </w:pPr>
-            <w:r/>
+            <w:tcW w:w="2088" w:type="dxa"/>
+            <w:vAlign w:val="center"/>
+          </w:tcPr>
+          <w:p>
+            <w:pPr>
+              <w:spacing w:after="0"/>
+            </w:pPr>
             <w:r>
               <w:rPr>
                 <w:rFonts w:ascii="Times New Roman" w:hAnsi="Times New Roman"/>
@@ -5820,35 +6613,45 @@
         </w:tc>
       </w:tr>
       <w:tr>
-        <w:tc>
-          <w:tcPr>
-            <w:tcW w:type="dxa" w:w="504"/>
-            <w:vAlign w:val="center"/>
-          </w:tcPr>
-          <w:p>
-            <w:pPr>
-              <w:spacing w:after="0"/>
-            </w:pPr>
-            <w:r/>
-            <w:r>
-              <w:rPr>
-                <w:rFonts w:ascii="Times New Roman" w:hAnsi="Times New Roman"/>
-                <w:b w:val="0"/>
-                <w:sz w:val="15"/>
-              </w:rPr>
-            </w:r>
-          </w:p>
-        </w:tc>
-        <w:tc>
-          <w:tcPr>
-            <w:tcW w:type="dxa" w:w="2520"/>
-            <w:vAlign w:val="center"/>
-          </w:tcPr>
-          <w:p>
-            <w:pPr>
-              <w:spacing w:after="0"/>
-            </w:pPr>
-            <w:r/>
+        <w:tblPrEx>
+          <w:tblBorders>
+            <w:top w:val="single" w:color="CBD5DB" w:sz="6" w:space="0"/>
+            <w:left w:val="single" w:color="CBD5DB" w:sz="6" w:space="0"/>
+            <w:bottom w:val="single" w:color="CBD5DB" w:sz="6" w:space="0"/>
+            <w:right w:val="single" w:color="CBD5DB" w:sz="6" w:space="0"/>
+            <w:insideH w:val="single" w:color="CBD5DB" w:sz="6" w:space="0"/>
+            <w:insideV w:val="single" w:color="CBD5DB" w:sz="6" w:space="0"/>
+          </w:tblBorders>
+          <w:tblCellMar>
+            <w:top w:w="0" w:type="dxa"/>
+            <w:left w:w="10" w:type="dxa"/>
+            <w:bottom w:w="0" w:type="dxa"/>
+            <w:right w:w="10" w:type="dxa"/>
+          </w:tblCellMar>
+        </w:tblPrEx>
+        <w:trPr>
+          <w:jc w:val="center"/>
+        </w:trPr>
+        <w:tc>
+          <w:tcPr>
+            <w:tcW w:w="504" w:type="dxa"/>
+            <w:vAlign w:val="center"/>
+          </w:tcPr>
+          <w:p>
+            <w:pPr>
+              <w:spacing w:after="0"/>
+            </w:pPr>
+          </w:p>
+        </w:tc>
+        <w:tc>
+          <w:tcPr>
+            <w:tcW w:w="2520" w:type="dxa"/>
+            <w:vAlign w:val="center"/>
+          </w:tcPr>
+          <w:p>
+            <w:pPr>
+              <w:spacing w:after="0"/>
+            </w:pPr>
             <w:r>
               <w:rPr>
                 <w:rFonts w:ascii="Times New Roman" w:hAnsi="Times New Roman"/>
@@ -5861,14 +6664,13 @@
         </w:tc>
         <w:tc>
           <w:tcPr>
-            <w:tcW w:type="dxa" w:w="720"/>
-            <w:vAlign w:val="center"/>
-          </w:tcPr>
-          <w:p>
-            <w:pPr>
-              <w:spacing w:after="0"/>
-            </w:pPr>
-            <w:r/>
+            <w:tcW w:w="720" w:type="dxa"/>
+            <w:vAlign w:val="center"/>
+          </w:tcPr>
+          <w:p>
+            <w:pPr>
+              <w:spacing w:after="0"/>
+            </w:pPr>
             <w:r>
               <w:rPr>
                 <w:rFonts w:ascii="Times New Roman" w:hAnsi="Times New Roman"/>
@@ -5881,40 +6683,24 @@
         </w:tc>
         <w:tc>
           <w:tcPr>
-            <w:tcW w:type="dxa" w:w="3744"/>
-            <w:vAlign w:val="center"/>
-          </w:tcPr>
-          <w:p>
-            <w:pPr>
-              <w:spacing w:after="0"/>
-            </w:pPr>
-            <w:r/>
-            <w:r>
-              <w:rPr>
-                <w:rFonts w:ascii="Times New Roman" w:hAnsi="Times New Roman"/>
-                <w:b w:val="0"/>
-                <w:sz w:val="15"/>
-              </w:rPr>
-            </w:r>
-          </w:p>
-        </w:tc>
-        <w:tc>
-          <w:tcPr>
-            <w:tcW w:type="dxa" w:w="2088"/>
-            <w:vAlign w:val="center"/>
-          </w:tcPr>
-          <w:p>
-            <w:pPr>
-              <w:spacing w:after="0"/>
-            </w:pPr>
-            <w:r/>
-            <w:r>
-              <w:rPr>
-                <w:rFonts w:ascii="Times New Roman" w:hAnsi="Times New Roman"/>
-                <w:b w:val="0"/>
-                <w:sz w:val="15"/>
-              </w:rPr>
-            </w:r>
+            <w:tcW w:w="3744" w:type="dxa"/>
+            <w:vAlign w:val="center"/>
+          </w:tcPr>
+          <w:p>
+            <w:pPr>
+              <w:spacing w:after="0"/>
+            </w:pPr>
+          </w:p>
+        </w:tc>
+        <w:tc>
+          <w:tcPr>
+            <w:tcW w:w="2088" w:type="dxa"/>
+            <w:vAlign w:val="center"/>
+          </w:tcPr>
+          <w:p>
+            <w:pPr>
+              <w:spacing w:after="0"/>
+            </w:pPr>
           </w:p>
         </w:tc>
       </w:tr>
@@ -5949,6 +6735,26 @@
       </w:r>
     </w:p>
     <w:tbl>
+      <w:tblPr>
+        <w:tblStyle w:val="9"/>
+        <w:tblW w:w="9576" w:type="dxa"/>
+        <w:jc w:val="center"/>
+        <w:tblBorders>
+          <w:top w:val="single" w:color="CBD5DB" w:sz="6" w:space="0"/>
+          <w:left w:val="single" w:color="CBD5DB" w:sz="6" w:space="0"/>
+          <w:bottom w:val="single" w:color="CBD5DB" w:sz="6" w:space="0"/>
+          <w:right w:val="single" w:color="CBD5DB" w:sz="6" w:space="0"/>
+          <w:insideH w:val="single" w:color="CBD5DB" w:sz="6" w:space="0"/>
+          <w:insideV w:val="single" w:color="CBD5DB" w:sz="6" w:space="0"/>
+        </w:tblBorders>
+        <w:tblLayout w:type="fixed"/>
+        <w:tblCellMar>
+          <w:top w:w="0" w:type="dxa"/>
+          <w:left w:w="10" w:type="dxa"/>
+          <w:bottom w:w="0" w:type="dxa"/>
+          <w:right w:w="10" w:type="dxa"/>
+        </w:tblCellMar>
+      </w:tblPr>
       <w:tblGrid>
         <w:gridCol w:w="503"/>
         <w:gridCol w:w="2664"/>
@@ -5956,32 +6762,36 @@
         <w:gridCol w:w="3311"/>
         <w:gridCol w:w="864"/>
       </w:tblGrid>
-      <w:tblPr>
-        <w:tblW w:type="dxa" w:w="9576"/>
-        <w:tblLayout w:type="fixed"/>
-        <w:tblLook w:firstColumn="1" w:firstRow="1" w:lastColumn="0" w:lastRow="0" w:noHBand="0" w:noVBand="1" w:val="04A0"/>
-        <w:jc w:val="center"/>
-        <w:tblBorders>
-          <w:top w:val="single" w:sz="6" w:space="0" w:color="CBD5DB"/>
-          <w:left w:val="single" w:sz="6" w:space="0" w:color="CBD5DB"/>
-          <w:bottom w:val="single" w:sz="6" w:space="0" w:color="CBD5DB"/>
-          <w:right w:val="single" w:sz="6" w:space="0" w:color="CBD5DB"/>
-          <w:insideH w:val="single" w:sz="6" w:space="0" w:color="CBD5DB"/>
-          <w:insideV w:val="single" w:sz="6" w:space="0" w:color="CBD5DB"/>
-        </w:tblBorders>
-      </w:tblPr>
       <w:tr>
-        <w:tc>
-          <w:tcPr>
-            <w:tcW w:type="dxa" w:w="504"/>
-            <w:shd w:fill="D9EDEE"/>
-            <w:vAlign w:val="center"/>
-          </w:tcPr>
-          <w:p>
-            <w:pPr>
-              <w:spacing w:after="0"/>
-            </w:pPr>
-            <w:r/>
+        <w:tblPrEx>
+          <w:tblBorders>
+            <w:top w:val="single" w:color="CBD5DB" w:sz="6" w:space="0"/>
+            <w:left w:val="single" w:color="CBD5DB" w:sz="6" w:space="0"/>
+            <w:bottom w:val="single" w:color="CBD5DB" w:sz="6" w:space="0"/>
+            <w:right w:val="single" w:color="CBD5DB" w:sz="6" w:space="0"/>
+            <w:insideH w:val="single" w:color="CBD5DB" w:sz="6" w:space="0"/>
+            <w:insideV w:val="single" w:color="CBD5DB" w:sz="6" w:space="0"/>
+          </w:tblBorders>
+          <w:tblCellMar>
+            <w:top w:w="0" w:type="dxa"/>
+            <w:left w:w="10" w:type="dxa"/>
+            <w:bottom w:w="0" w:type="dxa"/>
+            <w:right w:w="10" w:type="dxa"/>
+          </w:tblCellMar>
+        </w:tblPrEx>
+        <w:trPr>
+          <w:jc w:val="center"/>
+        </w:trPr>
+        <w:tc>
+          <w:tcPr>
+            <w:tcW w:w="504" w:type="dxa"/>
+            <w:shd w:val="clear" w:color="auto" w:fill="D9EDEE"/>
+            <w:vAlign w:val="center"/>
+          </w:tcPr>
+          <w:p>
+            <w:pPr>
+              <w:spacing w:after="0"/>
+            </w:pPr>
             <w:r>
               <w:rPr>
                 <w:rFonts w:ascii="Arial" w:hAnsi="Arial"/>
@@ -5995,15 +6805,14 @@
         </w:tc>
         <w:tc>
           <w:tcPr>
-            <w:tcW w:type="dxa" w:w="2664"/>
-            <w:shd w:fill="D9EDEE"/>
-            <w:vAlign w:val="center"/>
-          </w:tcPr>
-          <w:p>
-            <w:pPr>
-              <w:spacing w:after="0"/>
-            </w:pPr>
-            <w:r/>
+            <w:tcW w:w="2664" w:type="dxa"/>
+            <w:shd w:val="clear" w:color="auto" w:fill="D9EDEE"/>
+            <w:vAlign w:val="center"/>
+          </w:tcPr>
+          <w:p>
+            <w:pPr>
+              <w:spacing w:after="0"/>
+            </w:pPr>
             <w:r>
               <w:rPr>
                 <w:rFonts w:ascii="Arial" w:hAnsi="Arial"/>
@@ -6017,15 +6826,14 @@
         </w:tc>
         <w:tc>
           <w:tcPr>
-            <w:tcW w:type="dxa" w:w="2232"/>
-            <w:shd w:fill="D9EDEE"/>
-            <w:vAlign w:val="center"/>
-          </w:tcPr>
-          <w:p>
-            <w:pPr>
-              <w:spacing w:after="0"/>
-            </w:pPr>
-            <w:r/>
+            <w:tcW w:w="2232" w:type="dxa"/>
+            <w:shd w:val="clear" w:color="auto" w:fill="D9EDEE"/>
+            <w:vAlign w:val="center"/>
+          </w:tcPr>
+          <w:p>
+            <w:pPr>
+              <w:spacing w:after="0"/>
+            </w:pPr>
             <w:r>
               <w:rPr>
                 <w:rFonts w:ascii="Arial" w:hAnsi="Arial"/>
@@ -6039,15 +6847,14 @@
         </w:tc>
         <w:tc>
           <w:tcPr>
-            <w:tcW w:type="dxa" w:w="3312"/>
-            <w:shd w:fill="D9EDEE"/>
-            <w:vAlign w:val="center"/>
-          </w:tcPr>
-          <w:p>
-            <w:pPr>
-              <w:spacing w:after="0"/>
-            </w:pPr>
-            <w:r/>
+            <w:tcW w:w="3312" w:type="dxa"/>
+            <w:shd w:val="clear" w:color="auto" w:fill="D9EDEE"/>
+            <w:vAlign w:val="center"/>
+          </w:tcPr>
+          <w:p>
+            <w:pPr>
+              <w:spacing w:after="0"/>
+            </w:pPr>
             <w:r>
               <w:rPr>
                 <w:rFonts w:ascii="Arial" w:hAnsi="Arial"/>
@@ -6061,15 +6868,14 @@
         </w:tc>
         <w:tc>
           <w:tcPr>
-            <w:tcW w:type="dxa" w:w="864"/>
-            <w:shd w:fill="D9EDEE"/>
-            <w:vAlign w:val="center"/>
-          </w:tcPr>
-          <w:p>
-            <w:pPr>
-              <w:spacing w:after="0"/>
-            </w:pPr>
-            <w:r/>
+            <w:tcW w:w="864" w:type="dxa"/>
+            <w:shd w:val="clear" w:color="auto" w:fill="D9EDEE"/>
+            <w:vAlign w:val="center"/>
+          </w:tcPr>
+          <w:p>
+            <w:pPr>
+              <w:spacing w:after="0"/>
+            </w:pPr>
             <w:r>
               <w:rPr>
                 <w:rFonts w:ascii="Arial" w:hAnsi="Arial"/>
@@ -6083,16 +6889,34 @@
         </w:tc>
       </w:tr>
       <w:tr>
-        <w:tc>
-          <w:tcPr>
-            <w:tcW w:type="dxa" w:w="504"/>
-            <w:vAlign w:val="center"/>
-          </w:tcPr>
-          <w:p>
-            <w:pPr>
-              <w:spacing w:after="0"/>
-            </w:pPr>
-            <w:r/>
+        <w:tblPrEx>
+          <w:tblBorders>
+            <w:top w:val="single" w:color="CBD5DB" w:sz="6" w:space="0"/>
+            <w:left w:val="single" w:color="CBD5DB" w:sz="6" w:space="0"/>
+            <w:bottom w:val="single" w:color="CBD5DB" w:sz="6" w:space="0"/>
+            <w:right w:val="single" w:color="CBD5DB" w:sz="6" w:space="0"/>
+            <w:insideH w:val="single" w:color="CBD5DB" w:sz="6" w:space="0"/>
+            <w:insideV w:val="single" w:color="CBD5DB" w:sz="6" w:space="0"/>
+          </w:tblBorders>
+          <w:tblCellMar>
+            <w:top w:w="0" w:type="dxa"/>
+            <w:left w:w="10" w:type="dxa"/>
+            <w:bottom w:w="0" w:type="dxa"/>
+            <w:right w:w="10" w:type="dxa"/>
+          </w:tblCellMar>
+        </w:tblPrEx>
+        <w:trPr>
+          <w:jc w:val="center"/>
+        </w:trPr>
+        <w:tc>
+          <w:tcPr>
+            <w:tcW w:w="504" w:type="dxa"/>
+            <w:vAlign w:val="center"/>
+          </w:tcPr>
+          <w:p>
+            <w:pPr>
+              <w:spacing w:after="0"/>
+            </w:pPr>
             <w:r>
               <w:rPr>
                 <w:rFonts w:ascii="Times New Roman" w:hAnsi="Times New Roman"/>
@@ -6105,14 +6929,13 @@
         </w:tc>
         <w:tc>
           <w:tcPr>
-            <w:tcW w:type="dxa" w:w="2664"/>
-            <w:vAlign w:val="center"/>
-          </w:tcPr>
-          <w:p>
-            <w:pPr>
-              <w:spacing w:after="0"/>
-            </w:pPr>
-            <w:r/>
+            <w:tcW w:w="2664" w:type="dxa"/>
+            <w:vAlign w:val="center"/>
+          </w:tcPr>
+          <w:p>
+            <w:pPr>
+              <w:spacing w:after="0"/>
+            </w:pPr>
             <w:r>
               <w:rPr>
                 <w:rFonts w:ascii="Times New Roman" w:hAnsi="Times New Roman"/>
@@ -6125,14 +6948,13 @@
         </w:tc>
         <w:tc>
           <w:tcPr>
-            <w:tcW w:type="dxa" w:w="2232"/>
-            <w:vAlign w:val="center"/>
-          </w:tcPr>
-          <w:p>
-            <w:pPr>
-              <w:spacing w:after="0"/>
-            </w:pPr>
-            <w:r/>
+            <w:tcW w:w="2232" w:type="dxa"/>
+            <w:vAlign w:val="center"/>
+          </w:tcPr>
+          <w:p>
+            <w:pPr>
+              <w:spacing w:after="0"/>
+            </w:pPr>
             <w:r>
               <w:rPr>
                 <w:rFonts w:ascii="Times New Roman" w:hAnsi="Times New Roman"/>
@@ -6145,14 +6967,13 @@
         </w:tc>
         <w:tc>
           <w:tcPr>
-            <w:tcW w:type="dxa" w:w="3312"/>
-            <w:vAlign w:val="center"/>
-          </w:tcPr>
-          <w:p>
-            <w:pPr>
-              <w:spacing w:after="0"/>
-            </w:pPr>
-            <w:r/>
+            <w:tcW w:w="3312" w:type="dxa"/>
+            <w:vAlign w:val="center"/>
+          </w:tcPr>
+          <w:p>
+            <w:pPr>
+              <w:spacing w:after="0"/>
+            </w:pPr>
             <w:r>
               <w:rPr>
                 <w:rFonts w:ascii="Times New Roman" w:hAnsi="Times New Roman"/>
@@ -6165,14 +6986,13 @@
         </w:tc>
         <w:tc>
           <w:tcPr>
-            <w:tcW w:type="dxa" w:w="864"/>
-            <w:vAlign w:val="center"/>
-          </w:tcPr>
-          <w:p>
-            <w:pPr>
-              <w:spacing w:after="0"/>
-            </w:pPr>
-            <w:r/>
+            <w:tcW w:w="864" w:type="dxa"/>
+            <w:vAlign w:val="center"/>
+          </w:tcPr>
+          <w:p>
+            <w:pPr>
+              <w:spacing w:after="0"/>
+            </w:pPr>
             <w:r>
               <w:rPr>
                 <w:rFonts w:ascii="Times New Roman" w:hAnsi="Times New Roman"/>
@@ -6185,16 +7005,34 @@
         </w:tc>
       </w:tr>
       <w:tr>
-        <w:tc>
-          <w:tcPr>
-            <w:tcW w:type="dxa" w:w="504"/>
-            <w:vAlign w:val="center"/>
-          </w:tcPr>
-          <w:p>
-            <w:pPr>
-              <w:spacing w:after="0"/>
-            </w:pPr>
-            <w:r/>
+        <w:tblPrEx>
+          <w:tblBorders>
+            <w:top w:val="single" w:color="CBD5DB" w:sz="6" w:space="0"/>
+            <w:left w:val="single" w:color="CBD5DB" w:sz="6" w:space="0"/>
+            <w:bottom w:val="single" w:color="CBD5DB" w:sz="6" w:space="0"/>
+            <w:right w:val="single" w:color="CBD5DB" w:sz="6" w:space="0"/>
+            <w:insideH w:val="single" w:color="CBD5DB" w:sz="6" w:space="0"/>
+            <w:insideV w:val="single" w:color="CBD5DB" w:sz="6" w:space="0"/>
+          </w:tblBorders>
+          <w:tblCellMar>
+            <w:top w:w="0" w:type="dxa"/>
+            <w:left w:w="10" w:type="dxa"/>
+            <w:bottom w:w="0" w:type="dxa"/>
+            <w:right w:w="10" w:type="dxa"/>
+          </w:tblCellMar>
+        </w:tblPrEx>
+        <w:trPr>
+          <w:jc w:val="center"/>
+        </w:trPr>
+        <w:tc>
+          <w:tcPr>
+            <w:tcW w:w="504" w:type="dxa"/>
+            <w:vAlign w:val="center"/>
+          </w:tcPr>
+          <w:p>
+            <w:pPr>
+              <w:spacing w:after="0"/>
+            </w:pPr>
             <w:r>
               <w:rPr>
                 <w:rFonts w:ascii="Times New Roman" w:hAnsi="Times New Roman"/>
@@ -6207,14 +7045,13 @@
         </w:tc>
         <w:tc>
           <w:tcPr>
-            <w:tcW w:type="dxa" w:w="2664"/>
-            <w:vAlign w:val="center"/>
-          </w:tcPr>
-          <w:p>
-            <w:pPr>
-              <w:spacing w:after="0"/>
-            </w:pPr>
-            <w:r/>
+            <w:tcW w:w="2664" w:type="dxa"/>
+            <w:vAlign w:val="center"/>
+          </w:tcPr>
+          <w:p>
+            <w:pPr>
+              <w:spacing w:after="0"/>
+            </w:pPr>
             <w:r>
               <w:rPr>
                 <w:rFonts w:ascii="Times New Roman" w:hAnsi="Times New Roman"/>
@@ -6227,14 +7064,13 @@
         </w:tc>
         <w:tc>
           <w:tcPr>
-            <w:tcW w:type="dxa" w:w="2232"/>
-            <w:vAlign w:val="center"/>
-          </w:tcPr>
-          <w:p>
-            <w:pPr>
-              <w:spacing w:after="0"/>
-            </w:pPr>
-            <w:r/>
+            <w:tcW w:w="2232" w:type="dxa"/>
+            <w:vAlign w:val="center"/>
+          </w:tcPr>
+          <w:p>
+            <w:pPr>
+              <w:spacing w:after="0"/>
+            </w:pPr>
             <w:r>
               <w:rPr>
                 <w:rFonts w:ascii="Times New Roman" w:hAnsi="Times New Roman"/>
@@ -6247,14 +7083,13 @@
         </w:tc>
         <w:tc>
           <w:tcPr>
-            <w:tcW w:type="dxa" w:w="3312"/>
-            <w:vAlign w:val="center"/>
-          </w:tcPr>
-          <w:p>
-            <w:pPr>
-              <w:spacing w:after="0"/>
-            </w:pPr>
-            <w:r/>
+            <w:tcW w:w="3312" w:type="dxa"/>
+            <w:vAlign w:val="center"/>
+          </w:tcPr>
+          <w:p>
+            <w:pPr>
+              <w:spacing w:after="0"/>
+            </w:pPr>
             <w:r>
               <w:rPr>
                 <w:rFonts w:ascii="Times New Roman" w:hAnsi="Times New Roman"/>
@@ -6267,14 +7102,13 @@
         </w:tc>
         <w:tc>
           <w:tcPr>
-            <w:tcW w:type="dxa" w:w="864"/>
-            <w:vAlign w:val="center"/>
-          </w:tcPr>
-          <w:p>
-            <w:pPr>
-              <w:spacing w:after="0"/>
-            </w:pPr>
-            <w:r/>
+            <w:tcW w:w="864" w:type="dxa"/>
+            <w:vAlign w:val="center"/>
+          </w:tcPr>
+          <w:p>
+            <w:pPr>
+              <w:spacing w:after="0"/>
+            </w:pPr>
             <w:r>
               <w:rPr>
                 <w:rFonts w:ascii="Times New Roman" w:hAnsi="Times New Roman"/>
@@ -6287,16 +7121,34 @@
         </w:tc>
       </w:tr>
       <w:tr>
-        <w:tc>
-          <w:tcPr>
-            <w:tcW w:type="dxa" w:w="504"/>
-            <w:vAlign w:val="center"/>
-          </w:tcPr>
-          <w:p>
-            <w:pPr>
-              <w:spacing w:after="0"/>
-            </w:pPr>
-            <w:r/>
+        <w:tblPrEx>
+          <w:tblBorders>
+            <w:top w:val="single" w:color="CBD5DB" w:sz="6" w:space="0"/>
+            <w:left w:val="single" w:color="CBD5DB" w:sz="6" w:space="0"/>
+            <w:bottom w:val="single" w:color="CBD5DB" w:sz="6" w:space="0"/>
+            <w:right w:val="single" w:color="CBD5DB" w:sz="6" w:space="0"/>
+            <w:insideH w:val="single" w:color="CBD5DB" w:sz="6" w:space="0"/>
+            <w:insideV w:val="single" w:color="CBD5DB" w:sz="6" w:space="0"/>
+          </w:tblBorders>
+          <w:tblCellMar>
+            <w:top w:w="0" w:type="dxa"/>
+            <w:left w:w="10" w:type="dxa"/>
+            <w:bottom w:w="0" w:type="dxa"/>
+            <w:right w:w="10" w:type="dxa"/>
+          </w:tblCellMar>
+        </w:tblPrEx>
+        <w:trPr>
+          <w:jc w:val="center"/>
+        </w:trPr>
+        <w:tc>
+          <w:tcPr>
+            <w:tcW w:w="504" w:type="dxa"/>
+            <w:vAlign w:val="center"/>
+          </w:tcPr>
+          <w:p>
+            <w:pPr>
+              <w:spacing w:after="0"/>
+            </w:pPr>
             <w:r>
               <w:rPr>
                 <w:rFonts w:ascii="Times New Roman" w:hAnsi="Times New Roman"/>
@@ -6309,14 +7161,13 @@
         </w:tc>
         <w:tc>
           <w:tcPr>
-            <w:tcW w:type="dxa" w:w="2664"/>
-            <w:vAlign w:val="center"/>
-          </w:tcPr>
-          <w:p>
-            <w:pPr>
-              <w:spacing w:after="0"/>
-            </w:pPr>
-            <w:r/>
+            <w:tcW w:w="2664" w:type="dxa"/>
+            <w:vAlign w:val="center"/>
+          </w:tcPr>
+          <w:p>
+            <w:pPr>
+              <w:spacing w:after="0"/>
+            </w:pPr>
             <w:r>
               <w:rPr>
                 <w:rFonts w:ascii="Times New Roman" w:hAnsi="Times New Roman"/>
@@ -6329,14 +7180,13 @@
         </w:tc>
         <w:tc>
           <w:tcPr>
-            <w:tcW w:type="dxa" w:w="2232"/>
-            <w:vAlign w:val="center"/>
-          </w:tcPr>
-          <w:p>
-            <w:pPr>
-              <w:spacing w:after="0"/>
-            </w:pPr>
-            <w:r/>
+            <w:tcW w:w="2232" w:type="dxa"/>
+            <w:vAlign w:val="center"/>
+          </w:tcPr>
+          <w:p>
+            <w:pPr>
+              <w:spacing w:after="0"/>
+            </w:pPr>
             <w:r>
               <w:rPr>
                 <w:rFonts w:ascii="Times New Roman" w:hAnsi="Times New Roman"/>
@@ -6349,14 +7199,13 @@
         </w:tc>
         <w:tc>
           <w:tcPr>
-            <w:tcW w:type="dxa" w:w="3312"/>
-            <w:vAlign w:val="center"/>
-          </w:tcPr>
-          <w:p>
-            <w:pPr>
-              <w:spacing w:after="0"/>
-            </w:pPr>
-            <w:r/>
+            <w:tcW w:w="3312" w:type="dxa"/>
+            <w:vAlign w:val="center"/>
+          </w:tcPr>
+          <w:p>
+            <w:pPr>
+              <w:spacing w:after="0"/>
+            </w:pPr>
             <w:r>
               <w:rPr>
                 <w:rFonts w:ascii="Times New Roman" w:hAnsi="Times New Roman"/>
@@ -6369,14 +7218,13 @@
         </w:tc>
         <w:tc>
           <w:tcPr>
-            <w:tcW w:type="dxa" w:w="864"/>
-            <w:vAlign w:val="center"/>
-          </w:tcPr>
-          <w:p>
-            <w:pPr>
-              <w:spacing w:after="0"/>
-            </w:pPr>
-            <w:r/>
+            <w:tcW w:w="864" w:type="dxa"/>
+            <w:vAlign w:val="center"/>
+          </w:tcPr>
+          <w:p>
+            <w:pPr>
+              <w:spacing w:after="0"/>
+            </w:pPr>
             <w:r>
               <w:rPr>
                 <w:rFonts w:ascii="Times New Roman" w:hAnsi="Times New Roman"/>
@@ -6439,52 +7287,38 @@
         </w:rPr>
         <w:t>- Câu hỏi cần hỏi giảng viên: có bắt buộc nộp file db.json root riêng nếu dự án cuối dùng Express/Prisma/PostgreSQL hay không; nếu có, nhóm sẽ export mẫu ở Mục 3.3 thành file riêng.</w:t>
       </w:r>
+      <w:bookmarkStart w:id="0" w:name="_GoBack"/>
+      <w:bookmarkEnd w:id="0"/>
     </w:p>
     <w:sectPr>
-      <w:headerReference w:type="default" r:id="rId7"/>
-      <w:footerReference w:type="default" r:id="rId8"/>
-      <w:pgSz w:w="11906" w:h="16838" w:orient="portrait"/>
+      <w:headerReference r:id="rId5" w:type="default"/>
+      <w:footerReference r:id="rId6" w:type="default"/>
+      <w:pgSz w:w="11906" w:h="16838"/>
       <w:pgMar w:top="907" w:right="1020" w:bottom="907" w:left="1020" w:header="708" w:footer="708" w:gutter="0"/>
-      <w:pgNumType/>
-      <w:docGrid w:linePitch="360"/>
+      <w:cols w:space="720" w:num="1"/>
+      <w:docGrid w:linePitch="360" w:charSpace="0"/>
     </w:sectPr>
   </w:body>
 </w:document>
 </file>
 
-<file path=word/comments.xml><?xml version="1.0" encoding="utf-8"?>
-<w:comments xmlns:cx="http://schemas.microsoft.com/office/drawing/2014/chartex" xmlns:cx1="http://schemas.microsoft.com/office/drawing/2015/9/8/chartex" xmlns:cx2="http://schemas.microsoft.com/office/drawing/2015/10/21/chartex" xmlns:cx3="http://schemas.microsoft.com/office/drawing/2016/5/9/chartex" xmlns:cx4="http://schemas.microsoft.com/office/drawing/2016/5/10/chartex" xmlns:cx5="http://schemas.microsoft.com/office/drawing/2016/5/11/chartex" xmlns:cx6="http://schemas.microsoft.com/office/drawing/2016/5/12/chartex" xmlns:cx7="http://schemas.microsoft.com/office/drawing/2016/5/13/chartex" xmlns:cx8="http://schemas.microsoft.com/office/drawing/2016/5/14/chartex" xmlns:mc="http://schemas.openxmlformats.org/markup-compatibility/2006" xmlns:aink="http://schemas.microsoft.com/office/drawing/2016/ink" xmlns:am3d="http://schemas.microsoft.com/office/drawing/2017/model3d" xmlns:o="urn:schemas-microsoft-com:office:office" xmlns:r="http://schemas.openxmlformats.org/officeDocument/2006/relationships" xmlns:m="http://schemas.openxmlformats.org/officeDocument/2006/math" xmlns:v="urn:schemas-microsoft-com:vml" xmlns:wp14="http://schemas.microsoft.com/office/word/2010/wordprocessingDrawing" xmlns:wp="http://schemas.openxmlformats.org/drawingml/2006/wordprocessingDrawing" xmlns:w10="urn:schemas-microsoft-com:office:word" xmlns:w="http://schemas.openxmlformats.org/wordprocessingml/2006/main" xmlns:w14="http://schemas.microsoft.com/office/word/2010/wordml" xmlns:w15="http://schemas.microsoft.com/office/word/2012/wordml" xmlns:w16cex="http://schemas.microsoft.com/office/word/2018/wordml/cex" xmlns:w16cid="http://schemas.microsoft.com/office/word/2016/wordml/cid" xmlns:w16="http://schemas.microsoft.com/office/word/2018/wordml" xmlns:w16sdtdh="http://schemas.microsoft.com/office/word/2020/wordml/sdtdatahash" xmlns:w16se="http://schemas.microsoft.com/office/word/2015/wordml/symex" xmlns:wpg="http://schemas.microsoft.com/office/word/2010/wordprocessingGroup" xmlns:wpi="http://schemas.microsoft.com/office/word/2010/wordprocessingInk" xmlns:wne="http://schemas.microsoft.com/office/word/2006/wordml" xmlns:wps="http://schemas.microsoft.com/office/word/2010/wordprocessingShape"/>
-</file>
-
 <file path=word/endnotes.xml><?xml version="1.0" encoding="utf-8"?>
-<w:endnotes xmlns:wpc="http://schemas.microsoft.com/office/word/2010/wordprocessingCanvas" xmlns:mc="http://schemas.openxmlformats.org/markup-compatibility/2006" xmlns:o="urn:schemas-microsoft-com:office:office" xmlns:r="http://schemas.openxmlformats.org/officeDocument/2006/relationships" xmlns:m="http://schemas.openxmlformats.org/officeDocument/2006/math" xmlns:v="urn:schemas-microsoft-com:vml" xmlns:wp14="http://schemas.microsoft.com/office/word/2010/wordprocessingDrawing" xmlns:wp="http://schemas.openxmlformats.org/drawingml/2006/wordprocessingDrawing" xmlns:w10="urn:schemas-microsoft-com:office:word" xmlns:w="http://schemas.openxmlformats.org/wordprocessingml/2006/main" xmlns:w14="http://schemas.microsoft.com/office/word/2010/wordml" xmlns:w15="http://schemas.microsoft.com/office/word/2012/wordml" xmlns:wpg="http://schemas.microsoft.com/office/word/2010/wordprocessingGroup" xmlns:wpi="http://schemas.microsoft.com/office/word/2010/wordprocessingInk" xmlns:wne="http://schemas.microsoft.com/office/word/2006/wordml" xmlns:wps="http://schemas.microsoft.com/office/word/2010/wordprocessingShape" mc:Ignorable="w14 w15 wp14">
-  <w:endnote w:type="separator" w:id="-1">
+<w:endnotes xmlns:wpc="http://schemas.microsoft.com/office/word/2010/wordprocessingCanvas" xmlns:mc="http://schemas.openxmlformats.org/markup-compatibility/2006" xmlns:o="urn:schemas-microsoft-com:office:office" xmlns:r="http://schemas.openxmlformats.org/officeDocument/2006/relationships" xmlns:m="http://schemas.openxmlformats.org/officeDocument/2006/math" xmlns:v="urn:schemas-microsoft-com:vml" xmlns:wp14="http://schemas.microsoft.com/office/word/2010/wordprocessingDrawing" xmlns:wp="http://schemas.openxmlformats.org/drawingml/2006/wordprocessingDrawing" xmlns:w="http://schemas.openxmlformats.org/wordprocessingml/2006/main" xmlns:w14="http://schemas.microsoft.com/office/word/2010/wordml" xmlns:w15="http://schemas.microsoft.com/office/word/2012/wordml" xmlns:w10="urn:schemas-microsoft-com:office:word" xmlns:wpg="http://schemas.microsoft.com/office/word/2010/wordprocessingGroup" xmlns:wpi="http://schemas.microsoft.com/office/word/2010/wordprocessingInk" xmlns:wne="http://schemas.microsoft.com/office/word/2006/wordml" xmlns:wps="http://schemas.microsoft.com/office/word/2010/wordprocessingShape" xmlns:wpsCustomData="http://www.wps.cn/officeDocument/2013/wpsCustomData" mc:Ignorable="w14 w15 wp14">
+  <w:endnote w:type="separator" w:id="0">
     <w:p>
       <w:pPr>
-        <w:spacing w:after="0" w:line="240" w:lineRule="auto"/>
+        <w:spacing w:line="240" w:lineRule="auto"/>
       </w:pPr>
-      <w:r>
-        <w:rPr>
-          <w:rStyle w:val="EndnoteReference"/>
-        </w:rPr>
-        <w:endnoteRef/>
-      </w:r>
       <w:r>
         <w:separator/>
       </w:r>
     </w:p>
   </w:endnote>
-  <w:endnote w:type="continuationSeparator" w:id="0">
+  <w:endnote w:type="continuationSeparator" w:id="1">
     <w:p>
       <w:pPr>
-        <w:spacing w:after="0" w:line="240" w:lineRule="auto"/>
+        <w:spacing w:line="240" w:lineRule="auto"/>
       </w:pPr>
-      <w:r>
-        <w:rPr>
-          <w:rStyle w:val="EndnoteReference"/>
-        </w:rPr>
-        <w:endnoteRef/>
-      </w:r>
       <w:r>
         <w:continuationSeparator/>
       </w:r>
@@ -6494,15 +7328,15 @@
 </file>
 
 <file path=word/footer1.xml><?xml version="1.0" encoding="utf-8"?>
-<w:ftr xmlns:wpc="http://schemas.microsoft.com/office/word/2010/wordprocessingCanvas" xmlns:mc="http://schemas.openxmlformats.org/markup-compatibility/2006" xmlns:o="urn:schemas-microsoft-com:office:office" xmlns:r="http://schemas.openxmlformats.org/officeDocument/2006/relationships" xmlns:m="http://schemas.openxmlformats.org/officeDocument/2006/math" xmlns:v="urn:schemas-microsoft-com:vml" xmlns:wp14="http://schemas.microsoft.com/office/word/2010/wordprocessingDrawing" xmlns:wp="http://schemas.openxmlformats.org/drawingml/2006/wordprocessingDrawing" xmlns:w10="urn:schemas-microsoft-com:office:word" xmlns:w="http://schemas.openxmlformats.org/wordprocessingml/2006/main" xmlns:w14="http://schemas.microsoft.com/office/word/2010/wordml" xmlns:w15="http://schemas.microsoft.com/office/word/2012/wordml" xmlns:wpg="http://schemas.microsoft.com/office/word/2010/wordprocessingGroup" xmlns:wpi="http://schemas.microsoft.com/office/word/2010/wordprocessingInk" xmlns:wne="http://schemas.microsoft.com/office/word/2006/wordml" xmlns:wps="http://schemas.microsoft.com/office/word/2010/wordprocessingShape">
+<w:ftr xmlns:wpc="http://schemas.microsoft.com/office/word/2010/wordprocessingCanvas" xmlns:mc="http://schemas.openxmlformats.org/markup-compatibility/2006" xmlns:o="urn:schemas-microsoft-com:office:office" xmlns:r="http://schemas.openxmlformats.org/officeDocument/2006/relationships" xmlns:m="http://schemas.openxmlformats.org/officeDocument/2006/math" xmlns:v="urn:schemas-microsoft-com:vml" xmlns:wp14="http://schemas.microsoft.com/office/word/2010/wordprocessingDrawing" xmlns:wp="http://schemas.openxmlformats.org/drawingml/2006/wordprocessingDrawing" xmlns:w10="urn:schemas-microsoft-com:office:word" xmlns:w="http://schemas.openxmlformats.org/wordprocessingml/2006/main" xmlns:w14="http://schemas.microsoft.com/office/word/2010/wordml" xmlns:w15="http://schemas.microsoft.com/office/word/2012/wordml" xmlns:wpg="http://schemas.microsoft.com/office/word/2010/wordprocessingGroup" xmlns:wpi="http://schemas.microsoft.com/office/word/2010/wordprocessingInk" xmlns:wne="http://schemas.microsoft.com/office/word/2006/wordml" xmlns:wps="http://schemas.microsoft.com/office/word/2010/wordprocessingShape" xmlns:wpsCustomData="http://www.wps.cn/officeDocument/2013/wpsCustomData" mc:Ignorable="w14 w15 wp14">
   <w:p>
     <w:pPr>
       <w:jc w:val="center"/>
     </w:pPr>
     <w:r>
       <w:rPr>
-        <w:rFonts w:ascii="Times New Roman" w:cs="Times New Roman" w:eastAsia="Times New Roman" w:hAnsi="Times New Roman"/>
-        <w:color w:val="7f8c8d"/>
+        <w:rFonts w:ascii="Times New Roman" w:hAnsi="Times New Roman" w:eastAsia="Times New Roman" w:cs="Times New Roman"/>
+        <w:color w:val="7F8C8D"/>
         <w:sz w:val="20"/>
         <w:szCs w:val="20"/>
       </w:rPr>
@@ -6510,20 +7344,44 @@
     </w:r>
     <w:r>
       <w:rPr>
-        <w:rFonts w:ascii="Times New Roman" w:cs="Times New Roman" w:eastAsia="Times New Roman" w:hAnsi="Times New Roman"/>
-        <w:color w:val="7f8c8d"/>
+        <w:rFonts w:ascii="Times New Roman" w:hAnsi="Times New Roman" w:eastAsia="Times New Roman" w:cs="Times New Roman"/>
+        <w:color w:val="7F8C8D"/>
         <w:sz w:val="20"/>
         <w:szCs w:val="20"/>
       </w:rPr>
       <w:fldChar w:fldCharType="begin"/>
+    </w:r>
+    <w:r>
+      <w:rPr>
+        <w:rFonts w:ascii="Times New Roman" w:hAnsi="Times New Roman" w:eastAsia="Times New Roman" w:cs="Times New Roman"/>
+        <w:color w:val="7F8C8D"/>
+        <w:sz w:val="20"/>
+        <w:szCs w:val="20"/>
+      </w:rPr>
       <w:instrText xml:space="preserve">PAGE</w:instrText>
+    </w:r>
+    <w:r>
+      <w:rPr>
+        <w:rFonts w:ascii="Times New Roman" w:hAnsi="Times New Roman" w:eastAsia="Times New Roman" w:cs="Times New Roman"/>
+        <w:color w:val="7F8C8D"/>
+        <w:sz w:val="20"/>
+        <w:szCs w:val="20"/>
+      </w:rPr>
       <w:fldChar w:fldCharType="separate"/>
+    </w:r>
+    <w:r>
+      <w:rPr>
+        <w:rFonts w:ascii="Times New Roman" w:hAnsi="Times New Roman" w:eastAsia="Times New Roman" w:cs="Times New Roman"/>
+        <w:color w:val="7F8C8D"/>
+        <w:sz w:val="20"/>
+        <w:szCs w:val="20"/>
+      </w:rPr>
       <w:fldChar w:fldCharType="end"/>
     </w:r>
     <w:r>
       <w:rPr>
-        <w:rFonts w:ascii="Times New Roman" w:cs="Times New Roman" w:eastAsia="Times New Roman" w:hAnsi="Times New Roman"/>
-        <w:color w:val="7f8c8d"/>
+        <w:rFonts w:ascii="Times New Roman" w:hAnsi="Times New Roman" w:eastAsia="Times New Roman" w:cs="Times New Roman"/>
+        <w:color w:val="7F8C8D"/>
         <w:sz w:val="20"/>
         <w:szCs w:val="20"/>
       </w:rPr>
@@ -6531,14 +7389,38 @@
     </w:r>
     <w:r>
       <w:rPr>
-        <w:rFonts w:ascii="Times New Roman" w:cs="Times New Roman" w:eastAsia="Times New Roman" w:hAnsi="Times New Roman"/>
-        <w:color w:val="7f8c8d"/>
+        <w:rFonts w:ascii="Times New Roman" w:hAnsi="Times New Roman" w:eastAsia="Times New Roman" w:cs="Times New Roman"/>
+        <w:color w:val="7F8C8D"/>
         <w:sz w:val="20"/>
         <w:szCs w:val="20"/>
       </w:rPr>
       <w:fldChar w:fldCharType="begin"/>
+    </w:r>
+    <w:r>
+      <w:rPr>
+        <w:rFonts w:ascii="Times New Roman" w:hAnsi="Times New Roman" w:eastAsia="Times New Roman" w:cs="Times New Roman"/>
+        <w:color w:val="7F8C8D"/>
+        <w:sz w:val="20"/>
+        <w:szCs w:val="20"/>
+      </w:rPr>
       <w:instrText xml:space="preserve">NUMPAGES</w:instrText>
+    </w:r>
+    <w:r>
+      <w:rPr>
+        <w:rFonts w:ascii="Times New Roman" w:hAnsi="Times New Roman" w:eastAsia="Times New Roman" w:cs="Times New Roman"/>
+        <w:color w:val="7F8C8D"/>
+        <w:sz w:val="20"/>
+        <w:szCs w:val="20"/>
+      </w:rPr>
       <w:fldChar w:fldCharType="separate"/>
+    </w:r>
+    <w:r>
+      <w:rPr>
+        <w:rFonts w:ascii="Times New Roman" w:hAnsi="Times New Roman" w:eastAsia="Times New Roman" w:cs="Times New Roman"/>
+        <w:color w:val="7F8C8D"/>
+        <w:sz w:val="20"/>
+        <w:szCs w:val="20"/>
+      </w:rPr>
       <w:fldChar w:fldCharType="end"/>
     </w:r>
   </w:p>
@@ -6546,34 +7428,22 @@
 </file>
 
 <file path=word/footnotes.xml><?xml version="1.0" encoding="utf-8"?>
-<w:footnotes xmlns:wpc="http://schemas.microsoft.com/office/word/2010/wordprocessingCanvas" xmlns:mc="http://schemas.openxmlformats.org/markup-compatibility/2006" xmlns:o="urn:schemas-microsoft-com:office:office" xmlns:r="http://schemas.openxmlformats.org/officeDocument/2006/relationships" xmlns:m="http://schemas.openxmlformats.org/officeDocument/2006/math" xmlns:v="urn:schemas-microsoft-com:vml" xmlns:wp14="http://schemas.microsoft.com/office/word/2010/wordprocessingDrawing" xmlns:wp="http://schemas.openxmlformats.org/drawingml/2006/wordprocessingDrawing" xmlns:w10="urn:schemas-microsoft-com:office:word" xmlns:w="http://schemas.openxmlformats.org/wordprocessingml/2006/main" xmlns:w14="http://schemas.microsoft.com/office/word/2010/wordml" xmlns:w15="http://schemas.microsoft.com/office/word/2012/wordml" xmlns:wpg="http://schemas.microsoft.com/office/word/2010/wordprocessingGroup" xmlns:wpi="http://schemas.microsoft.com/office/word/2010/wordprocessingInk" xmlns:wne="http://schemas.microsoft.com/office/word/2006/wordml" xmlns:wps="http://schemas.microsoft.com/office/word/2010/wordprocessingShape" mc:Ignorable="w14 w15 wp14">
-  <w:footnote w:type="separator" w:id="-1">
+<w:footnotes xmlns:wpc="http://schemas.microsoft.com/office/word/2010/wordprocessingCanvas" xmlns:mc="http://schemas.openxmlformats.org/markup-compatibility/2006" xmlns:o="urn:schemas-microsoft-com:office:office" xmlns:r="http://schemas.openxmlformats.org/officeDocument/2006/relationships" xmlns:m="http://schemas.openxmlformats.org/officeDocument/2006/math" xmlns:v="urn:schemas-microsoft-com:vml" xmlns:wp14="http://schemas.microsoft.com/office/word/2010/wordprocessingDrawing" xmlns:wp="http://schemas.openxmlformats.org/drawingml/2006/wordprocessingDrawing" xmlns:w="http://schemas.openxmlformats.org/wordprocessingml/2006/main" xmlns:w14="http://schemas.microsoft.com/office/word/2010/wordml" xmlns:w15="http://schemas.microsoft.com/office/word/2012/wordml" xmlns:w10="urn:schemas-microsoft-com:office:word" xmlns:wpg="http://schemas.microsoft.com/office/word/2010/wordprocessingGroup" xmlns:wpi="http://schemas.microsoft.com/office/word/2010/wordprocessingInk" xmlns:wne="http://schemas.microsoft.com/office/word/2006/wordml" xmlns:wps="http://schemas.microsoft.com/office/word/2010/wordprocessingShape" xmlns:wpsCustomData="http://www.wps.cn/officeDocument/2013/wpsCustomData" mc:Ignorable="w14 w15 wp14">
+  <w:footnote w:type="separator" w:id="0">
     <w:p>
       <w:pPr>
-        <w:spacing w:after="0" w:line="240" w:lineRule="auto"/>
+        <w:spacing w:line="360" w:lineRule="auto"/>
       </w:pPr>
-      <w:r>
-        <w:rPr>
-          <w:rStyle w:val="FootnoteReference"/>
-        </w:rPr>
-        <w:footnoteRef/>
-      </w:r>
       <w:r>
         <w:separator/>
       </w:r>
     </w:p>
   </w:footnote>
-  <w:footnote w:type="continuationSeparator" w:id="0">
+  <w:footnote w:type="continuationSeparator" w:id="1">
     <w:p>
       <w:pPr>
-        <w:spacing w:after="0" w:line="240" w:lineRule="auto"/>
+        <w:spacing w:line="360" w:lineRule="auto"/>
       </w:pPr>
-      <w:r>
-        <w:rPr>
-          <w:rStyle w:val="FootnoteReference"/>
-        </w:rPr>
-        <w:footnoteRef/>
-      </w:r>
       <w:r>
         <w:continuationSeparator/>
       </w:r>
@@ -6583,15 +7453,14 @@
 </file>
 
 <file path=word/header1.xml><?xml version="1.0" encoding="utf-8"?>
-<w:hdr xmlns:wpc="http://schemas.microsoft.com/office/word/2010/wordprocessingCanvas" xmlns:mc="http://schemas.openxmlformats.org/markup-compatibility/2006" xmlns:o="urn:schemas-microsoft-com:office:office" xmlns:r="http://schemas.openxmlformats.org/officeDocument/2006/relationships" xmlns:m="http://schemas.openxmlformats.org/officeDocument/2006/math" xmlns:v="urn:schemas-microsoft-com:vml" xmlns:wp14="http://schemas.microsoft.com/office/word/2010/wordprocessingDrawing" xmlns:wp="http://schemas.openxmlformats.org/drawingml/2006/wordprocessingDrawing" xmlns:w10="urn:schemas-microsoft-com:office:word" xmlns:w="http://schemas.openxmlformats.org/wordprocessingml/2006/main" xmlns:w14="http://schemas.microsoft.com/office/word/2010/wordml" xmlns:w15="http://schemas.microsoft.com/office/word/2012/wordml" xmlns:wpg="http://schemas.microsoft.com/office/word/2010/wordprocessingGroup" xmlns:wpi="http://schemas.microsoft.com/office/word/2010/wordprocessingInk" xmlns:wne="http://schemas.microsoft.com/office/word/2006/wordml" xmlns:wps="http://schemas.microsoft.com/office/word/2010/wordprocessingShape" xmlns:cx="http://schemas.microsoft.com/office/drawing/2014/chartex" xmlns:cx1="http://schemas.microsoft.com/office/drawing/2015/9/8/chartex" xmlns:cx2="http://schemas.microsoft.com/office/drawing/2015/10/21/chartex" xmlns:cx3="http://schemas.microsoft.com/office/drawing/2016/5/9/chartex" xmlns:cx4="http://schemas.microsoft.com/office/drawing/2016/5/10/chartex" xmlns:cx5="http://schemas.microsoft.com/office/drawing/2016/5/11/chartex" xmlns:cx6="http://schemas.microsoft.com/office/drawing/2016/5/12/chartex" xmlns:cx7="http://schemas.microsoft.com/office/drawing/2016/5/13/chartex" xmlns:cx8="http://schemas.microsoft.com/office/drawing/2016/5/14/chartex" xmlns:w16cid="http://schemas.microsoft.com/office/word/2016/wordml/cid" xmlns:w16se="http://schemas.microsoft.com/office/word/2015/wordml/symex">
+<w:hdr xmlns:wpc="http://schemas.microsoft.com/office/word/2010/wordprocessingCanvas" xmlns:mc="http://schemas.openxmlformats.org/markup-compatibility/2006" xmlns:o="urn:schemas-microsoft-com:office:office" xmlns:r="http://schemas.openxmlformats.org/officeDocument/2006/relationships" xmlns:m="http://schemas.openxmlformats.org/officeDocument/2006/math" xmlns:v="urn:schemas-microsoft-com:vml" xmlns:wp14="http://schemas.microsoft.com/office/word/2010/wordprocessingDrawing" xmlns:wp="http://schemas.openxmlformats.org/drawingml/2006/wordprocessingDrawing" xmlns:w10="urn:schemas-microsoft-com:office:word" xmlns:w="http://schemas.openxmlformats.org/wordprocessingml/2006/main" xmlns:w14="http://schemas.microsoft.com/office/word/2010/wordml" xmlns:w15="http://schemas.microsoft.com/office/word/2012/wordml" xmlns:wpg="http://schemas.microsoft.com/office/word/2010/wordprocessingGroup" xmlns:wpi="http://schemas.microsoft.com/office/word/2010/wordprocessingInk" xmlns:wne="http://schemas.microsoft.com/office/word/2006/wordml" xmlns:wps="http://schemas.microsoft.com/office/word/2010/wordprocessingShape" xmlns:wpsCustomData="http://www.wps.cn/officeDocument/2013/wpsCustomData" mc:Ignorable="w14 w15 wp14">
   <w:p>
     <w:pPr>
       <w:pBdr>
-        <w:bottom w:val="single" w:color="2e86c1" w:sz="4" w:space="1"/>
+        <w:bottom w:val="single" w:color="2E86C1" w:sz="4" w:space="1"/>
       </w:pBdr>
       <w:jc w:val="center"/>
     </w:pPr>
-    <w:r/>
     <w:r>
       <w:rPr>
         <w:rFonts w:ascii="Arial" w:hAnsi="Arial"/>
@@ -6605,359 +7474,775 @@
 </w:hdr>
 </file>
 
-<file path=word/numbering.xml><?xml version="1.0" encoding="utf-8"?>
-<w:numbering xmlns:wpc="http://schemas.microsoft.com/office/word/2010/wordprocessingCanvas" xmlns:mc="http://schemas.openxmlformats.org/markup-compatibility/2006" xmlns:o="urn:schemas-microsoft-com:office:office" xmlns:r="http://schemas.openxmlformats.org/officeDocument/2006/relationships" xmlns:m="http://schemas.openxmlformats.org/officeDocument/2006/math" xmlns:v="urn:schemas-microsoft-com:vml" xmlns:wp14="http://schemas.microsoft.com/office/word/2010/wordprocessingDrawing" xmlns:wp="http://schemas.openxmlformats.org/drawingml/2006/wordprocessingDrawing" xmlns:w10="urn:schemas-microsoft-com:office:word" xmlns:w="http://schemas.openxmlformats.org/wordprocessingml/2006/main" xmlns:w14="http://schemas.microsoft.com/office/word/2010/wordml" xmlns:w15="http://schemas.microsoft.com/office/word/2012/wordml" xmlns:wpg="http://schemas.microsoft.com/office/word/2010/wordprocessingGroup" xmlns:wpi="http://schemas.microsoft.com/office/word/2010/wordprocessingInk" xmlns:wne="http://schemas.microsoft.com/office/word/2006/wordml" xmlns:wps="http://schemas.microsoft.com/office/word/2010/wordprocessingShape" mc:Ignorable="w14 w15 wp14">
-  <w:abstractNum w:abstractNumId="1" w15:restartNumberingAfterBreak="0">
-    <w:multiLevelType w:val="hybridMultilevel"/>
-    <w:lvl w:ilvl="0" w15:tentative="1">
-      <w:start w:val="1"/>
-      <w:numFmt w:val="bullet"/>
-      <w:lvlText w:val="●"/>
-      <w:lvlJc w:val="left"/>
-      <w:pPr>
-        <w:ind w:left="720" w:hanging="360"/>
-      </w:pPr>
-    </w:lvl>
-    <w:lvl w:ilvl="1" w15:tentative="1">
-      <w:start w:val="1"/>
-      <w:numFmt w:val="bullet"/>
-      <w:lvlText w:val="○"/>
-      <w:lvlJc w:val="left"/>
-      <w:pPr>
-        <w:ind w:left="1440" w:hanging="360"/>
-      </w:pPr>
-    </w:lvl>
-    <w:lvl w:ilvl="2" w15:tentative="1">
-      <w:start w:val="1"/>
-      <w:numFmt w:val="bullet"/>
-      <w:lvlText w:val="■"/>
-      <w:lvlJc w:val="left"/>
-      <w:pPr>
-        <w:ind w:left="2160" w:hanging="360"/>
-      </w:pPr>
-    </w:lvl>
-    <w:lvl w:ilvl="3" w15:tentative="1">
-      <w:start w:val="1"/>
-      <w:numFmt w:val="bullet"/>
-      <w:lvlText w:val="●"/>
-      <w:lvlJc w:val="left"/>
-      <w:pPr>
-        <w:ind w:left="2880" w:hanging="360"/>
-      </w:pPr>
-    </w:lvl>
-    <w:lvl w:ilvl="4" w15:tentative="1">
-      <w:start w:val="1"/>
-      <w:numFmt w:val="bullet"/>
-      <w:lvlText w:val="○"/>
-      <w:lvlJc w:val="left"/>
-      <w:pPr>
-        <w:ind w:left="3600" w:hanging="360"/>
-      </w:pPr>
-    </w:lvl>
-    <w:lvl w:ilvl="5" w15:tentative="1">
-      <w:start w:val="1"/>
-      <w:numFmt w:val="bullet"/>
-      <w:lvlText w:val="■"/>
-      <w:lvlJc w:val="left"/>
-      <w:pPr>
-        <w:ind w:left="4320" w:hanging="360"/>
-      </w:pPr>
-    </w:lvl>
-    <w:lvl w:ilvl="6" w15:tentative="1">
-      <w:start w:val="1"/>
-      <w:numFmt w:val="bullet"/>
-      <w:lvlText w:val="●"/>
-      <w:lvlJc w:val="left"/>
-      <w:pPr>
-        <w:ind w:left="5040" w:hanging="360"/>
-      </w:pPr>
-    </w:lvl>
-    <w:lvl w:ilvl="7" w15:tentative="1">
-      <w:start w:val="1"/>
-      <w:numFmt w:val="bullet"/>
-      <w:lvlText w:val="●"/>
-      <w:lvlJc w:val="left"/>
-      <w:pPr>
-        <w:ind w:left="5760" w:hanging="360"/>
-      </w:pPr>
-    </w:lvl>
-    <w:lvl w:ilvl="8" w15:tentative="1">
-      <w:start w:val="1"/>
-      <w:numFmt w:val="bullet"/>
-      <w:lvlText w:val="●"/>
-      <w:lvlJc w:val="left"/>
-      <w:pPr>
-        <w:ind w:left="6480" w:hanging="360"/>
-      </w:pPr>
-    </w:lvl>
-  </w:abstractNum>
-  <w:abstractNum w:abstractNumId="2" w15:restartNumberingAfterBreak="0">
-    <w:multiLevelType w:val="hybridMultilevel"/>
-    <w:lvl w:ilvl="0" w15:tentative="1">
-      <w:start w:val="1"/>
-      <w:numFmt w:val="bullet"/>
-      <w:lvlText w:val="•"/>
-      <w:lvlJc w:val="left"/>
-      <w:pPr>
-        <w:ind w:left="720" w:hanging="360"/>
-      </w:pPr>
-    </w:lvl>
-  </w:abstractNum>
-  <w:abstractNum w:abstractNumId="3" w15:restartNumberingAfterBreak="0">
-    <w:multiLevelType w:val="hybridMultilevel"/>
-    <w:lvl w:ilvl="0" w15:tentative="1">
-      <w:start w:val="1"/>
-      <w:numFmt w:val="decimal"/>
-      <w:lvlText w:val="%1."/>
-      <w:lvlJc w:val="left"/>
-      <w:pPr>
-        <w:ind w:left="720" w:hanging="360"/>
-      </w:pPr>
-    </w:lvl>
-  </w:abstractNum>
-  <w:num w:numId="1">
-    <w:abstractNumId w:val="1"/>
-    <w:lvlOverride w:ilvl="0">
-      <w:startOverride w:val="1"/>
-    </w:lvlOverride>
-  </w:num>
-  <w:num w:numId="2">
-    <w:abstractNumId w:val="3"/>
-    <w:lvlOverride w:ilvl="0">
-      <w:startOverride w:val="1"/>
-    </w:lvlOverride>
-  </w:num>
-  <w:num w:numId="3">
-    <w:abstractNumId w:val="2"/>
-    <w:lvlOverride w:ilvl="0">
-      <w:startOverride w:val="1"/>
-    </w:lvlOverride>
-  </w:num>
-</w:numbering>
-</file>
-
 <file path=word/styles.xml><?xml version="1.0" encoding="utf-8"?>
-<w:styles xmlns:mc="http://schemas.openxmlformats.org/markup-compatibility/2006" xmlns:r="http://schemas.openxmlformats.org/officeDocument/2006/relationships" xmlns:w="http://schemas.openxmlformats.org/wordprocessingml/2006/main" xmlns:w14="http://schemas.microsoft.com/office/word/2010/wordml" xmlns:w15="http://schemas.microsoft.com/office/word/2012/wordml" mc:Ignorable="w14 w15">
+<w:styles xmlns:mc="http://schemas.openxmlformats.org/markup-compatibility/2006" xmlns:o="urn:schemas-microsoft-com:office:office" xmlns:r="http://schemas.openxmlformats.org/officeDocument/2006/relationships" xmlns:m="http://schemas.openxmlformats.org/officeDocument/2006/math" xmlns:v="urn:schemas-microsoft-com:vml" xmlns:w="http://schemas.openxmlformats.org/wordprocessingml/2006/main" xmlns:w14="http://schemas.microsoft.com/office/word/2010/wordml" xmlns:w10="urn:schemas-microsoft-com:office:word" xmlns:sl="http://schemas.openxmlformats.org/schemaLibrary/2006/main" xmlns:wpsCustomData="http://www.wps.cn/officeDocument/2013/wpsCustomData" mc:Ignorable="w14">
   <w:docDefaults>
     <w:rPrDefault>
       <w:rPr>
-        <w:rFonts w:ascii="Times New Roman" w:cs="Times New Roman" w:eastAsia="Times New Roman" w:hAnsi="Times New Roman"/>
-        <w:sz w:val="26"/>
-        <w:szCs w:val="26"/>
+        <w:rFonts w:ascii="Times New Roman" w:hAnsi="Times New Roman" w:eastAsia="Times New Roman" w:cs="Times New Roman"/>
       </w:rPr>
     </w:rPrDefault>
     <w:pPrDefault/>
   </w:docDefaults>
-  <w:style w:type="paragraph" w:styleId="Title">
-    <w:name w:val="Title"/>
-    <w:basedOn w:val="Normal"/>
-    <w:next w:val="Normal"/>
+  <w:latentStyles w:count="260" w:defQFormat="0" w:defUnhideWhenUsed="1" w:defSemiHidden="1" w:defUIPriority="99" w:defLockedState="0">
+    <w:lsdException w:qFormat="1" w:unhideWhenUsed="0" w:uiPriority="0" w:semiHidden="0" w:name="Normal"/>
+    <w:lsdException w:qFormat="1" w:unhideWhenUsed="0" w:uiPriority="0" w:semiHidden="0" w:name="heading 1"/>
+    <w:lsdException w:qFormat="1" w:unhideWhenUsed="0" w:uiPriority="0" w:semiHidden="0" w:name="heading 2"/>
+    <w:lsdException w:qFormat="1" w:unhideWhenUsed="0" w:uiPriority="0" w:semiHidden="0" w:name="heading 3"/>
+    <w:lsdException w:qFormat="1" w:unhideWhenUsed="0" w:uiPriority="0" w:semiHidden="0" w:name="heading 4"/>
+    <w:lsdException w:qFormat="1" w:unhideWhenUsed="0" w:uiPriority="0" w:semiHidden="0" w:name="heading 5"/>
+    <w:lsdException w:qFormat="1" w:unhideWhenUsed="0" w:uiPriority="0" w:semiHidden="0" w:name="heading 6"/>
+    <w:lsdException w:qFormat="1" w:uiPriority="0" w:name="heading 7"/>
+    <w:lsdException w:qFormat="1" w:uiPriority="0" w:name="heading 8"/>
+    <w:lsdException w:qFormat="1" w:uiPriority="0" w:name="heading 9"/>
+    <w:lsdException w:unhideWhenUsed="0" w:uiPriority="0" w:semiHidden="0" w:name="index 1"/>
+    <w:lsdException w:unhideWhenUsed="0" w:uiPriority="0" w:semiHidden="0" w:name="index 2"/>
+    <w:lsdException w:unhideWhenUsed="0" w:uiPriority="0" w:semiHidden="0" w:name="index 3"/>
+    <w:lsdException w:unhideWhenUsed="0" w:uiPriority="0" w:semiHidden="0" w:name="index 4"/>
+    <w:lsdException w:unhideWhenUsed="0" w:uiPriority="0" w:semiHidden="0" w:name="index 5"/>
+    <w:lsdException w:unhideWhenUsed="0" w:uiPriority="0" w:semiHidden="0" w:name="index 6"/>
+    <w:lsdException w:unhideWhenUsed="0" w:uiPriority="0" w:semiHidden="0" w:name="index 7"/>
+    <w:lsdException w:unhideWhenUsed="0" w:uiPriority="0" w:semiHidden="0" w:name="index 8"/>
+    <w:lsdException w:unhideWhenUsed="0" w:uiPriority="0" w:semiHidden="0" w:name="index 9"/>
+    <w:lsdException w:unhideWhenUsed="0" w:uiPriority="0" w:semiHidden="0" w:name="toc 1"/>
+    <w:lsdException w:unhideWhenUsed="0" w:uiPriority="0" w:semiHidden="0" w:name="toc 2"/>
+    <w:lsdException w:unhideWhenUsed="0" w:uiPriority="0" w:semiHidden="0" w:name="toc 3"/>
+    <w:lsdException w:unhideWhenUsed="0" w:uiPriority="0" w:semiHidden="0" w:name="toc 4"/>
+    <w:lsdException w:unhideWhenUsed="0" w:uiPriority="0" w:semiHidden="0" w:name="toc 5"/>
+    <w:lsdException w:unhideWhenUsed="0" w:uiPriority="0" w:semiHidden="0" w:name="toc 6"/>
+    <w:lsdException w:unhideWhenUsed="0" w:uiPriority="0" w:semiHidden="0" w:name="toc 7"/>
+    <w:lsdException w:unhideWhenUsed="0" w:uiPriority="0" w:semiHidden="0" w:name="toc 8"/>
+    <w:lsdException w:unhideWhenUsed="0" w:uiPriority="0" w:semiHidden="0" w:name="toc 9"/>
+    <w:lsdException w:unhideWhenUsed="0" w:uiPriority="0" w:semiHidden="0" w:name="Normal Indent"/>
+    <w:lsdException w:qFormat="1" w:uiPriority="99" w:name="footnote text"/>
+    <w:lsdException w:qFormat="1" w:unhideWhenUsed="0" w:uiPriority="0" w:semiHidden="0" w:name="annotation text"/>
+    <w:lsdException w:unhideWhenUsed="0" w:uiPriority="0" w:semiHidden="0" w:name="header"/>
+    <w:lsdException w:unhideWhenUsed="0" w:uiPriority="0" w:semiHidden="0" w:name="footer"/>
+    <w:lsdException w:unhideWhenUsed="0" w:uiPriority="0" w:semiHidden="0" w:name="index heading"/>
+    <w:lsdException w:qFormat="1" w:uiPriority="0" w:name="caption"/>
+    <w:lsdException w:unhideWhenUsed="0" w:uiPriority="0" w:semiHidden="0" w:name="table of figures"/>
+    <w:lsdException w:qFormat="1" w:unhideWhenUsed="0" w:uiPriority="0" w:semiHidden="0" w:name="envelope address"/>
+    <w:lsdException w:unhideWhenUsed="0" w:uiPriority="0" w:semiHidden="0" w:name="envelope return"/>
+    <w:lsdException w:qFormat="1" w:uiPriority="99" w:name="footnote reference"/>
+    <w:lsdException w:unhideWhenUsed="0" w:uiPriority="0" w:semiHidden="0" w:name="annotation reference"/>
+    <w:lsdException w:unhideWhenUsed="0" w:uiPriority="0" w:semiHidden="0" w:name="line number"/>
+    <w:lsdException w:unhideWhenUsed="0" w:uiPriority="0" w:semiHidden="0" w:name="page number"/>
+    <w:lsdException w:qFormat="1" w:uiPriority="99" w:name="endnote reference"/>
+    <w:lsdException w:uiPriority="99" w:name="endnote text"/>
+    <w:lsdException w:unhideWhenUsed="0" w:uiPriority="0" w:semiHidden="0" w:name="table of authorities"/>
+    <w:lsdException w:unhideWhenUsed="0" w:uiPriority="0" w:semiHidden="0" w:name="macro"/>
+    <w:lsdException w:unhideWhenUsed="0" w:uiPriority="0" w:semiHidden="0" w:name="toa heading"/>
+    <w:lsdException w:unhideWhenUsed="0" w:uiPriority="0" w:semiHidden="0" w:name="List"/>
+    <w:lsdException w:unhideWhenUsed="0" w:uiPriority="0" w:semiHidden="0" w:name="List Bullet"/>
+    <w:lsdException w:unhideWhenUsed="0" w:uiPriority="0" w:semiHidden="0" w:name="List Number"/>
+    <w:lsdException w:unhideWhenUsed="0" w:uiPriority="0" w:semiHidden="0" w:name="List 2"/>
+    <w:lsdException w:unhideWhenUsed="0" w:uiPriority="0" w:semiHidden="0" w:name="List 3"/>
+    <w:lsdException w:unhideWhenUsed="0" w:uiPriority="0" w:semiHidden="0" w:name="List 4"/>
+    <w:lsdException w:unhideWhenUsed="0" w:uiPriority="0" w:semiHidden="0" w:name="List 5"/>
+    <w:lsdException w:unhideWhenUsed="0" w:uiPriority="0" w:semiHidden="0" w:name="List Bullet 2"/>
+    <w:lsdException w:unhideWhenUsed="0" w:uiPriority="0" w:semiHidden="0" w:name="List Bullet 3"/>
+    <w:lsdException w:unhideWhenUsed="0" w:uiPriority="0" w:semiHidden="0" w:name="List Bullet 4"/>
+    <w:lsdException w:unhideWhenUsed="0" w:uiPriority="0" w:semiHidden="0" w:name="List Bullet 5"/>
+    <w:lsdException w:unhideWhenUsed="0" w:uiPriority="0" w:semiHidden="0" w:name="List Number 2"/>
+    <w:lsdException w:unhideWhenUsed="0" w:uiPriority="0" w:semiHidden="0" w:name="List Number 3"/>
+    <w:lsdException w:unhideWhenUsed="0" w:uiPriority="0" w:semiHidden="0" w:name="List Number 4"/>
+    <w:lsdException w:unhideWhenUsed="0" w:uiPriority="0" w:semiHidden="0" w:name="List Number 5"/>
+    <w:lsdException w:qFormat="1" w:unhideWhenUsed="0" w:uiPriority="0" w:semiHidden="0" w:name="Title"/>
+    <w:lsdException w:unhideWhenUsed="0" w:uiPriority="0" w:semiHidden="0" w:name="Closing"/>
+    <w:lsdException w:unhideWhenUsed="0" w:uiPriority="0" w:semiHidden="0" w:name="Signature"/>
+    <w:lsdException w:qFormat="1" w:unhideWhenUsed="0" w:uiPriority="0" w:name="Default Paragraph Font"/>
+    <w:lsdException w:qFormat="1" w:unhideWhenUsed="0" w:uiPriority="0" w:semiHidden="0" w:name="Body Text"/>
+    <w:lsdException w:qFormat="1" w:unhideWhenUsed="0" w:uiPriority="0" w:semiHidden="0" w:name="Body Text Indent"/>
+    <w:lsdException w:unhideWhenUsed="0" w:uiPriority="0" w:semiHidden="0" w:name="List Continue"/>
+    <w:lsdException w:unhideWhenUsed="0" w:uiPriority="0" w:semiHidden="0" w:name="List Continue 2"/>
+    <w:lsdException w:unhideWhenUsed="0" w:uiPriority="0" w:semiHidden="0" w:name="List Continue 3"/>
+    <w:lsdException w:unhideWhenUsed="0" w:uiPriority="0" w:semiHidden="0" w:name="List Continue 4"/>
+    <w:lsdException w:unhideWhenUsed="0" w:uiPriority="0" w:semiHidden="0" w:name="List Continue 5"/>
+    <w:lsdException w:unhideWhenUsed="0" w:uiPriority="0" w:semiHidden="0" w:name="Message Header"/>
+    <w:lsdException w:qFormat="1" w:unhideWhenUsed="0" w:uiPriority="0" w:semiHidden="0" w:name="Subtitle"/>
+    <w:lsdException w:unhideWhenUsed="0" w:uiPriority="0" w:semiHidden="0" w:name="Salutation"/>
+    <w:lsdException w:qFormat="1" w:unhideWhenUsed="0" w:uiPriority="0" w:semiHidden="0" w:name="Date"/>
+    <w:lsdException w:unhideWhenUsed="0" w:uiPriority="0" w:semiHidden="0" w:name="Body Text First Indent"/>
+    <w:lsdException w:qFormat="1" w:unhideWhenUsed="0" w:uiPriority="0" w:semiHidden="0" w:name="Body Text First Indent 2"/>
+    <w:lsdException w:unhideWhenUsed="0" w:uiPriority="0" w:semiHidden="0" w:name="Note Heading"/>
+    <w:lsdException w:qFormat="1" w:unhideWhenUsed="0" w:uiPriority="0" w:semiHidden="0" w:name="Body Text 2"/>
+    <w:lsdException w:unhideWhenUsed="0" w:uiPriority="0" w:semiHidden="0" w:name="Body Text 3"/>
+    <w:lsdException w:unhideWhenUsed="0" w:uiPriority="0" w:semiHidden="0" w:name="Body Text Indent 2"/>
+    <w:lsdException w:unhideWhenUsed="0" w:uiPriority="0" w:semiHidden="0" w:name="Body Text Indent 3"/>
+    <w:lsdException w:qFormat="1" w:unhideWhenUsed="0" w:uiPriority="0" w:semiHidden="0" w:name="Block Text"/>
+    <w:lsdException w:qFormat="1" w:uiPriority="99" w:semiHidden="0" w:name="Hyperlink"/>
+    <w:lsdException w:qFormat="1" w:unhideWhenUsed="0" w:uiPriority="0" w:semiHidden="0" w:name="FollowedHyperlink"/>
+    <w:lsdException w:qFormat="1" w:unhideWhenUsed="0" w:uiPriority="0" w:semiHidden="0" w:name="Strong"/>
+    <w:lsdException w:qFormat="1" w:unhideWhenUsed="0" w:uiPriority="0" w:semiHidden="0" w:name="Emphasis"/>
+    <w:lsdException w:unhideWhenUsed="0" w:uiPriority="0" w:semiHidden="0" w:name="Document Map"/>
+    <w:lsdException w:unhideWhenUsed="0" w:uiPriority="0" w:semiHidden="0" w:name="Plain Text"/>
+    <w:lsdException w:unhideWhenUsed="0" w:uiPriority="0" w:semiHidden="0" w:name="E-mail Signature"/>
+    <w:lsdException w:unhideWhenUsed="0" w:uiPriority="0" w:semiHidden="0" w:name="Normal (Web)"/>
+    <w:lsdException w:qFormat="1" w:unhideWhenUsed="0" w:uiPriority="0" w:semiHidden="0" w:name="HTML Acronym"/>
+    <w:lsdException w:qFormat="1" w:unhideWhenUsed="0" w:uiPriority="0" w:semiHidden="0" w:name="HTML Address"/>
+    <w:lsdException w:unhideWhenUsed="0" w:uiPriority="0" w:semiHidden="0" w:name="HTML Cite"/>
+    <w:lsdException w:unhideWhenUsed="0" w:uiPriority="0" w:semiHidden="0" w:name="HTML Code"/>
+    <w:lsdException w:unhideWhenUsed="0" w:uiPriority="0" w:semiHidden="0" w:name="HTML Definition"/>
+    <w:lsdException w:qFormat="1" w:unhideWhenUsed="0" w:uiPriority="0" w:semiHidden="0" w:name="HTML Keyboard"/>
+    <w:lsdException w:unhideWhenUsed="0" w:uiPriority="0" w:semiHidden="0" w:name="HTML Preformatted"/>
+    <w:lsdException w:qFormat="1" w:unhideWhenUsed="0" w:uiPriority="0" w:semiHidden="0" w:name="HTML Sample"/>
+    <w:lsdException w:unhideWhenUsed="0" w:uiPriority="0" w:semiHidden="0" w:name="HTML Typewriter"/>
+    <w:lsdException w:qFormat="1" w:unhideWhenUsed="0" w:uiPriority="0" w:semiHidden="0" w:name="HTML Variable"/>
+    <w:lsdException w:qFormat="1" w:unhideWhenUsed="0" w:uiPriority="0" w:name="Normal Table"/>
+    <w:lsdException w:unhideWhenUsed="0" w:uiPriority="0" w:semiHidden="0" w:name="annotation subject"/>
+    <w:lsdException w:unhideWhenUsed="0" w:uiPriority="0" w:semiHidden="0" w:name="Table Simple 1"/>
+    <w:lsdException w:unhideWhenUsed="0" w:uiPriority="0" w:semiHidden="0" w:name="Table Simple 2"/>
+    <w:lsdException w:unhideWhenUsed="0" w:uiPriority="0" w:semiHidden="0" w:name="Table Simple 3"/>
+    <w:lsdException w:unhideWhenUsed="0" w:uiPriority="0" w:semiHidden="0" w:name="Table Classic 1"/>
+    <w:lsdException w:unhideWhenUsed="0" w:uiPriority="0" w:semiHidden="0" w:name="Table Classic 2"/>
+    <w:lsdException w:unhideWhenUsed="0" w:uiPriority="0" w:semiHidden="0" w:name="Table Classic 3"/>
+    <w:lsdException w:unhideWhenUsed="0" w:uiPriority="0" w:semiHidden="0" w:name="Table Classic 4"/>
+    <w:lsdException w:unhideWhenUsed="0" w:uiPriority="0" w:semiHidden="0" w:name="Table Colorful 1"/>
+    <w:lsdException w:unhideWhenUsed="0" w:uiPriority="0" w:semiHidden="0" w:name="Table Colorful 2"/>
+    <w:lsdException w:unhideWhenUsed="0" w:uiPriority="0" w:semiHidden="0" w:name="Table Colorful 3"/>
+    <w:lsdException w:unhideWhenUsed="0" w:uiPriority="0" w:semiHidden="0" w:name="Table Columns 1"/>
+    <w:lsdException w:unhideWhenUsed="0" w:uiPriority="0" w:semiHidden="0" w:name="Table Columns 2"/>
+    <w:lsdException w:unhideWhenUsed="0" w:uiPriority="0" w:semiHidden="0" w:name="Table Columns 3"/>
+    <w:lsdException w:unhideWhenUsed="0" w:uiPriority="0" w:semiHidden="0" w:name="Table Columns 4"/>
+    <w:lsdException w:unhideWhenUsed="0" w:uiPriority="0" w:semiHidden="0" w:name="Table Columns 5"/>
+    <w:lsdException w:unhideWhenUsed="0" w:uiPriority="0" w:semiHidden="0" w:name="Table Grid 1"/>
+    <w:lsdException w:unhideWhenUsed="0" w:uiPriority="0" w:semiHidden="0" w:name="Table Grid 2"/>
+    <w:lsdException w:unhideWhenUsed="0" w:uiPriority="0" w:semiHidden="0" w:name="Table Grid 3"/>
+    <w:lsdException w:unhideWhenUsed="0" w:uiPriority="0" w:semiHidden="0" w:name="Table Grid 4"/>
+    <w:lsdException w:unhideWhenUsed="0" w:uiPriority="0" w:semiHidden="0" w:name="Table Grid 5"/>
+    <w:lsdException w:unhideWhenUsed="0" w:uiPriority="0" w:semiHidden="0" w:name="Table Grid 6"/>
+    <w:lsdException w:unhideWhenUsed="0" w:uiPriority="0" w:semiHidden="0" w:name="Table Grid 7"/>
+    <w:lsdException w:unhideWhenUsed="0" w:uiPriority="0" w:semiHidden="0" w:name="Table Grid 8"/>
+    <w:lsdException w:unhideWhenUsed="0" w:uiPriority="0" w:semiHidden="0" w:name="Table List 1"/>
+    <w:lsdException w:unhideWhenUsed="0" w:uiPriority="0" w:semiHidden="0" w:name="Table List 2"/>
+    <w:lsdException w:unhideWhenUsed="0" w:uiPriority="0" w:semiHidden="0" w:name="Table List 3"/>
+    <w:lsdException w:unhideWhenUsed="0" w:uiPriority="0" w:semiHidden="0" w:name="Table List 4"/>
+    <w:lsdException w:unhideWhenUsed="0" w:uiPriority="0" w:semiHidden="0" w:name="Table List 5"/>
+    <w:lsdException w:unhideWhenUsed="0" w:uiPriority="0" w:semiHidden="0" w:name="Table List 6"/>
+    <w:lsdException w:unhideWhenUsed="0" w:uiPriority="0" w:semiHidden="0" w:name="Table List 7"/>
+    <w:lsdException w:unhideWhenUsed="0" w:uiPriority="0" w:semiHidden="0" w:name="Table List 8"/>
+    <w:lsdException w:unhideWhenUsed="0" w:uiPriority="0" w:semiHidden="0" w:name="Table 3D effects 1"/>
+    <w:lsdException w:unhideWhenUsed="0" w:uiPriority="0" w:semiHidden="0" w:name="Table 3D effects 2"/>
+    <w:lsdException w:unhideWhenUsed="0" w:uiPriority="0" w:semiHidden="0" w:name="Table 3D effects 3"/>
+    <w:lsdException w:unhideWhenUsed="0" w:uiPriority="0" w:semiHidden="0" w:name="Table Contemporary"/>
+    <w:lsdException w:unhideWhenUsed="0" w:uiPriority="0" w:semiHidden="0" w:name="Table Elegant"/>
+    <w:lsdException w:unhideWhenUsed="0" w:uiPriority="0" w:semiHidden="0" w:name="Table Professional"/>
+    <w:lsdException w:unhideWhenUsed="0" w:uiPriority="0" w:semiHidden="0" w:name="Table Subtle 1"/>
+    <w:lsdException w:unhideWhenUsed="0" w:uiPriority="0" w:semiHidden="0" w:name="Table Subtle 2"/>
+    <w:lsdException w:unhideWhenUsed="0" w:uiPriority="0" w:semiHidden="0" w:name="Table Web 1"/>
+    <w:lsdException w:unhideWhenUsed="0" w:uiPriority="0" w:semiHidden="0" w:name="Table Web 2"/>
+    <w:lsdException w:unhideWhenUsed="0" w:uiPriority="0" w:semiHidden="0" w:name="Table Web 3"/>
+    <w:lsdException w:qFormat="1" w:unhideWhenUsed="0" w:uiPriority="0" w:semiHidden="0" w:name="Balloon Text"/>
+    <w:lsdException w:unhideWhenUsed="0" w:uiPriority="0" w:semiHidden="0" w:name="Table Grid"/>
+    <w:lsdException w:unhideWhenUsed="0" w:uiPriority="0" w:semiHidden="0" w:name="Table Theme"/>
+    <w:lsdException w:unhideWhenUsed="0" w:uiPriority="60" w:semiHidden="0" w:name="Light Shading"/>
+    <w:lsdException w:unhideWhenUsed="0" w:uiPriority="61" w:semiHidden="0" w:name="Light List"/>
+    <w:lsdException w:unhideWhenUsed="0" w:uiPriority="62" w:semiHidden="0" w:name="Light Grid"/>
+    <w:lsdException w:unhideWhenUsed="0" w:uiPriority="63" w:semiHidden="0" w:name="Medium Shading 1"/>
+    <w:lsdException w:unhideWhenUsed="0" w:uiPriority="64" w:semiHidden="0" w:name="Medium Shading 2"/>
+    <w:lsdException w:unhideWhenUsed="0" w:uiPriority="65" w:semiHidden="0" w:name="Medium List 1"/>
+    <w:lsdException w:unhideWhenUsed="0" w:uiPriority="66" w:semiHidden="0" w:name="Medium List 2"/>
+    <w:lsdException w:qFormat="1" w:unhideWhenUsed="0" w:uiPriority="67" w:semiHidden="0" w:name="Medium Grid 1"/>
+    <w:lsdException w:unhideWhenUsed="0" w:uiPriority="68" w:semiHidden="0" w:name="Medium Grid 2"/>
+    <w:lsdException w:unhideWhenUsed="0" w:uiPriority="69" w:semiHidden="0" w:name="Medium Grid 3"/>
+    <w:lsdException w:unhideWhenUsed="0" w:uiPriority="70" w:semiHidden="0" w:name="Dark List"/>
+    <w:lsdException w:qFormat="1" w:unhideWhenUsed="0" w:uiPriority="71" w:semiHidden="0" w:name="Colorful Shading"/>
+    <w:lsdException w:qFormat="1" w:unhideWhenUsed="0" w:uiPriority="72" w:semiHidden="0" w:name="Colorful List"/>
+    <w:lsdException w:qFormat="1" w:unhideWhenUsed="0" w:uiPriority="73" w:semiHidden="0" w:name="Colorful Grid"/>
+    <w:lsdException w:unhideWhenUsed="0" w:uiPriority="60" w:semiHidden="0" w:name="Light Shading Accent 1"/>
+    <w:lsdException w:unhideWhenUsed="0" w:uiPriority="61" w:semiHidden="0" w:name="Light List Accent 1"/>
+    <w:lsdException w:unhideWhenUsed="0" w:uiPriority="62" w:semiHidden="0" w:name="Light Grid Accent 1"/>
+    <w:lsdException w:unhideWhenUsed="0" w:uiPriority="63" w:semiHidden="0" w:name="Medium Shading 1 Accent 1"/>
+    <w:lsdException w:unhideWhenUsed="0" w:uiPriority="64" w:semiHidden="0" w:name="Medium Shading 2 Accent 1"/>
+    <w:lsdException w:unhideWhenUsed="0" w:uiPriority="65" w:semiHidden="0" w:name="Medium List 1 Accent 1"/>
+    <w:lsdException w:qFormat="1" w:unhideWhenUsed="0" w:uiPriority="0" w:semiHidden="0" w:name="List Paragraph"/>
+    <w:lsdException w:unhideWhenUsed="0" w:uiPriority="66" w:semiHidden="0" w:name="Medium List 2 Accent 1"/>
+    <w:lsdException w:unhideWhenUsed="0" w:uiPriority="67" w:semiHidden="0" w:name="Medium Grid 1 Accent 1"/>
+    <w:lsdException w:unhideWhenUsed="0" w:uiPriority="68" w:semiHidden="0" w:name="Medium Grid 2 Accent 1"/>
+    <w:lsdException w:unhideWhenUsed="0" w:uiPriority="69" w:semiHidden="0" w:name="Medium Grid 3 Accent 1"/>
+    <w:lsdException w:unhideWhenUsed="0" w:uiPriority="70" w:semiHidden="0" w:name="Dark List Accent 1"/>
+    <w:lsdException w:qFormat="1" w:unhideWhenUsed="0" w:uiPriority="71" w:semiHidden="0" w:name="Colorful Shading Accent 1"/>
+    <w:lsdException w:qFormat="1" w:unhideWhenUsed="0" w:uiPriority="72" w:semiHidden="0" w:name="Colorful List Accent 1"/>
+    <w:lsdException w:qFormat="1" w:unhideWhenUsed="0" w:uiPriority="73" w:semiHidden="0" w:name="Colorful Grid Accent 1"/>
+    <w:lsdException w:unhideWhenUsed="0" w:uiPriority="60" w:semiHidden="0" w:name="Light Shading Accent 2"/>
+    <w:lsdException w:unhideWhenUsed="0" w:uiPriority="61" w:semiHidden="0" w:name="Light List Accent 2"/>
+    <w:lsdException w:unhideWhenUsed="0" w:uiPriority="62" w:semiHidden="0" w:name="Light Grid Accent 2"/>
+    <w:lsdException w:unhideWhenUsed="0" w:uiPriority="63" w:semiHidden="0" w:name="Medium Shading 1 Accent 2"/>
+    <w:lsdException w:unhideWhenUsed="0" w:uiPriority="64" w:semiHidden="0" w:name="Medium Shading 2 Accent 2"/>
+    <w:lsdException w:unhideWhenUsed="0" w:uiPriority="65" w:semiHidden="0" w:name="Medium List 1 Accent 2"/>
+    <w:lsdException w:unhideWhenUsed="0" w:uiPriority="66" w:semiHidden="0" w:name="Medium List 2 Accent 2"/>
+    <w:lsdException w:unhideWhenUsed="0" w:uiPriority="67" w:semiHidden="0" w:name="Medium Grid 1 Accent 2"/>
+    <w:lsdException w:unhideWhenUsed="0" w:uiPriority="68" w:semiHidden="0" w:name="Medium Grid 2 Accent 2"/>
+    <w:lsdException w:unhideWhenUsed="0" w:uiPriority="69" w:semiHidden="0" w:name="Medium Grid 3 Accent 2"/>
+    <w:lsdException w:unhideWhenUsed="0" w:uiPriority="70" w:semiHidden="0" w:name="Dark List Accent 2"/>
+    <w:lsdException w:qFormat="1" w:unhideWhenUsed="0" w:uiPriority="71" w:semiHidden="0" w:name="Colorful Shading Accent 2"/>
+    <w:lsdException w:qFormat="1" w:unhideWhenUsed="0" w:uiPriority="72" w:semiHidden="0" w:name="Colorful List Accent 2"/>
+    <w:lsdException w:qFormat="1" w:unhideWhenUsed="0" w:uiPriority="73" w:semiHidden="0" w:name="Colorful Grid Accent 2"/>
+    <w:lsdException w:unhideWhenUsed="0" w:uiPriority="60" w:semiHidden="0" w:name="Light Shading Accent 3"/>
+    <w:lsdException w:unhideWhenUsed="0" w:uiPriority="61" w:semiHidden="0" w:name="Light List Accent 3"/>
+    <w:lsdException w:unhideWhenUsed="0" w:uiPriority="62" w:semiHidden="0" w:name="Light Grid Accent 3"/>
+    <w:lsdException w:unhideWhenUsed="0" w:uiPriority="63" w:semiHidden="0" w:name="Medium Shading 1 Accent 3"/>
+    <w:lsdException w:unhideWhenUsed="0" w:uiPriority="64" w:semiHidden="0" w:name="Medium Shading 2 Accent 3"/>
+    <w:lsdException w:unhideWhenUsed="0" w:uiPriority="65" w:semiHidden="0" w:name="Medium List 1 Accent 3"/>
+    <w:lsdException w:unhideWhenUsed="0" w:uiPriority="66" w:semiHidden="0" w:name="Medium List 2 Accent 3"/>
+    <w:lsdException w:unhideWhenUsed="0" w:uiPriority="67" w:semiHidden="0" w:name="Medium Grid 1 Accent 3"/>
+    <w:lsdException w:unhideWhenUsed="0" w:uiPriority="68" w:semiHidden="0" w:name="Medium Grid 2 Accent 3"/>
+    <w:lsdException w:unhideWhenUsed="0" w:uiPriority="69" w:semiHidden="0" w:name="Medium Grid 3 Accent 3"/>
+    <w:lsdException w:unhideWhenUsed="0" w:uiPriority="70" w:semiHidden="0" w:name="Dark List Accent 3"/>
+    <w:lsdException w:qFormat="1" w:unhideWhenUsed="0" w:uiPriority="71" w:semiHidden="0" w:name="Colorful Shading Accent 3"/>
+    <w:lsdException w:qFormat="1" w:unhideWhenUsed="0" w:uiPriority="72" w:semiHidden="0" w:name="Colorful List Accent 3"/>
+    <w:lsdException w:qFormat="1" w:unhideWhenUsed="0" w:uiPriority="73" w:semiHidden="0" w:name="Colorful Grid Accent 3"/>
+    <w:lsdException w:unhideWhenUsed="0" w:uiPriority="60" w:semiHidden="0" w:name="Light Shading Accent 4"/>
+    <w:lsdException w:unhideWhenUsed="0" w:uiPriority="61" w:semiHidden="0" w:name="Light List Accent 4"/>
+    <w:lsdException w:unhideWhenUsed="0" w:uiPriority="62" w:semiHidden="0" w:name="Light Grid Accent 4"/>
+    <w:lsdException w:qFormat="1" w:unhideWhenUsed="0" w:uiPriority="63" w:semiHidden="0" w:name="Medium Shading 1 Accent 4"/>
+    <w:lsdException w:unhideWhenUsed="0" w:uiPriority="64" w:semiHidden="0" w:name="Medium Shading 2 Accent 4"/>
+    <w:lsdException w:unhideWhenUsed="0" w:uiPriority="65" w:semiHidden="0" w:name="Medium List 1 Accent 4"/>
+    <w:lsdException w:unhideWhenUsed="0" w:uiPriority="66" w:semiHidden="0" w:name="Medium List 2 Accent 4"/>
+    <w:lsdException w:unhideWhenUsed="0" w:uiPriority="67" w:semiHidden="0" w:name="Medium Grid 1 Accent 4"/>
+    <w:lsdException w:unhideWhenUsed="0" w:uiPriority="68" w:semiHidden="0" w:name="Medium Grid 2 Accent 4"/>
+    <w:lsdException w:unhideWhenUsed="0" w:uiPriority="69" w:semiHidden="0" w:name="Medium Grid 3 Accent 4"/>
+    <w:lsdException w:unhideWhenUsed="0" w:uiPriority="70" w:semiHidden="0" w:name="Dark List Accent 4"/>
+    <w:lsdException w:qFormat="1" w:unhideWhenUsed="0" w:uiPriority="71" w:semiHidden="0" w:name="Colorful Shading Accent 4"/>
+    <w:lsdException w:qFormat="1" w:unhideWhenUsed="0" w:uiPriority="72" w:semiHidden="0" w:name="Colorful List Accent 4"/>
+    <w:lsdException w:qFormat="1" w:unhideWhenUsed="0" w:uiPriority="73" w:semiHidden="0" w:name="Colorful Grid Accent 4"/>
+    <w:lsdException w:qFormat="1" w:unhideWhenUsed="0" w:uiPriority="60" w:semiHidden="0" w:name="Light Shading Accent 5"/>
+    <w:lsdException w:unhideWhenUsed="0" w:uiPriority="61" w:semiHidden="0" w:name="Light List Accent 5"/>
+    <w:lsdException w:unhideWhenUsed="0" w:uiPriority="62" w:semiHidden="0" w:name="Light Grid Accent 5"/>
+    <w:lsdException w:unhideWhenUsed="0" w:uiPriority="63" w:semiHidden="0" w:name="Medium Shading 1 Accent 5"/>
+    <w:lsdException w:unhideWhenUsed="0" w:uiPriority="64" w:semiHidden="0" w:name="Medium Shading 2 Accent 5"/>
+    <w:lsdException w:unhideWhenUsed="0" w:uiPriority="65" w:semiHidden="0" w:name="Medium List 1 Accent 5"/>
+    <w:lsdException w:unhideWhenUsed="0" w:uiPriority="66" w:semiHidden="0" w:name="Medium List 2 Accent 5"/>
+    <w:lsdException w:unhideWhenUsed="0" w:uiPriority="67" w:semiHidden="0" w:name="Medium Grid 1 Accent 5"/>
+    <w:lsdException w:unhideWhenUsed="0" w:uiPriority="68" w:semiHidden="0" w:name="Medium Grid 2 Accent 5"/>
+    <w:lsdException w:unhideWhenUsed="0" w:uiPriority="69" w:semiHidden="0" w:name="Medium Grid 3 Accent 5"/>
+    <w:lsdException w:unhideWhenUsed="0" w:uiPriority="70" w:semiHidden="0" w:name="Dark List Accent 5"/>
+    <w:lsdException w:qFormat="1" w:unhideWhenUsed="0" w:uiPriority="71" w:semiHidden="0" w:name="Colorful Shading Accent 5"/>
+    <w:lsdException w:qFormat="1" w:unhideWhenUsed="0" w:uiPriority="72" w:semiHidden="0" w:name="Colorful List Accent 5"/>
+    <w:lsdException w:qFormat="1" w:unhideWhenUsed="0" w:uiPriority="73" w:semiHidden="0" w:name="Colorful Grid Accent 5"/>
+    <w:lsdException w:unhideWhenUsed="0" w:uiPriority="60" w:semiHidden="0" w:name="Light Shading Accent 6"/>
+    <w:lsdException w:unhideWhenUsed="0" w:uiPriority="61" w:semiHidden="0" w:name="Light List Accent 6"/>
+    <w:lsdException w:unhideWhenUsed="0" w:uiPriority="62" w:semiHidden="0" w:name="Light Grid Accent 6"/>
+    <w:lsdException w:unhideWhenUsed="0" w:uiPriority="63" w:semiHidden="0" w:name="Medium Shading 1 Accent 6"/>
+    <w:lsdException w:unhideWhenUsed="0" w:uiPriority="64" w:semiHidden="0" w:name="Medium Shading 2 Accent 6"/>
+    <w:lsdException w:unhideWhenUsed="0" w:uiPriority="65" w:semiHidden="0" w:name="Medium List 1 Accent 6"/>
+    <w:lsdException w:unhideWhenUsed="0" w:uiPriority="66" w:semiHidden="0" w:name="Medium List 2 Accent 6"/>
+    <w:lsdException w:unhideWhenUsed="0" w:uiPriority="67" w:semiHidden="0" w:name="Medium Grid 1 Accent 6"/>
+    <w:lsdException w:unhideWhenUsed="0" w:uiPriority="68" w:semiHidden="0" w:name="Medium Grid 2 Accent 6"/>
+    <w:lsdException w:unhideWhenUsed="0" w:uiPriority="69" w:semiHidden="0" w:name="Medium Grid 3 Accent 6"/>
+    <w:lsdException w:qFormat="1" w:unhideWhenUsed="0" w:uiPriority="70" w:semiHidden="0" w:name="Dark List Accent 6"/>
+    <w:lsdException w:qFormat="1" w:unhideWhenUsed="0" w:uiPriority="71" w:semiHidden="0" w:name="Colorful Shading Accent 6"/>
+    <w:lsdException w:qFormat="1" w:unhideWhenUsed="0" w:uiPriority="72" w:semiHidden="0" w:name="Colorful List Accent 6"/>
+    <w:lsdException w:qFormat="1" w:unhideWhenUsed="0" w:uiPriority="73" w:semiHidden="0" w:name="Colorful Grid Accent 6"/>
+  </w:latentStyles>
+  <w:style w:type="paragraph" w:default="1" w:styleId="1">
+    <w:name w:val="Normal"/>
     <w:qFormat/>
+    <w:uiPriority w:val="0"/>
+    <w:pPr>
+      <w:spacing w:line="360" w:lineRule="auto"/>
+      <w:ind w:left="0"/>
+    </w:pPr>
     <w:rPr>
-      <w:sz w:val="56"/>
-      <w:szCs w:val="56"/>
+      <w:rFonts w:ascii="Times New Roman" w:hAnsi="Times New Roman" w:eastAsia="Times New Roman" w:cs="Times New Roman"/>
+      <w:sz w:val="26"/>
+      <w:szCs w:val="26"/>
     </w:rPr>
   </w:style>
-  <w:style w:type="paragraph" w:styleId="Heading1">
-    <w:name w:val="Heading 1"/>
-    <w:basedOn w:val="Normal"/>
-    <w:next w:val="Normal"/>
+  <w:style w:type="paragraph" w:styleId="2">
+    <w:name w:val="heading 1"/>
+    <w:next w:val="1"/>
     <w:qFormat/>
+    <w:uiPriority w:val="0"/>
+    <w:pPr>
+      <w:spacing w:before="300" w:after="120"/>
+      <w:outlineLvl w:val="0"/>
+    </w:pPr>
     <w:rPr>
-      <w:color w:val="2E74B5"/>
-      <w:sz w:val="32"/>
-      <w:szCs w:val="32"/>
+      <w:rFonts w:ascii="Times New Roman" w:hAnsi="Times New Roman" w:eastAsia="Times New Roman" w:cs="Times New Roman"/>
+      <w:b/>
+      <w:bCs/>
+      <w:color w:val="1A5276"/>
+      <w:sz w:val="28"/>
+      <w:szCs w:val="28"/>
     </w:rPr>
   </w:style>
-  <w:style w:type="paragraph" w:styleId="Heading2">
-    <w:name w:val="Heading 2"/>
-    <w:basedOn w:val="Normal"/>
-    <w:next w:val="Normal"/>
+  <w:style w:type="paragraph" w:styleId="3">
+    <w:name w:val="heading 2"/>
+    <w:next w:val="1"/>
     <w:qFormat/>
+    <w:uiPriority w:val="0"/>
+    <w:pPr>
+      <w:spacing w:before="200" w:after="80"/>
+      <w:outlineLvl w:val="1"/>
+    </w:pPr>
     <w:rPr>
+      <w:rFonts w:ascii="Times New Roman" w:hAnsi="Times New Roman" w:eastAsia="Times New Roman" w:cs="Times New Roman"/>
+      <w:b/>
+      <w:bCs/>
+      <w:color w:val="2E86C1"/>
+      <w:sz w:val="26"/>
+      <w:szCs w:val="26"/>
+    </w:rPr>
+  </w:style>
+  <w:style w:type="paragraph" w:styleId="4">
+    <w:name w:val="heading 3"/>
+    <w:next w:val="1"/>
+    <w:qFormat/>
+    <w:uiPriority w:val="0"/>
+    <w:rPr>
+      <w:rFonts w:ascii="Times New Roman" w:hAnsi="Times New Roman" w:eastAsia="Times New Roman" w:cs="Times New Roman"/>
+      <w:color w:val="1F4D78"/>
+      <w:sz w:val="24"/>
+      <w:szCs w:val="24"/>
+    </w:rPr>
+  </w:style>
+  <w:style w:type="paragraph" w:styleId="5">
+    <w:name w:val="heading 4"/>
+    <w:next w:val="1"/>
+    <w:qFormat/>
+    <w:uiPriority w:val="0"/>
+    <w:rPr>
+      <w:rFonts w:ascii="Times New Roman" w:hAnsi="Times New Roman" w:eastAsia="Times New Roman" w:cs="Times New Roman"/>
+      <w:i/>
+      <w:iCs/>
       <w:color w:val="2E74B5"/>
       <w:sz w:val="26"/>
       <w:szCs w:val="26"/>
     </w:rPr>
   </w:style>
-  <w:style w:type="paragraph" w:styleId="Heading3">
-    <w:name w:val="Heading 3"/>
-    <w:basedOn w:val="Normal"/>
-    <w:next w:val="Normal"/>
+  <w:style w:type="paragraph" w:styleId="6">
+    <w:name w:val="heading 5"/>
+    <w:next w:val="1"/>
     <w:qFormat/>
+    <w:uiPriority w:val="0"/>
     <w:rPr>
-      <w:color w:val="1F4D78"/>
-      <w:sz w:val="24"/>
-      <w:szCs w:val="24"/>
+      <w:rFonts w:ascii="Times New Roman" w:hAnsi="Times New Roman" w:eastAsia="Times New Roman" w:cs="Times New Roman"/>
+      <w:color w:val="2E74B5"/>
+      <w:sz w:val="26"/>
+      <w:szCs w:val="26"/>
     </w:rPr>
   </w:style>
-  <w:style w:type="paragraph" w:styleId="Heading4">
-    <w:name w:val="Heading 4"/>
-    <w:basedOn w:val="Normal"/>
-    <w:next w:val="Normal"/>
+  <w:style w:type="paragraph" w:styleId="7">
+    <w:name w:val="heading 6"/>
+    <w:next w:val="1"/>
     <w:qFormat/>
+    <w:uiPriority w:val="0"/>
     <w:rPr>
-      <w:i/>
-      <w:iCs/>
-      <w:color w:val="2E74B5"/>
+      <w:rFonts w:ascii="Times New Roman" w:hAnsi="Times New Roman" w:eastAsia="Times New Roman" w:cs="Times New Roman"/>
+      <w:color w:val="1F4D78"/>
+      <w:sz w:val="26"/>
+      <w:szCs w:val="26"/>
     </w:rPr>
   </w:style>
-  <w:style w:type="paragraph" w:styleId="Heading5">
-    <w:name w:val="Heading 5"/>
-    <w:basedOn w:val="Normal"/>
-    <w:next w:val="Normal"/>
+  <w:style w:type="character" w:default="1" w:styleId="8">
+    <w:name w:val="Default Paragraph Font"/>
+    <w:semiHidden/>
     <w:qFormat/>
+    <w:uiPriority w:val="0"/>
+  </w:style>
+  <w:style w:type="table" w:default="1" w:styleId="9">
+    <w:name w:val="Normal Table"/>
+    <w:semiHidden/>
+    <w:qFormat/>
+    <w:uiPriority w:val="0"/>
+    <w:tblPr>
+      <w:tblCellMar>
+        <w:top w:w="0" w:type="dxa"/>
+        <w:left w:w="108" w:type="dxa"/>
+        <w:bottom w:w="0" w:type="dxa"/>
+        <w:right w:w="108" w:type="dxa"/>
+      </w:tblCellMar>
+    </w:tblPr>
+  </w:style>
+  <w:style w:type="character" w:styleId="10">
+    <w:name w:val="endnote reference"/>
+    <w:semiHidden/>
+    <w:unhideWhenUsed/>
+    <w:qFormat/>
+    <w:uiPriority w:val="99"/>
     <w:rPr>
-      <w:color w:val="2E74B5"/>
+      <w:vertAlign w:val="superscript"/>
     </w:rPr>
   </w:style>
-  <w:style w:type="paragraph" w:styleId="Heading6">
-    <w:name w:val="Heading 6"/>
-    <w:basedOn w:val="Normal"/>
-    <w:next w:val="Normal"/>
-    <w:qFormat/>
+  <w:style w:type="paragraph" w:styleId="11">
+    <w:name w:val="endnote text"/>
+    <w:link w:val="18"/>
+    <w:semiHidden/>
+    <w:unhideWhenUsed/>
+    <w:uiPriority w:val="99"/>
+    <w:pPr>
+      <w:spacing w:after="0" w:line="240" w:lineRule="auto"/>
+    </w:pPr>
     <w:rPr>
-      <w:color w:val="1F4D78"/>
+      <w:rFonts w:ascii="Times New Roman" w:hAnsi="Times New Roman" w:eastAsia="Times New Roman" w:cs="Times New Roman"/>
+      <w:sz w:val="20"/>
+      <w:szCs w:val="20"/>
     </w:rPr>
   </w:style>
-  <w:style w:type="paragraph" w:styleId="Strong">
-    <w:name w:val="Strong"/>
-    <w:basedOn w:val="Normal"/>
-    <w:next w:val="Normal"/>
+  <w:style w:type="character" w:styleId="12">
+    <w:name w:val="footnote reference"/>
+    <w:semiHidden/>
+    <w:unhideWhenUsed/>
     <w:qFormat/>
+    <w:uiPriority w:val="99"/>
     <w:rPr>
-      <w:b/>
-      <w:bCs/>
+      <w:vertAlign w:val="superscript"/>
     </w:rPr>
   </w:style>
-  <w:style w:type="paragraph" w:styleId="ListParagraph">
-    <w:name w:val="List Paragraph"/>
-    <w:basedOn w:val="Normal"/>
+  <w:style w:type="paragraph" w:styleId="13">
+    <w:name w:val="footnote text"/>
+    <w:link w:val="17"/>
+    <w:semiHidden/>
+    <w:unhideWhenUsed/>
     <w:qFormat/>
+    <w:uiPriority w:val="99"/>
+    <w:pPr>
+      <w:spacing w:after="0" w:line="240" w:lineRule="auto"/>
+    </w:pPr>
     <w:rPr>
-      <w:rFonts w:ascii="Times New Roman" w:hAnsi="Times New Roman"/>
-      <w:sz w:val="22"/>
+      <w:rFonts w:ascii="Times New Roman" w:hAnsi="Times New Roman" w:eastAsia="Times New Roman" w:cs="Times New Roman"/>
+      <w:sz w:val="20"/>
+      <w:szCs w:val="20"/>
     </w:rPr>
   </w:style>
-  <w:style w:type="character" w:styleId="Hyperlink">
+  <w:style w:type="character" w:styleId="14">
     <w:name w:val="Hyperlink"/>
-    <w:basedOn w:val="DefaultParagraphFont"/>
+    <w:unhideWhenUsed/>
+    <w:qFormat/>
     <w:uiPriority w:val="99"/>
-    <w:unhideWhenUsed/>
     <w:rPr>
       <w:color w:val="0563C1"/>
       <w:u w:val="single"/>
     </w:rPr>
   </w:style>
-  <w:style w:type="character" w:styleId="FootnoteReference">
-    <w:name w:val="footnote reference"/>
-    <w:basedOn w:val="DefaultParagraphFont"/>
-    <w:uiPriority w:val="99"/>
+  <w:style w:type="paragraph" w:styleId="15">
+    <w:name w:val="Title"/>
+    <w:qFormat/>
+    <w:uiPriority w:val="0"/>
+    <w:rPr>
+      <w:rFonts w:ascii="Times New Roman" w:hAnsi="Times New Roman" w:eastAsia="Times New Roman" w:cs="Times New Roman"/>
+      <w:sz w:val="56"/>
+      <w:szCs w:val="56"/>
+    </w:rPr>
+  </w:style>
+  <w:style w:type="paragraph" w:styleId="16">
+    <w:name w:val="List Paragraph"/>
+    <w:qFormat/>
+    <w:uiPriority w:val="0"/>
+    <w:rPr>
+      <w:rFonts w:ascii="Times New Roman" w:hAnsi="Times New Roman" w:eastAsia="Times New Roman" w:cs="Times New Roman"/>
+      <w:sz w:val="22"/>
+      <w:szCs w:val="26"/>
+    </w:rPr>
+  </w:style>
+  <w:style w:type="character" w:customStyle="1" w:styleId="17">
+    <w:name w:val="Footnote Text Char"/>
+    <w:link w:val="13"/>
     <w:semiHidden/>
     <w:unhideWhenUsed/>
-    <w:rPr>
-      <w:vertAlign w:val="superscript"/>
-    </w:rPr>
-  </w:style>
-  <w:style w:type="paragraph" w:styleId="FootnoteText">
-    <w:name w:val="footnote text"/>
-    <w:basedOn w:val="Normal"/>
-    <w:link w:val="FootnoteTextChar"/>
+    <w:qFormat/>
     <w:uiPriority w:val="99"/>
-    <w:semiHidden/>
-    <w:unhideWhenUsed/>
-    <w:pPr>
-      <w:spacing w:after="0" w:line="240" w:lineRule="auto"/>
-    </w:pPr>
     <w:rPr>
       <w:sz w:val="20"/>
       <w:szCs w:val="20"/>
     </w:rPr>
   </w:style>
-  <w:style w:type="character" w:styleId="FootnoteTextChar">
-    <w:name w:val="Footnote Text Char"/>
-    <w:basedOn w:val="DefaultParagraphFont"/>
-    <w:link w:val="FootnoteText"/>
-    <w:uiPriority w:val="99"/>
+  <w:style w:type="character" w:customStyle="1" w:styleId="18">
+    <w:name w:val="Endnote Text Char"/>
+    <w:link w:val="11"/>
     <w:semiHidden/>
     <w:unhideWhenUsed/>
+    <w:qFormat/>
+    <w:uiPriority w:val="99"/>
     <w:rPr>
       <w:sz w:val="20"/>
       <w:szCs w:val="20"/>
     </w:rPr>
   </w:style>
-  <w:style w:type="character" w:styleId="EndnoteReference">
-    <w:name w:val="endnote reference"/>
-    <w:basedOn w:val="DefaultParagraphFont"/>
-    <w:uiPriority w:val="99"/>
-    <w:semiHidden/>
-    <w:unhideWhenUsed/>
-    <w:rPr>
-      <w:vertAlign w:val="superscript"/>
-    </w:rPr>
-  </w:style>
-  <w:style w:type="paragraph" w:styleId="EndnoteText">
-    <w:name w:val="endnote text"/>
-    <w:basedOn w:val="Normal"/>
-    <w:link w:val="EndnoteTextChar"/>
-    <w:uiPriority w:val="99"/>
-    <w:semiHidden/>
-    <w:unhideWhenUsed/>
-    <w:pPr>
-      <w:spacing w:after="0" w:line="240" w:lineRule="auto"/>
-    </w:pPr>
-    <w:rPr>
-      <w:sz w:val="20"/>
-      <w:szCs w:val="20"/>
-    </w:rPr>
-  </w:style>
-  <w:style w:type="character" w:styleId="EndnoteTextChar">
-    <w:name w:val="Endnote Text Char"/>
-    <w:basedOn w:val="DefaultParagraphFont"/>
-    <w:link w:val="EndnoteText"/>
-    <w:uiPriority w:val="99"/>
-    <w:semiHidden/>
-    <w:unhideWhenUsed/>
-    <w:rPr>
-      <w:sz w:val="20"/>
-      <w:szCs w:val="20"/>
-    </w:rPr>
-  </w:style>
-  <w:style w:type="paragraph" w:styleId="Heading1">
-    <w:name w:val="Heading 1"/>
-    <w:basedOn w:val="Normal"/>
-    <w:next w:val="Normal"/>
-    <w:qFormat/>
-    <w:pPr>
-      <w:spacing w:after="120" w:before="300"/>
-      <w:outlineLvl w:val="0"/>
-    </w:pPr>
-    <w:rPr>
-      <w:rFonts w:ascii="Times New Roman" w:cs="Times New Roman" w:eastAsia="Times New Roman" w:hAnsi="Times New Roman"/>
-      <w:b/>
-      <w:bCs/>
-      <w:color w:val="1a5276"/>
-      <w:sz w:val="28"/>
-      <w:szCs w:val="28"/>
-    </w:rPr>
-  </w:style>
-  <w:style w:type="paragraph" w:styleId="Heading2">
-    <w:name w:val="Heading 2"/>
-    <w:basedOn w:val="Normal"/>
-    <w:next w:val="Normal"/>
-    <w:qFormat/>
-    <w:pPr>
-      <w:spacing w:after="80" w:before="200"/>
-      <w:outlineLvl w:val="1"/>
-    </w:pPr>
-    <w:rPr>
-      <w:rFonts w:ascii="Times New Roman" w:cs="Times New Roman" w:eastAsia="Times New Roman" w:hAnsi="Times New Roman"/>
-      <w:b/>
-      <w:bCs/>
-      <w:color w:val="2e86c1"/>
-      <w:sz w:val="26"/>
-      <w:szCs w:val="26"/>
-    </w:rPr>
-  </w:style>
 </w:styles>
+</file>
+
+<file path=word/theme/theme1.xml><?xml version="1.0" encoding="utf-8"?>
+<a:theme xmlns:a="http://schemas.openxmlformats.org/drawingml/2006/main" name="Office">
+  <a:themeElements>
+    <a:clrScheme name="Office">
+      <a:dk1>
+        <a:sysClr val="windowText" lastClr="000000"/>
+      </a:dk1>
+      <a:lt1>
+        <a:sysClr val="window" lastClr="FFFFFF"/>
+      </a:lt1>
+      <a:dk2>
+        <a:srgbClr val="1F497D"/>
+      </a:dk2>
+      <a:lt2>
+        <a:srgbClr val="EEECE1"/>
+      </a:lt2>
+      <a:accent1>
+        <a:srgbClr val="4F81BD"/>
+      </a:accent1>
+      <a:accent2>
+        <a:srgbClr val="C0504D"/>
+      </a:accent2>
+      <a:accent3>
+        <a:srgbClr val="9BBB59"/>
+      </a:accent3>
+      <a:accent4>
+        <a:srgbClr val="8064A2"/>
+      </a:accent4>
+      <a:accent5>
+        <a:srgbClr val="4BACC6"/>
+      </a:accent5>
+      <a:accent6>
+        <a:srgbClr val="F79646"/>
+      </a:accent6>
+      <a:hlink>
+        <a:srgbClr val="0000FF"/>
+      </a:hlink>
+      <a:folHlink>
+        <a:srgbClr val="800080"/>
+      </a:folHlink>
+    </a:clrScheme>
+    <a:fontScheme name="Office">
+      <a:majorFont>
+        <a:latin typeface="Cambria"/>
+        <a:ea typeface=""/>
+        <a:cs typeface=""/>
+        <a:font script="Jpan" typeface="游ゴシック Light"/>
+        <a:font script="Hang" typeface="맑은 고딕"/>
+        <a:font script="Hans" typeface="宋体"/>
+        <a:font script="Hant" typeface="新細明體"/>
+        <a:font script="Arab" typeface="Times New Roman"/>
+        <a:font script="Hebr" typeface="Times New Roman"/>
+        <a:font script="Thai" typeface="Angsana New"/>
+        <a:font script="Ethi" typeface="Nyala"/>
+        <a:font script="Beng" typeface="Vrinda"/>
+        <a:font script="Gujr" typeface="Shruti"/>
+        <a:font script="Khmr" typeface="MoolBoran"/>
+        <a:font script="Knda" typeface="Tunga"/>
+        <a:font script="Guru" typeface="Raavi"/>
+        <a:font script="Cans" typeface="Euphemia"/>
+        <a:font script="Cher" typeface="Plantagenet Cherokee"/>
+        <a:font script="Yiii" typeface="Microsoft Yi Baiti"/>
+        <a:font script="Tibt" typeface="Microsoft Himalaya"/>
+        <a:font script="Thaa" typeface="MV Boli"/>
+        <a:font script="Deva" typeface="Mangal"/>
+        <a:font script="Telu" typeface="Gautami"/>
+        <a:font script="Taml" typeface="Latha"/>
+        <a:font script="Syrc" typeface="Estrangelo Edessa"/>
+        <a:font script="Orya" typeface="Kalinga"/>
+        <a:font script="Mlym" typeface="Kartika"/>
+        <a:font script="Laoo" typeface="DokChampa"/>
+        <a:font script="Sinh" typeface="Iskoola Pota"/>
+        <a:font script="Mong" typeface="Mongolian Baiti"/>
+        <a:font script="Viet" typeface="Times New Roman"/>
+        <a:font script="Uigh" typeface="Microsoft Uighur"/>
+        <a:font script="Geor" typeface="Sylfaen"/>
+      </a:majorFont>
+      <a:minorFont>
+        <a:latin typeface="Calibri"/>
+        <a:ea typeface=""/>
+        <a:cs typeface=""/>
+        <a:font script="Jpan" typeface="游明朝"/>
+        <a:font script="Hang" typeface="맑은 고딕"/>
+        <a:font script="Hans" typeface="宋体"/>
+        <a:font script="Hant" typeface="新細明體"/>
+        <a:font script="Arab" typeface="Arial"/>
+        <a:font script="Hebr" typeface="Arial"/>
+        <a:font script="Thai" typeface="Cordia New"/>
+        <a:font script="Ethi" typeface="Nyala"/>
+        <a:font script="Beng" typeface="Vrinda"/>
+        <a:font script="Gujr" typeface="Shruti"/>
+        <a:font script="Khmr" typeface="DaunPenh"/>
+        <a:font script="Knda" typeface="Tunga"/>
+        <a:font script="Guru" typeface="Raavi"/>
+        <a:font script="Cans" typeface="Euphemia"/>
+        <a:font script="Cher" typeface="Plantagenet Cherokee"/>
+        <a:font script="Yiii" typeface="Microsoft Yi Baiti"/>
+        <a:font script="Tibt" typeface="Microsoft Himalaya"/>
+        <a:font script="Thaa" typeface="MV Boli"/>
+        <a:font script="Deva" typeface="Mangal"/>
+        <a:font script="Telu" typeface="Gautami"/>
+        <a:font script="Taml" typeface="Latha"/>
+        <a:font script="Syrc" typeface="Estrangelo Edessa"/>
+        <a:font script="Orya" typeface="Kalinga"/>
+        <a:font script="Mlym" typeface="Kartika"/>
+        <a:font script="Laoo" typeface="DokChampa"/>
+        <a:font script="Sinh" typeface="Iskoola Pota"/>
+        <a:font script="Mong" typeface="Mongolian Baiti"/>
+        <a:font script="Viet" typeface="Arial"/>
+        <a:font script="Uigh" typeface="Microsoft Uighur"/>
+        <a:font script="Geor" typeface="Sylfaen"/>
+      </a:minorFont>
+    </a:fontScheme>
+    <a:fmtScheme name="Office">
+      <a:fillStyleLst>
+        <a:solidFill>
+          <a:schemeClr val="phClr"/>
+        </a:solidFill>
+        <a:gradFill rotWithShape="1">
+          <a:gsLst>
+            <a:gs pos="0">
+              <a:schemeClr val="phClr">
+                <a:tint val="50000"/>
+                <a:satMod val="300000"/>
+              </a:schemeClr>
+            </a:gs>
+            <a:gs pos="35000">
+              <a:schemeClr val="phClr">
+                <a:tint val="37000"/>
+                <a:satMod val="300000"/>
+              </a:schemeClr>
+            </a:gs>
+            <a:gs pos="100000">
+              <a:schemeClr val="phClr">
+                <a:tint val="15000"/>
+                <a:satMod val="350000"/>
+              </a:schemeClr>
+            </a:gs>
+          </a:gsLst>
+          <a:lin ang="16200000" scaled="1"/>
+        </a:gradFill>
+        <a:gradFill rotWithShape="1">
+          <a:gsLst>
+            <a:gs pos="0">
+              <a:schemeClr val="phClr">
+                <a:shade val="51000"/>
+                <a:satMod val="130000"/>
+              </a:schemeClr>
+            </a:gs>
+            <a:gs pos="80000">
+              <a:schemeClr val="phClr">
+                <a:shade val="93000"/>
+                <a:satMod val="130000"/>
+              </a:schemeClr>
+            </a:gs>
+            <a:gs pos="100000">
+              <a:schemeClr val="phClr">
+                <a:shade val="94000"/>
+                <a:satMod val="135000"/>
+              </a:schemeClr>
+            </a:gs>
+          </a:gsLst>
+          <a:lin ang="16200000" scaled="0"/>
+        </a:gradFill>
+      </a:fillStyleLst>
+      <a:lnStyleLst>
+        <a:ln w="9525" cap="flat" cmpd="sng" algn="ctr">
+          <a:solidFill>
+            <a:schemeClr val="phClr">
+              <a:shade val="95000"/>
+              <a:satMod val="105000"/>
+            </a:schemeClr>
+          </a:solidFill>
+          <a:prstDash val="solid"/>
+        </a:ln>
+        <a:ln w="25400" cap="flat" cmpd="sng" algn="ctr">
+          <a:solidFill>
+            <a:schemeClr val="phClr"/>
+          </a:solidFill>
+          <a:prstDash val="solid"/>
+        </a:ln>
+        <a:ln w="38100" cap="flat" cmpd="sng" algn="ctr">
+          <a:solidFill>
+            <a:schemeClr val="phClr"/>
+          </a:solidFill>
+          <a:prstDash val="solid"/>
+        </a:ln>
+      </a:lnStyleLst>
+      <a:effectStyleLst>
+        <a:effectStyle>
+          <a:effectLst>
+            <a:outerShdw blurRad="40000" dist="20000" dir="5400000" rotWithShape="0">
+              <a:srgbClr val="000000">
+                <a:alpha val="38000"/>
+              </a:srgbClr>
+            </a:outerShdw>
+          </a:effectLst>
+        </a:effectStyle>
+        <a:effectStyle>
+          <a:effectLst>
+            <a:outerShdw blurRad="40000" dist="23000" dir="5400000" rotWithShape="0">
+              <a:srgbClr val="000000">
+                <a:alpha val="35000"/>
+              </a:srgbClr>
+            </a:outerShdw>
+          </a:effectLst>
+        </a:effectStyle>
+        <a:effectStyle>
+          <a:effectLst>
+            <a:outerShdw blurRad="40000" dist="23000" dir="5400000" rotWithShape="0">
+              <a:srgbClr val="000000">
+                <a:alpha val="35000"/>
+              </a:srgbClr>
+            </a:outerShdw>
+          </a:effectLst>
+          <a:scene3d>
+            <a:camera prst="orthographicFront">
+              <a:rot lat="0" lon="0" rev="0"/>
+            </a:camera>
+            <a:lightRig rig="threePt" dir="t">
+              <a:rot lat="0" lon="0" rev="1200000"/>
+            </a:lightRig>
+          </a:scene3d>
+          <a:sp3d>
+            <a:bevelT w="63500" h="25400"/>
+          </a:sp3d>
+        </a:effectStyle>
+      </a:effectStyleLst>
+      <a:bgFillStyleLst>
+        <a:solidFill>
+          <a:schemeClr val="phClr"/>
+        </a:solidFill>
+        <a:gradFill rotWithShape="1">
+          <a:gsLst>
+            <a:gs pos="0">
+              <a:schemeClr val="phClr">
+                <a:tint val="40000"/>
+                <a:satMod val="350000"/>
+              </a:schemeClr>
+            </a:gs>
+            <a:gs pos="40000">
+              <a:schemeClr val="phClr">
+                <a:tint val="45000"/>
+                <a:satMod val="350000"/>
+                <a:shade val="99000"/>
+              </a:schemeClr>
+            </a:gs>
+            <a:gs pos="100000">
+              <a:schemeClr val="phClr">
+                <a:shade val="20000"/>
+                <a:satMod val="255000"/>
+              </a:schemeClr>
+            </a:gs>
+          </a:gsLst>
+          <a:path path="circle">
+            <a:fillToRect l="50000" t="-80000" r="50000" b="180000"/>
+          </a:path>
+        </a:gradFill>
+        <a:gradFill rotWithShape="1">
+          <a:gsLst>
+            <a:gs pos="0">
+              <a:schemeClr val="phClr">
+                <a:tint val="80000"/>
+                <a:satMod val="300000"/>
+              </a:schemeClr>
+            </a:gs>
+            <a:gs pos="100000">
+              <a:schemeClr val="phClr">
+                <a:shade val="30000"/>
+                <a:satMod val="200000"/>
+              </a:schemeClr>
+            </a:gs>
+          </a:gsLst>
+          <a:path path="circle">
+            <a:fillToRect l="50000" t="50000" r="50000" b="50000"/>
+          </a:path>
+        </a:gradFill>
+      </a:bgFillStyleLst>
+    </a:fmtScheme>
+  </a:themeElements>
+  <a:objectDefaults/>
+</a:theme>
 </file>
--- a/Week01/Week01_BaoCaoNhom (2).docx
+++ b/Week01/Week01_BaoCaoNhom (2).docx
@@ -235,7 +235,7 @@
                 <w:b w:val="0"/>
                 <w:sz w:val="19"/>
               </w:rPr>
-              <w:t>FER202 - ReactJS/RBL (cập nhật mã lớp cụ thể nếu giảng viên yêu cầu)</w:t>
+              <w:t>FER202 - SE20A07</w:t>
             </w:r>
           </w:p>
         </w:tc>
@@ -294,7 +294,7 @@
                 <w:b w:val="0"/>
                 <w:sz w:val="19"/>
               </w:rPr>
-              <w:t>Giảng viên môn FER202 (cập nhật tên giảng viên khi nộp bản chính thức)</w:t>
+              <w:t>Lê Thị Bích Tra</w:t>
             </w:r>
           </w:p>
         </w:tc>

--- a/Week01/Week01_BaoCaoNhom (2).docx
+++ b/Week01/Week01_BaoCaoNhom (2).docx
@@ -5850,9 +5850,313 @@
     </w:tbl>
     <w:p/>
     <w:p>
+      <w:pPr>
+        <w:numPr>
+          <w:ilvl w:val="0"/>
+          <w:numId w:val="1"/>
+        </w:numPr>
+        <w:rPr>
+          <w:rFonts w:hint="default"/>
+          <w:lang w:val="en-US"/>
+        </w:rPr>
+      </w:pPr>
       <w:r>
-        <w:br w:type="page"/>
+        <w:rPr>
+          <w:rFonts w:hint="default"/>
+          <w:lang w:val="en-US"/>
+        </w:rPr>
+        <w:t>Landing-page.png</w:t>
       </w:r>
+    </w:p>
+    <w:p>
+      <w:r>
+        <w:drawing>
+          <wp:inline distT="0" distB="0" distL="114300" distR="114300">
+            <wp:extent cx="4640580" cy="9635490"/>
+            <wp:effectExtent l="0" t="0" r="7620" b="11430"/>
+            <wp:docPr id="3" name="Picture 3" descr="screen"/>
+            <wp:cNvGraphicFramePr>
+              <a:graphicFrameLocks xmlns:a="http://schemas.openxmlformats.org/drawingml/2006/main" noChangeAspect="1"/>
+            </wp:cNvGraphicFramePr>
+            <a:graphic xmlns:a="http://schemas.openxmlformats.org/drawingml/2006/main">
+              <a:graphicData uri="http://schemas.openxmlformats.org/drawingml/2006/picture">
+                <pic:pic xmlns:pic="http://schemas.openxmlformats.org/drawingml/2006/picture">
+                  <pic:nvPicPr>
+                    <pic:cNvPr id="3" name="Picture 3" descr="screen"/>
+                    <pic:cNvPicPr>
+                      <a:picLocks noChangeAspect="1"/>
+                    </pic:cNvPicPr>
+                  </pic:nvPicPr>
+                  <pic:blipFill>
+                    <a:blip r:embed="rId10"/>
+                    <a:stretch>
+                      <a:fillRect/>
+                    </a:stretch>
+                  </pic:blipFill>
+                  <pic:spPr>
+                    <a:xfrm>
+                      <a:off x="0" y="0"/>
+                      <a:ext cx="4640580" cy="9635490"/>
+                    </a:xfrm>
+                    <a:prstGeom prst="rect">
+                      <a:avLst/>
+                    </a:prstGeom>
+                  </pic:spPr>
+                </pic:pic>
+              </a:graphicData>
+            </a:graphic>
+          </wp:inline>
+        </w:drawing>
+      </w:r>
+    </w:p>
+    <w:p>
+      <w:pPr>
+        <w:numPr>
+          <w:ilvl w:val="0"/>
+          <w:numId w:val="1"/>
+        </w:numPr>
+        <w:ind w:left="0" w:leftChars="0" w:firstLine="0" w:firstLineChars="0"/>
+        <w:rPr>
+          <w:rFonts w:hint="default"/>
+          <w:lang w:val="en-US"/>
+        </w:rPr>
+      </w:pPr>
+      <w:r>
+        <w:rPr>
+          <w:rFonts w:hint="default"/>
+          <w:lang w:val="en-US"/>
+        </w:rPr>
+        <w:t>Search-attraction.png</w:t>
+      </w:r>
+    </w:p>
+    <w:p>
+      <w:pPr>
+        <w:numPr>
+          <w:numId w:val="0"/>
+        </w:numPr>
+        <w:ind w:leftChars="0"/>
+        <w:rPr>
+          <w:rFonts w:hint="default"/>
+          <w:lang w:val="en-US"/>
+        </w:rPr>
+      </w:pPr>
+      <w:r>
+        <w:rPr>
+          <w:rFonts w:hint="default"/>
+          <w:lang w:val="en-US"/>
+        </w:rPr>
+        <w:drawing>
+          <wp:inline distT="0" distB="0" distL="114300" distR="114300">
+            <wp:extent cx="6263640" cy="5010785"/>
+            <wp:effectExtent l="0" t="0" r="0" b="3175"/>
+            <wp:docPr id="4" name="Picture 4" descr="screen"/>
+            <wp:cNvGraphicFramePr>
+              <a:graphicFrameLocks xmlns:a="http://schemas.openxmlformats.org/drawingml/2006/main" noChangeAspect="1"/>
+            </wp:cNvGraphicFramePr>
+            <a:graphic xmlns:a="http://schemas.openxmlformats.org/drawingml/2006/main">
+              <a:graphicData uri="http://schemas.openxmlformats.org/drawingml/2006/picture">
+                <pic:pic xmlns:pic="http://schemas.openxmlformats.org/drawingml/2006/picture">
+                  <pic:nvPicPr>
+                    <pic:cNvPr id="4" name="Picture 4" descr="screen"/>
+                    <pic:cNvPicPr>
+                      <a:picLocks noChangeAspect="1"/>
+                    </pic:cNvPicPr>
+                  </pic:nvPicPr>
+                  <pic:blipFill>
+                    <a:blip r:embed="rId11"/>
+                    <a:stretch>
+                      <a:fillRect/>
+                    </a:stretch>
+                  </pic:blipFill>
+                  <pic:spPr>
+                    <a:xfrm>
+                      <a:off x="0" y="0"/>
+                      <a:ext cx="6263640" cy="5010785"/>
+                    </a:xfrm>
+                    <a:prstGeom prst="rect">
+                      <a:avLst/>
+                    </a:prstGeom>
+                  </pic:spPr>
+                </pic:pic>
+              </a:graphicData>
+            </a:graphic>
+          </wp:inline>
+        </w:drawing>
+      </w:r>
+    </w:p>
+    <w:p>
+      <w:pPr>
+        <w:numPr>
+          <w:ilvl w:val="0"/>
+          <w:numId w:val="1"/>
+        </w:numPr>
+        <w:ind w:left="0" w:leftChars="0" w:firstLine="0" w:firstLineChars="0"/>
+        <w:rPr>
+          <w:rFonts w:hint="default"/>
+          <w:lang w:val="en-US"/>
+        </w:rPr>
+      </w:pPr>
+      <w:r>
+        <w:rPr>
+          <w:rFonts w:hint="default"/>
+          <w:lang w:val="en-US"/>
+        </w:rPr>
+        <w:t>Attraction-detail.png</w:t>
+      </w:r>
+    </w:p>
+    <w:p>
+      <w:pPr>
+        <w:numPr>
+          <w:numId w:val="0"/>
+        </w:numPr>
+        <w:ind w:leftChars="0"/>
+        <w:rPr>
+          <w:rFonts w:hint="default"/>
+          <w:lang w:val="en-US"/>
+        </w:rPr>
+      </w:pPr>
+      <w:r>
+        <w:rPr>
+          <w:rFonts w:hint="default"/>
+          <w:lang w:val="en-US"/>
+        </w:rPr>
+        <w:drawing>
+          <wp:inline distT="0" distB="0" distL="114300" distR="114300">
+            <wp:extent cx="5755640" cy="9387840"/>
+            <wp:effectExtent l="0" t="0" r="5080" b="0"/>
+            <wp:docPr id="5" name="Picture 5" descr="screen"/>
+            <wp:cNvGraphicFramePr>
+              <a:graphicFrameLocks xmlns:a="http://schemas.openxmlformats.org/drawingml/2006/main" noChangeAspect="1"/>
+            </wp:cNvGraphicFramePr>
+            <a:graphic xmlns:a="http://schemas.openxmlformats.org/drawingml/2006/main">
+              <a:graphicData uri="http://schemas.openxmlformats.org/drawingml/2006/picture">
+                <pic:pic xmlns:pic="http://schemas.openxmlformats.org/drawingml/2006/picture">
+                  <pic:nvPicPr>
+                    <pic:cNvPr id="5" name="Picture 5" descr="screen"/>
+                    <pic:cNvPicPr>
+                      <a:picLocks noChangeAspect="1"/>
+                    </pic:cNvPicPr>
+                  </pic:nvPicPr>
+                  <pic:blipFill>
+                    <a:blip r:embed="rId12"/>
+                    <a:stretch>
+                      <a:fillRect/>
+                    </a:stretch>
+                  </pic:blipFill>
+                  <pic:spPr>
+                    <a:xfrm>
+                      <a:off x="0" y="0"/>
+                      <a:ext cx="5755640" cy="9387840"/>
+                    </a:xfrm>
+                    <a:prstGeom prst="rect">
+                      <a:avLst/>
+                    </a:prstGeom>
+                  </pic:spPr>
+                </pic:pic>
+              </a:graphicData>
+            </a:graphic>
+          </wp:inline>
+        </w:drawing>
+      </w:r>
+    </w:p>
+    <w:p>
+      <w:pPr>
+        <w:pStyle w:val="15"/>
+        <w:keepNext w:val="0"/>
+        <w:keepLines w:val="0"/>
+        <w:widowControl/>
+        <w:numPr>
+          <w:ilvl w:val="0"/>
+          <w:numId w:val="1"/>
+        </w:numPr>
+        <w:suppressLineNumbers w:val="0"/>
+        <w:ind w:left="0" w:leftChars="0" w:firstLine="0" w:firstLineChars="0"/>
+        <w:rPr>
+          <w:rFonts w:hint="default" w:ascii="Times New Roman" w:hAnsi="Times New Roman" w:cs="Times New Roman"/>
+          <w:lang w:val="en-US"/>
+        </w:rPr>
+      </w:pPr>
+      <w:r>
+        <w:rPr>
+          <w:rFonts w:hint="default" w:ascii="Times New Roman" w:hAnsi="Times New Roman" w:cs="Times New Roman"/>
+          <w:lang w:val="en-US"/>
+        </w:rPr>
+        <w:t>booking-modal.png</w:t>
+      </w:r>
+    </w:p>
+    <w:p>
+      <w:pPr>
+        <w:pStyle w:val="15"/>
+        <w:keepNext w:val="0"/>
+        <w:keepLines w:val="0"/>
+        <w:widowControl/>
+        <w:numPr>
+          <w:numId w:val="0"/>
+        </w:numPr>
+        <w:suppressLineNumbers w:val="0"/>
+        <w:ind w:leftChars="0"/>
+        <w:rPr>
+          <w:rFonts w:hint="default" w:ascii="Times New Roman" w:hAnsi="Times New Roman" w:cs="Times New Roman"/>
+          <w:lang w:val="en-US"/>
+        </w:rPr>
+      </w:pPr>
+    </w:p>
+    <w:p>
+      <w:pPr>
+        <w:numPr>
+          <w:numId w:val="0"/>
+        </w:numPr>
+        <w:ind w:leftChars="0"/>
+        <w:rPr>
+          <w:rFonts w:hint="default"/>
+          <w:lang w:val="en-US"/>
+        </w:rPr>
+      </w:pPr>
+      <w:r>
+        <w:rPr>
+          <w:rFonts w:hint="default"/>
+          <w:lang w:val="en-US"/>
+        </w:rPr>
+        <w:drawing>
+          <wp:inline distT="0" distB="0" distL="114300" distR="114300">
+            <wp:extent cx="6263640" cy="5010785"/>
+            <wp:effectExtent l="0" t="0" r="0" b="3175"/>
+            <wp:docPr id="6" name="Picture 6" descr="screen"/>
+            <wp:cNvGraphicFramePr>
+              <a:graphicFrameLocks xmlns:a="http://schemas.openxmlformats.org/drawingml/2006/main" noChangeAspect="1"/>
+            </wp:cNvGraphicFramePr>
+            <a:graphic xmlns:a="http://schemas.openxmlformats.org/drawingml/2006/main">
+              <a:graphicData uri="http://schemas.openxmlformats.org/drawingml/2006/picture">
+                <pic:pic xmlns:pic="http://schemas.openxmlformats.org/drawingml/2006/picture">
+                  <pic:nvPicPr>
+                    <pic:cNvPr id="6" name="Picture 6" descr="screen"/>
+                    <pic:cNvPicPr>
+                      <a:picLocks noChangeAspect="1"/>
+                    </pic:cNvPicPr>
+                  </pic:nvPicPr>
+                  <pic:blipFill>
+                    <a:blip r:embed="rId13"/>
+                    <a:stretch>
+                      <a:fillRect/>
+                    </a:stretch>
+                  </pic:blipFill>
+                  <pic:spPr>
+                    <a:xfrm>
+                      <a:off x="0" y="0"/>
+                      <a:ext cx="6263640" cy="5010785"/>
+                    </a:xfrm>
+                    <a:prstGeom prst="rect">
+                      <a:avLst/>
+                    </a:prstGeom>
+                  </pic:spPr>
+                </pic:pic>
+              </a:graphicData>
+            </a:graphic>
+          </wp:inline>
+        </w:drawing>
+      </w:r>
+      <w:bookmarkStart w:id="0" w:name="_GoBack"/>
+      <w:bookmarkEnd w:id="0"/>
     </w:p>
     <w:p>
       <w:pPr>
@@ -7287,8 +7591,6 @@
         </w:rPr>
         <w:t>- Câu hỏi cần hỏi giảng viên: có bắt buộc nộp file db.json root riêng nếu dự án cuối dùng Express/Prisma/PostgreSQL hay không; nếu có, nhóm sẽ export mẫu ở Mục 3.3 thành file riêng.</w:t>
       </w:r>
-      <w:bookmarkStart w:id="0" w:name="_GoBack"/>
-      <w:bookmarkEnd w:id="0"/>
     </w:p>
     <w:sectPr>
       <w:headerReference r:id="rId5" w:type="default"/>
@@ -7474,12 +7776,32 @@
 </w:hdr>
 </file>
 
+<file path=word/numbering.xml><?xml version="1.0" encoding="utf-8"?>
+<w:numbering xmlns:wpc="http://schemas.microsoft.com/office/word/2010/wordprocessingCanvas" xmlns:mc="http://schemas.openxmlformats.org/markup-compatibility/2006" xmlns:o="urn:schemas-microsoft-com:office:office" xmlns:r="http://schemas.openxmlformats.org/officeDocument/2006/relationships" xmlns:m="http://schemas.openxmlformats.org/officeDocument/2006/math" xmlns:v="urn:schemas-microsoft-com:vml" xmlns:wp14="http://schemas.microsoft.com/office/word/2010/wordprocessingDrawing" xmlns:wp="http://schemas.openxmlformats.org/drawingml/2006/wordprocessingDrawing" xmlns:w10="urn:schemas-microsoft-com:office:word" xmlns:w="http://schemas.openxmlformats.org/wordprocessingml/2006/main" xmlns:w14="http://schemas.microsoft.com/office/word/2010/wordml" xmlns:wpg="http://schemas.microsoft.com/office/word/2010/wordprocessingGroup" xmlns:wpi="http://schemas.microsoft.com/office/word/2010/wordprocessingInk" xmlns:wne="http://schemas.microsoft.com/office/word/2006/wordml" xmlns:wps="http://schemas.microsoft.com/office/word/2010/wordprocessingShape" xmlns:wpsCustomData="http://www.wps.cn/officeDocument/2013/wpsCustomData" mc:Ignorable="w14 wp14">
+  <w:abstractNum w:abstractNumId="0">
+    <w:nsid w:val="B3F8D51E"/>
+    <w:multiLevelType w:val="singleLevel"/>
+    <w:tmpl w:val="B3F8D51E"/>
+    <w:lvl w:ilvl="0" w:tentative="0">
+      <w:start w:val="1"/>
+      <w:numFmt w:val="decimal"/>
+      <w:suff w:val="space"/>
+      <w:lvlText w:val="%1."/>
+      <w:lvlJc w:val="left"/>
+    </w:lvl>
+  </w:abstractNum>
+  <w:num w:numId="1">
+    <w:abstractNumId w:val="0"/>
+  </w:num>
+</w:numbering>
+</file>
+
 <file path=word/styles.xml><?xml version="1.0" encoding="utf-8"?>
 <w:styles xmlns:mc="http://schemas.openxmlformats.org/markup-compatibility/2006" xmlns:o="urn:schemas-microsoft-com:office:office" xmlns:r="http://schemas.openxmlformats.org/officeDocument/2006/relationships" xmlns:m="http://schemas.openxmlformats.org/officeDocument/2006/math" xmlns:v="urn:schemas-microsoft-com:vml" xmlns:w="http://schemas.openxmlformats.org/wordprocessingml/2006/main" xmlns:w14="http://schemas.microsoft.com/office/word/2010/wordml" xmlns:w10="urn:schemas-microsoft-com:office:word" xmlns:sl="http://schemas.openxmlformats.org/schemaLibrary/2006/main" xmlns:wpsCustomData="http://www.wps.cn/officeDocument/2013/wpsCustomData" mc:Ignorable="w14">
   <w:docDefaults>
     <w:rPrDefault>
       <w:rPr>
-        <w:rFonts w:ascii="Times New Roman" w:hAnsi="Times New Roman" w:eastAsia="Times New Roman" w:cs="Times New Roman"/>
+        <w:rFonts w:ascii="Times New Roman" w:hAnsi="Times New Roman" w:eastAsia="SimSun" w:cs="Times New Roman"/>
       </w:rPr>
     </w:rPrDefault>
     <w:pPrDefault/>
@@ -7642,10 +7964,10 @@
     <w:lsdException w:unhideWhenUsed="0" w:uiPriority="64" w:semiHidden="0" w:name="Medium Shading 2"/>
     <w:lsdException w:unhideWhenUsed="0" w:uiPriority="65" w:semiHidden="0" w:name="Medium List 1"/>
     <w:lsdException w:unhideWhenUsed="0" w:uiPriority="66" w:semiHidden="0" w:name="Medium List 2"/>
-    <w:lsdException w:qFormat="1" w:unhideWhenUsed="0" w:uiPriority="67" w:semiHidden="0" w:name="Medium Grid 1"/>
+    <w:lsdException w:unhideWhenUsed="0" w:uiPriority="67" w:semiHidden="0" w:name="Medium Grid 1"/>
     <w:lsdException w:unhideWhenUsed="0" w:uiPriority="68" w:semiHidden="0" w:name="Medium Grid 2"/>
     <w:lsdException w:unhideWhenUsed="0" w:uiPriority="69" w:semiHidden="0" w:name="Medium Grid 3"/>
-    <w:lsdException w:unhideWhenUsed="0" w:uiPriority="70" w:semiHidden="0" w:name="Dark List"/>
+    <w:lsdException w:qFormat="1" w:unhideWhenUsed="0" w:uiPriority="70" w:semiHidden="0" w:name="Dark List"/>
     <w:lsdException w:qFormat="1" w:unhideWhenUsed="0" w:uiPriority="71" w:semiHidden="0" w:name="Colorful Shading"/>
     <w:lsdException w:qFormat="1" w:unhideWhenUsed="0" w:uiPriority="72" w:semiHidden="0" w:name="Colorful List"/>
     <w:lsdException w:qFormat="1" w:unhideWhenUsed="0" w:uiPriority="73" w:semiHidden="0" w:name="Colorful Grid"/>
@@ -7674,7 +7996,7 @@
     <w:lsdException w:unhideWhenUsed="0" w:uiPriority="67" w:semiHidden="0" w:name="Medium Grid 1 Accent 2"/>
     <w:lsdException w:unhideWhenUsed="0" w:uiPriority="68" w:semiHidden="0" w:name="Medium Grid 2 Accent 2"/>
     <w:lsdException w:unhideWhenUsed="0" w:uiPriority="69" w:semiHidden="0" w:name="Medium Grid 3 Accent 2"/>
-    <w:lsdException w:unhideWhenUsed="0" w:uiPriority="70" w:semiHidden="0" w:name="Dark List Accent 2"/>
+    <w:lsdException w:qFormat="1" w:unhideWhenUsed="0" w:uiPriority="70" w:semiHidden="0" w:name="Dark List Accent 2"/>
     <w:lsdException w:qFormat="1" w:unhideWhenUsed="0" w:uiPriority="71" w:semiHidden="0" w:name="Colorful Shading Accent 2"/>
     <w:lsdException w:qFormat="1" w:unhideWhenUsed="0" w:uiPriority="72" w:semiHidden="0" w:name="Colorful List Accent 2"/>
     <w:lsdException w:qFormat="1" w:unhideWhenUsed="0" w:uiPriority="73" w:semiHidden="0" w:name="Colorful Grid Accent 2"/>
@@ -7695,7 +8017,7 @@
     <w:lsdException w:unhideWhenUsed="0" w:uiPriority="60" w:semiHidden="0" w:name="Light Shading Accent 4"/>
     <w:lsdException w:unhideWhenUsed="0" w:uiPriority="61" w:semiHidden="0" w:name="Light List Accent 4"/>
     <w:lsdException w:unhideWhenUsed="0" w:uiPriority="62" w:semiHidden="0" w:name="Light Grid Accent 4"/>
-    <w:lsdException w:qFormat="1" w:unhideWhenUsed="0" w:uiPriority="63" w:semiHidden="0" w:name="Medium Shading 1 Accent 4"/>
+    <w:lsdException w:unhideWhenUsed="0" w:uiPriority="63" w:semiHidden="0" w:name="Medium Shading 1 Accent 4"/>
     <w:lsdException w:unhideWhenUsed="0" w:uiPriority="64" w:semiHidden="0" w:name="Medium Shading 2 Accent 4"/>
     <w:lsdException w:unhideWhenUsed="0" w:uiPriority="65" w:semiHidden="0" w:name="Medium List 1 Accent 4"/>
     <w:lsdException w:unhideWhenUsed="0" w:uiPriority="66" w:semiHidden="0" w:name="Medium List 2 Accent 4"/>
@@ -7706,7 +8028,7 @@
     <w:lsdException w:qFormat="1" w:unhideWhenUsed="0" w:uiPriority="71" w:semiHidden="0" w:name="Colorful Shading Accent 4"/>
     <w:lsdException w:qFormat="1" w:unhideWhenUsed="0" w:uiPriority="72" w:semiHidden="0" w:name="Colorful List Accent 4"/>
     <w:lsdException w:qFormat="1" w:unhideWhenUsed="0" w:uiPriority="73" w:semiHidden="0" w:name="Colorful Grid Accent 4"/>
-    <w:lsdException w:qFormat="1" w:unhideWhenUsed="0" w:uiPriority="60" w:semiHidden="0" w:name="Light Shading Accent 5"/>
+    <w:lsdException w:unhideWhenUsed="0" w:uiPriority="60" w:semiHidden="0" w:name="Light Shading Accent 5"/>
     <w:lsdException w:unhideWhenUsed="0" w:uiPriority="61" w:semiHidden="0" w:name="Light List Accent 5"/>
     <w:lsdException w:unhideWhenUsed="0" w:uiPriority="62" w:semiHidden="0" w:name="Light Grid Accent 5"/>
     <w:lsdException w:unhideWhenUsed="0" w:uiPriority="63" w:semiHidden="0" w:name="Medium Shading 1 Accent 5"/>
@@ -7716,7 +8038,7 @@
     <w:lsdException w:unhideWhenUsed="0" w:uiPriority="67" w:semiHidden="0" w:name="Medium Grid 1 Accent 5"/>
     <w:lsdException w:unhideWhenUsed="0" w:uiPriority="68" w:semiHidden="0" w:name="Medium Grid 2 Accent 5"/>
     <w:lsdException w:unhideWhenUsed="0" w:uiPriority="69" w:semiHidden="0" w:name="Medium Grid 3 Accent 5"/>
-    <w:lsdException w:unhideWhenUsed="0" w:uiPriority="70" w:semiHidden="0" w:name="Dark List Accent 5"/>
+    <w:lsdException w:qFormat="1" w:unhideWhenUsed="0" w:uiPriority="70" w:semiHidden="0" w:name="Dark List Accent 5"/>
     <w:lsdException w:qFormat="1" w:unhideWhenUsed="0" w:uiPriority="71" w:semiHidden="0" w:name="Colorful Shading Accent 5"/>
     <w:lsdException w:qFormat="1" w:unhideWhenUsed="0" w:uiPriority="72" w:semiHidden="0" w:name="Colorful List Accent 5"/>
     <w:lsdException w:qFormat="1" w:unhideWhenUsed="0" w:uiPriority="73" w:semiHidden="0" w:name="Colorful Grid Accent 5"/>
@@ -7867,7 +8189,7 @@
   </w:style>
   <w:style w:type="paragraph" w:styleId="11">
     <w:name w:val="endnote text"/>
-    <w:link w:val="18"/>
+    <w:link w:val="20"/>
     <w:semiHidden/>
     <w:unhideWhenUsed/>
     <w:uiPriority w:val="99"/>
@@ -7892,7 +8214,7 @@
   </w:style>
   <w:style w:type="paragraph" w:styleId="13">
     <w:name w:val="footnote text"/>
-    <w:link w:val="17"/>
+    <w:link w:val="19"/>
     <w:semiHidden/>
     <w:unhideWhenUsed/>
     <w:qFormat/>
@@ -7907,6 +8229,48 @@
     </w:rPr>
   </w:style>
   <w:style w:type="character" w:styleId="14">
+    <w:name w:val="HTML Code"/>
+    <w:basedOn w:val="8"/>
+    <w:uiPriority w:val="0"/>
+    <w:rPr>
+      <w:rFonts w:ascii="Courier New" w:hAnsi="Courier New" w:cs="Courier New"/>
+      <w:sz w:val="20"/>
+      <w:szCs w:val="20"/>
+    </w:rPr>
+  </w:style>
+  <w:style w:type="paragraph" w:styleId="15">
+    <w:name w:val="HTML Preformatted"/>
+    <w:uiPriority w:val="0"/>
+    <w:pPr>
+      <w:tabs>
+        <w:tab w:val="left" w:pos="916"/>
+        <w:tab w:val="left" w:pos="1832"/>
+        <w:tab w:val="left" w:pos="2748"/>
+        <w:tab w:val="left" w:pos="3664"/>
+        <w:tab w:val="left" w:pos="4580"/>
+        <w:tab w:val="left" w:pos="5496"/>
+        <w:tab w:val="left" w:pos="6412"/>
+        <w:tab w:val="left" w:pos="7328"/>
+        <w:tab w:val="left" w:pos="8244"/>
+        <w:tab w:val="left" w:pos="9160"/>
+        <w:tab w:val="left" w:pos="10076"/>
+        <w:tab w:val="left" w:pos="10992"/>
+        <w:tab w:val="left" w:pos="11908"/>
+        <w:tab w:val="left" w:pos="12824"/>
+        <w:tab w:val="left" w:pos="13740"/>
+        <w:tab w:val="left" w:pos="14656"/>
+      </w:tabs>
+      <w:jc w:val="left"/>
+    </w:pPr>
+    <w:rPr>
+      <w:rFonts w:hint="eastAsia" w:ascii="SimSun" w:hAnsi="SimSun" w:eastAsia="SimSun" w:cs="SimSun"/>
+      <w:kern w:val="0"/>
+      <w:sz w:val="24"/>
+      <w:szCs w:val="24"/>
+      <w:lang w:val="en-US" w:eastAsia="zh-CN" w:bidi="ar"/>
+    </w:rPr>
+  </w:style>
+  <w:style w:type="character" w:styleId="16">
     <w:name w:val="Hyperlink"/>
     <w:unhideWhenUsed/>
     <w:qFormat/>
@@ -7916,7 +8280,7 @@
       <w:u w:val="single"/>
     </w:rPr>
   </w:style>
-  <w:style w:type="paragraph" w:styleId="15">
+  <w:style w:type="paragraph" w:styleId="17">
     <w:name w:val="Title"/>
     <w:qFormat/>
     <w:uiPriority w:val="0"/>
@@ -7926,7 +8290,7 @@
       <w:szCs w:val="56"/>
     </w:rPr>
   </w:style>
-  <w:style w:type="paragraph" w:styleId="16">
+  <w:style w:type="paragraph" w:styleId="18">
     <w:name w:val="List Paragraph"/>
     <w:qFormat/>
     <w:uiPriority w:val="0"/>
@@ -7936,7 +8300,7 @@
       <w:szCs w:val="26"/>
     </w:rPr>
   </w:style>
-  <w:style w:type="character" w:customStyle="1" w:styleId="17">
+  <w:style w:type="character" w:customStyle="1" w:styleId="19">
     <w:name w:val="Footnote Text Char"/>
     <w:link w:val="13"/>
     <w:semiHidden/>
@@ -7948,7 +8312,7 @@
       <w:szCs w:val="20"/>
     </w:rPr>
   </w:style>
-  <w:style w:type="character" w:customStyle="1" w:styleId="18">
+  <w:style w:type="character" w:customStyle="1" w:styleId="20">
     <w:name w:val="Endnote Text Char"/>
     <w:link w:val="11"/>
     <w:semiHidden/>
